--- a/Diplomayin_Hayk.docx
+++ b/Diplomayin_Hayk.docx
@@ -2946,7 +2946,42 @@
           <w:rFonts w:ascii="Sylfaen" w:hAnsi="Sylfaen"/>
           <w:lang w:val="hy-AM"/>
         </w:rPr>
-        <w:t>ազմազան բիզնես ծառայություններ։</w:t>
+        <w:t>ազմազան բիզնես ծառայություններ</w:t>
+      </w:r>
+      <w:r>
+        <w:rPr>
+          <w:rFonts w:ascii="Sylfaen" w:hAnsi="Sylfaen"/>
+          <w:lang w:val="hy-AM"/>
+        </w:rPr>
+        <w:t xml:space="preserve"> </w:t>
+      </w:r>
+      <w:r>
+        <w:rPr>
+          <w:rFonts w:ascii="Sylfaen" w:hAnsi="Sylfaen"/>
+          <w:lang w:val="hy-AM"/>
+        </w:rPr>
+        <w:t>(</w:t>
+      </w:r>
+      <w:r>
+        <w:rPr>
+          <w:rFonts w:ascii="Sylfaen" w:hAnsi="Sylfaen"/>
+          <w:lang w:val="hy-AM"/>
+        </w:rPr>
+        <w:t>Նկար 5.1</w:t>
+      </w:r>
+      <w:r>
+        <w:rPr>
+          <w:rFonts w:ascii="Sylfaen" w:hAnsi="Sylfaen"/>
+          <w:lang w:val="hy-AM"/>
+        </w:rPr>
+        <w:t>)</w:t>
+      </w:r>
+      <w:r>
+        <w:rPr>
+          <w:rFonts w:ascii="Sylfaen" w:hAnsi="Sylfaen"/>
+          <w:lang w:val="hy-AM"/>
+        </w:rPr>
+        <w:t>։</w:t>
       </w:r>
     </w:p>
     <w:p>
@@ -3010,55 +3045,21 @@
       <w:pPr>
         <w:pStyle w:val="NormalWeb"/>
         <w:spacing w:before="30" w:beforeAutospacing="0" w:after="30" w:afterAutospacing="0"/>
-        <w:ind w:firstLine="426"/>
-        <w:jc w:val="both"/>
-        <w:rPr>
-          <w:rFonts w:ascii="Sylfaen" w:hAnsi="Sylfaen"/>
-          <w:lang w:val="hy-AM"/>
-        </w:rPr>
-      </w:pPr>
-      <w:r>
-        <w:rPr>
-          <w:rFonts w:ascii="Sylfaen" w:hAnsi="Sylfaen"/>
-          <w:lang w:val="hy-AM"/>
-        </w:rPr>
-        <w:t>Ամպային շուկայի առաջատարներից է Microsoft ընկերության կողմից մշակված Microsoft Azure հարթակը։ Azure</w:t>
-      </w:r>
-      <w:r>
-        <w:rPr>
-          <w:rFonts w:ascii="Sylfaen" w:hAnsi="Sylfaen"/>
-          <w:lang w:val="hy-AM"/>
-        </w:rPr>
-        <w:t>-</w:t>
-      </w:r>
-      <w:r>
-        <w:rPr>
-          <w:rFonts w:ascii="Sylfaen" w:hAnsi="Sylfaen"/>
-          <w:lang w:val="hy-AM"/>
-        </w:rPr>
-        <w:t>ը առաջարկում է լայնածավալ ծառայությունների փաթեթ՝ ներառյալ վիրտուալ մեքենաներ, տվյալների բազաների կառավարման համակարգեր, արհեստական բանականության և մեքենայական ուսուցման գործիքներ, DevOps միջավայրեր և կիբերանվտանգության լուծումներ։ Azure</w:t>
-      </w:r>
-      <w:r>
-        <w:rPr>
-          <w:rFonts w:ascii="Sylfaen" w:hAnsi="Sylfaen"/>
-          <w:lang w:val="hy-AM"/>
-        </w:rPr>
-        <w:t>-</w:t>
-      </w:r>
-      <w:r>
-        <w:rPr>
-          <w:rFonts w:ascii="Sylfaen" w:hAnsi="Sylfaen"/>
-          <w:lang w:val="hy-AM"/>
-        </w:rPr>
-        <w:t>ը հատկապես լայն կիրառություն ունի ֆինանսական, պետական և կորպորատիվ ոլորտներում՝ ապահովելով բարձր հասանելիություն, գլոբալ տվյալային կենտրոնների ցանց և համապատասխանություն միջազգային</w:t>
-      </w:r>
-      <w:r>
-        <w:rPr>
-          <w:rFonts w:ascii="Sylfaen" w:hAnsi="Sylfaen"/>
-          <w:lang w:val="hy-AM"/>
-        </w:rPr>
-        <w:t xml:space="preserve"> ստանդարտներին։</w:t>
-      </w:r>
+        <w:jc w:val="center"/>
+        <w:rPr>
+          <w:rFonts w:ascii="Sylfaen" w:hAnsi="Sylfaen"/>
+          <w:lang w:val="hy-AM"/>
+        </w:rPr>
+      </w:pPr>
+      <w:r>
+        <w:rPr>
+          <w:rFonts w:ascii="Sylfaen" w:hAnsi="Sylfaen"/>
+          <w:lang w:val="hy-AM"/>
+        </w:rPr>
+        <w:t>Նկար 5.1</w:t>
+      </w:r>
+      <w:bookmarkStart w:id="0" w:name="_GoBack"/>
+      <w:bookmarkEnd w:id="0"/>
     </w:p>
     <w:p>
       <w:pPr>
@@ -3076,7 +3077,7 @@
           <w:rFonts w:ascii="Sylfaen" w:hAnsi="Sylfaen"/>
           <w:lang w:val="hy-AM"/>
         </w:rPr>
-        <w:t>Ամպային ծառայությունների մեկ այլ խոշոր մատակարար է Amazon ընկերության ամպային ստորաբաժանումը՝ Amazon Web Services։ AWS</w:t>
+        <w:t>Ամպային շուկայի առաջատարներից է Microsoft ընկերության կողմից մշակված Microsoft Azure հարթակը։ Azure</w:t>
       </w:r>
       <w:r>
         <w:rPr>
@@ -3090,7 +3091,7 @@
           <w:rFonts w:ascii="Sylfaen" w:hAnsi="Sylfaen"/>
           <w:lang w:val="hy-AM"/>
         </w:rPr>
-        <w:t>ը համարվում է շուկայի առաջին խոշորամասշտաբ ամպային հարթակներից մեկը և առաջարկում է հարյուրավոր ծառայություններ՝ հաշվողական ռեսուրսներից և պահեստավորումից մինչև տվյալների վերլուծություն, IoT լուծումներ և քվանտային հաշվարկման գործիքներ։ AWS</w:t>
+        <w:t>ը առաջարկում է լայնածավալ ծառայությունների փաթեթ՝ ներառյալ վիրտուալ մեքենաներ, տվյալների բազաների կառավարման համակարգեր, արհեստական բանականության և մեքենայական ուսուցման գործիքներ, DevOps միջավայրեր և կիբերանվտանգության լուծումներ։ Azure</w:t>
       </w:r>
       <w:r>
         <w:rPr>
@@ -3104,14 +3105,14 @@
           <w:rFonts w:ascii="Sylfaen" w:hAnsi="Sylfaen"/>
           <w:lang w:val="hy-AM"/>
         </w:rPr>
-        <w:t>ի հիմնական առավելություններից է ծառայությունների լայն ընտրանին, գլոբալ հասանելիությունը և բարձր ճկունությունը տարբեր բիզնես մոդելների համ</w:t>
-      </w:r>
-      <w:r>
-        <w:rPr>
-          <w:rFonts w:ascii="Sylfaen" w:hAnsi="Sylfaen"/>
-          <w:lang w:val="hy-AM"/>
-        </w:rPr>
-        <w:t>ար։</w:t>
+        <w:t>ը հատկապես լայն կիրառություն ունի ֆինանսական, պետական և կորպորատիվ ոլորտներում՝ ապահովելով բարձր հասանելիություն, գլոբալ տվյալային կենտրոնների ցանց և համապատասխանություն միջազգային</w:t>
+      </w:r>
+      <w:r>
+        <w:rPr>
+          <w:rFonts w:ascii="Sylfaen" w:hAnsi="Sylfaen"/>
+          <w:lang w:val="hy-AM"/>
+        </w:rPr>
+        <w:t xml:space="preserve"> ստանդարտներին։</w:t>
       </w:r>
     </w:p>
     <w:p>
@@ -3130,7 +3131,7 @@
           <w:rFonts w:ascii="Sylfaen" w:hAnsi="Sylfaen"/>
           <w:lang w:val="hy-AM"/>
         </w:rPr>
-        <w:t>Oracle Corporation ընկերությունը ևս հանդես է գալիս որպես ամպային ծառայությունների մատակարար՝ իր Oracle Cloud հարթակի միջոցով։ Oracle</w:t>
+        <w:t>Ամպային ծառայությունների մեկ այլ խոշոր մատակարար է Amazon ընկերության ամպային ստորաբաժանումը՝ Amazon Web Services։ AWS</w:t>
       </w:r>
       <w:r>
         <w:rPr>
@@ -3144,7 +3145,7 @@
           <w:rFonts w:ascii="Sylfaen" w:hAnsi="Sylfaen"/>
           <w:lang w:val="hy-AM"/>
         </w:rPr>
-        <w:t>ը ավանդաբար հայտնի է տվյալների բազաների կառավարման համակարգերով, և դրա ամպային լուծումները հիմնականում կենտրոնացած են ձեռնարկությունների մակարդակի բիզնես համակարգերի, ERP և տվյալների բազաների բարձր արդյունավետության ապահովման վրա։ Oracle Cloud</w:t>
+        <w:t>ը համարվում է շուկայի առաջին խոշորամասշտաբ ամպային հարթակներից մեկը և առաջարկում է հարյուրավոր ծառայություններ՝ հաշվողական ռեսուրսներից և պահեստավորումից մինչև տվյալների վերլուծություն, IoT լուծումներ և քվանտային հաշվարկման գործիքներ։ AWS</w:t>
       </w:r>
       <w:r>
         <w:rPr>
@@ -3158,14 +3159,14 @@
           <w:rFonts w:ascii="Sylfaen" w:hAnsi="Sylfaen"/>
           <w:lang w:val="hy-AM"/>
         </w:rPr>
-        <w:t>ը հաճախ ընտրվում է այն կազմակերպությունների կողմից, որոնք արդեն օգտագործում են Oracle տեխնոլոգիաները և ցանկանում են անցում կատարել</w:t>
-      </w:r>
-      <w:r>
-        <w:rPr>
-          <w:rFonts w:ascii="Sylfaen" w:hAnsi="Sylfaen"/>
-          <w:lang w:val="hy-AM"/>
-        </w:rPr>
-        <w:t xml:space="preserve"> ամպային միջավայրի։</w:t>
+        <w:t>ի հիմնական առավելություններից է ծառայությունների լայն ընտրանին, գլոբալ հասանելիությունը և բարձր ճկունությունը տարբեր բիզնես մոդելների համ</w:t>
+      </w:r>
+      <w:r>
+        <w:rPr>
+          <w:rFonts w:ascii="Sylfaen" w:hAnsi="Sylfaen"/>
+          <w:lang w:val="hy-AM"/>
+        </w:rPr>
+        <w:t>ար։</w:t>
       </w:r>
     </w:p>
     <w:p>
@@ -3184,22 +3185,50 @@
           <w:rFonts w:ascii="Sylfaen" w:hAnsi="Sylfaen"/>
           <w:lang w:val="hy-AM"/>
         </w:rPr>
+        <w:t>Oracle Corporation ընկերությունը ևս հանդես է գալիս որպես ամպային ծառայությունների մատակարար՝ իր Oracle Cloud հարթակի միջոցով։ Oracle</w:t>
+      </w:r>
+      <w:r>
+        <w:rPr>
+          <w:rFonts w:ascii="Sylfaen" w:hAnsi="Sylfaen"/>
+          <w:lang w:val="hy-AM"/>
+        </w:rPr>
+        <w:t>-</w:t>
+      </w:r>
+      <w:r>
+        <w:rPr>
+          <w:rFonts w:ascii="Sylfaen" w:hAnsi="Sylfaen"/>
+          <w:lang w:val="hy-AM"/>
+        </w:rPr>
+        <w:t>ը ավանդաբար հայտնի է տվյալների բազաների կառավարման համակարգերով, և դրա ամպային լուծումները հիմնականում կենտրոնացած են ձեռնարկությունների մակարդակի բիզնես համակարգերի, ERP և տվյալների բազաների բարձր արդյունավետության ապահովման վրա։ Oracle Cloud</w:t>
+      </w:r>
+      <w:r>
+        <w:rPr>
+          <w:rFonts w:ascii="Sylfaen" w:hAnsi="Sylfaen"/>
+          <w:lang w:val="hy-AM"/>
+        </w:rPr>
+        <w:t>-</w:t>
+      </w:r>
+      <w:r>
+        <w:rPr>
+          <w:rFonts w:ascii="Sylfaen" w:hAnsi="Sylfaen"/>
+          <w:lang w:val="hy-AM"/>
+        </w:rPr>
+        <w:t xml:space="preserve">ը հաճախ ընտրվում է այն </w:t>
+      </w:r>
+      <w:r>
+        <w:rPr>
+          <w:rFonts w:ascii="Sylfaen" w:hAnsi="Sylfaen"/>
+          <w:lang w:val="hy-AM"/>
+        </w:rPr>
         <w:lastRenderedPageBreak/>
-        <w:t>Ամպային տեխնոլոգիաների շուկայում կարևոր դեր ունի նաև Google ընկերության Google Cloud Platform հարթակը։ Google Cloud</w:t>
-      </w:r>
-      <w:r>
-        <w:rPr>
-          <w:rFonts w:ascii="Sylfaen" w:hAnsi="Sylfaen"/>
-          <w:lang w:val="hy-AM"/>
-        </w:rPr>
-        <w:t>-</w:t>
-      </w:r>
-      <w:r>
-        <w:rPr>
-          <w:rFonts w:ascii="Sylfaen" w:hAnsi="Sylfaen"/>
-          <w:lang w:val="hy-AM"/>
-        </w:rPr>
-        <w:t>ը առանձնանում է տվյալների վերլուծության, մեծ տվյալների մշակման և արհեստական բանականության ոլորտներում առաջադեմ լուծումներով։ Այն լայնորեն կիրառվում է տեխնոլոգիական ստարտափների, հետազոտական կազմակերպությունների և այն բիզնեսների կողմից, որոնք պահանջում են բարձր արտադրողականություն և տվյալահեն որոշումների ընդունման գործիքներ։</w:t>
+        <w:t>կազմակերպությունների կողմից, որոնք արդեն օգտագործում են Oracle տեխնոլոգիաները և ցանկանում են անցում կատարել</w:t>
+      </w:r>
+      <w:r>
+        <w:rPr>
+          <w:rFonts w:ascii="Sylfaen" w:hAnsi="Sylfaen"/>
+          <w:lang w:val="hy-AM"/>
+        </w:rPr>
+        <w:t xml:space="preserve"> ամպային միջավայրի։</w:t>
       </w:r>
     </w:p>
     <w:p>
@@ -3218,7 +3247,7 @@
           <w:rFonts w:ascii="Sylfaen" w:hAnsi="Sylfaen"/>
           <w:lang w:val="hy-AM"/>
         </w:rPr>
-        <w:t>IBM ընկերությունը ևս հանդիսանում է ամպային ծառայությունների մատակարար՝ իր IBM Cloud հարթակի միջոցով։ IBM Cloud</w:t>
+        <w:t>Ամպային տեխնոլոգիաների շուկայում կարևոր դեր ունի նաև Google ընկերության Google Cloud Platform հարթակը։ Google Cloud</w:t>
       </w:r>
       <w:r>
         <w:rPr>
@@ -3232,14 +3261,7 @@
           <w:rFonts w:ascii="Sylfaen" w:hAnsi="Sylfaen"/>
           <w:lang w:val="hy-AM"/>
         </w:rPr>
-        <w:t>ը կենտրոնանում է հիբրիդային ամպային լուծումների վրա՝ համադրելով տեղային և ամպային ենթակառուցվածքները։ Այն հատկապես կիրառվում է խոշոր կորպորացիաների և ֆինանսական հաստատությունների կողմից, որտեղ կարևոր են անվտանգությունը, տվյալների գաղտնիությունը և կարգավորող պա</w:t>
-      </w:r>
-      <w:r>
-        <w:rPr>
-          <w:rFonts w:ascii="Sylfaen" w:hAnsi="Sylfaen"/>
-          <w:lang w:val="hy-AM"/>
-        </w:rPr>
-        <w:t>հանջներին համապատասխանությունը։</w:t>
+        <w:t>ը առանձնանում է տվյալների վերլուծության, մեծ տվյալների մշակման և արհեստական բանականության ոլորտներում առաջադեմ լուծումներով։ Այն լայնորեն կիրառվում է տեխնոլոգիական ստարտափների, հետազոտական կազմակերպությունների և այն բիզնեսների կողմից, որոնք պահանջում են բարձր արտադրողականություն և տվյալահեն որոշումների ընդունման գործիքներ։</w:t>
       </w:r>
     </w:p>
     <w:p>
@@ -3258,6 +3280,46 @@
           <w:rFonts w:ascii="Sylfaen" w:hAnsi="Sylfaen"/>
           <w:lang w:val="hy-AM"/>
         </w:rPr>
+        <w:t>IBM ընկերությունը ևս հանդիսանում է ամպային ծառայությունների մատակարար՝ իր IBM Cloud հարթակի միջոցով։ IBM Cloud</w:t>
+      </w:r>
+      <w:r>
+        <w:rPr>
+          <w:rFonts w:ascii="Sylfaen" w:hAnsi="Sylfaen"/>
+          <w:lang w:val="hy-AM"/>
+        </w:rPr>
+        <w:t>-</w:t>
+      </w:r>
+      <w:r>
+        <w:rPr>
+          <w:rFonts w:ascii="Sylfaen" w:hAnsi="Sylfaen"/>
+          <w:lang w:val="hy-AM"/>
+        </w:rPr>
+        <w:t>ը կենտրոնանում է հիբրիդային ամպային լուծումների վրա՝ համադրելով տեղային և ամպային ենթակառուցվածքները։ Այն հատկապես կիրառվում է խոշոր կորպորացիաների և ֆինանսական հաստատությունների կողմից, որտեղ կարևոր են անվտանգությունը, տվյալների գաղտնիությունը և կարգավորող պա</w:t>
+      </w:r>
+      <w:r>
+        <w:rPr>
+          <w:rFonts w:ascii="Sylfaen" w:hAnsi="Sylfaen"/>
+          <w:lang w:val="hy-AM"/>
+        </w:rPr>
+        <w:t>հանջներին համապատասխանությունը։</w:t>
+      </w:r>
+    </w:p>
+    <w:p>
+      <w:pPr>
+        <w:pStyle w:val="NormalWeb"/>
+        <w:spacing w:before="30" w:beforeAutospacing="0" w:after="30" w:afterAutospacing="0"/>
+        <w:ind w:firstLine="426"/>
+        <w:jc w:val="both"/>
+        <w:rPr>
+          <w:rFonts w:ascii="Sylfaen" w:hAnsi="Sylfaen"/>
+          <w:lang w:val="hy-AM"/>
+        </w:rPr>
+      </w:pPr>
+      <w:r>
+        <w:rPr>
+          <w:rFonts w:ascii="Sylfaen" w:hAnsi="Sylfaen"/>
+          <w:lang w:val="hy-AM"/>
+        </w:rPr>
         <w:t>Այս մատակարարները ձևավորում են գլոբալ ամպային էկոհամակարգ, որտեղ կազմակերպությունները կարող են ընտրել իրենց պահանջներին առավել համապատասխան ենթակառուցվածքային, հարթակային կամ ծրագրային ծառայությունները։ Ամպային տեխնոլոգիաների մատակարարների միջև մրցակցությունը նպաստում է նորարարության զարգացմանը, ծառայությունների որակի բարձրացմանը և ծախսերի օպտիմալացմանը՝ ապահովելով թվային տրանսֆորմացիայի շարունակական առաջընթաց։</w:t>
       </w:r>
     </w:p>
@@ -3312,7 +3374,7 @@
           <w:rFonts w:ascii="Sylfaen" w:hAnsi="Sylfaen"/>
           <w:b/>
           <w:sz w:val="32"/>
-          <w:lang w:val="en-US"/>
+          <w:lang w:val="hy-AM"/>
         </w:rPr>
         <w:t xml:space="preserve"> </w:t>
       </w:r>
@@ -3330,7 +3392,7 @@
           <w:rFonts w:ascii="Sylfaen" w:hAnsi="Sylfaen"/>
           <w:b/>
           <w:sz w:val="32"/>
-          <w:lang w:val="en-US"/>
+          <w:lang w:val="hy-AM"/>
         </w:rPr>
         <w:t xml:space="preserve">մպային </w:t>
       </w:r>
@@ -3348,7 +3410,7 @@
           <w:rFonts w:ascii="Sylfaen" w:hAnsi="Sylfaen"/>
           <w:b/>
           <w:sz w:val="32"/>
-          <w:lang w:val="en-US"/>
+          <w:lang w:val="hy-AM"/>
         </w:rPr>
         <w:t>արթակ</w:t>
       </w:r>
@@ -3854,21 +3916,42 @@
           <w:rFonts w:ascii="Sylfaen" w:hAnsi="Sylfaen"/>
           <w:lang w:val="hy-AM"/>
         </w:rPr>
-        <w:t xml:space="preserve"> է, որի նպատակը տարբեր աղբյուրներից ստացված տվյալները մաքրելն, </w:t>
-      </w:r>
-      <w:r>
-        <w:rPr>
-          <w:rFonts w:ascii="Sylfaen" w:hAnsi="Sylfaen"/>
-          <w:lang w:val="hy-AM"/>
-        </w:rPr>
-        <w:t>փոխակերպելն ու պահպանելն</w:t>
-      </w:r>
-      <w:r>
-        <w:rPr>
-          <w:rFonts w:ascii="Sylfaen" w:hAnsi="Sylfaen"/>
-          <w:lang w:val="hy-AM"/>
-        </w:rPr>
-        <w:t xml:space="preserve"> է </w:t>
+        <w:t xml:space="preserve"> է, որի նպատակը տարբեր աղբյուրներից ստացված տվյալները</w:t>
+      </w:r>
+      <w:r>
+        <w:rPr>
+          <w:rFonts w:ascii="Sylfaen" w:hAnsi="Sylfaen"/>
+          <w:lang w:val="hy-AM"/>
+        </w:rPr>
+        <w:t xml:space="preserve"> կորզելը, մաքրելը</w:t>
+      </w:r>
+      <w:r>
+        <w:rPr>
+          <w:rFonts w:ascii="Sylfaen" w:hAnsi="Sylfaen"/>
+          <w:lang w:val="hy-AM"/>
+        </w:rPr>
+        <w:t xml:space="preserve">, </w:t>
+      </w:r>
+      <w:r>
+        <w:rPr>
+          <w:rFonts w:ascii="Sylfaen" w:hAnsi="Sylfaen"/>
+          <w:lang w:val="hy-AM"/>
+        </w:rPr>
+        <w:t>փոխակերպելն ու պահպանել</w:t>
+      </w:r>
+      <w:r>
+        <w:rPr>
+          <w:rFonts w:ascii="Sylfaen" w:hAnsi="Sylfaen"/>
+          <w:lang w:val="hy-AM"/>
+        </w:rPr>
+        <w:t>ը</w:t>
+      </w:r>
+      <w:r>
+        <w:rPr>
+          <w:rFonts w:ascii="Sylfaen" w:hAnsi="Sylfaen"/>
+          <w:lang w:val="hy-AM"/>
+        </w:rPr>
+        <w:t xml:space="preserve"> </w:t>
       </w:r>
       <w:r>
         <w:rPr>
@@ -3964,14 +4047,49 @@
           <w:rFonts w:ascii="Sylfaen" w:hAnsi="Sylfaen"/>
           <w:lang w:val="hy-AM"/>
         </w:rPr>
-        <w:t xml:space="preserve">՝ Extract, որի ընթացքում տվյալները վերցվում են տարբեր աղբյուրներից, օրինակ՝ տվյալների բազաներից, ինչպիսիք են SQL </w:t>
-      </w:r>
-      <w:r>
-        <w:rPr>
-          <w:rFonts w:ascii="Sylfaen" w:hAnsi="Sylfaen"/>
-          <w:lang w:val="hy-AM"/>
-        </w:rPr>
-        <w:t>database</w:t>
+        <w:t>՝ Extract</w:t>
+      </w:r>
+      <w:r>
+        <w:rPr>
+          <w:rFonts w:ascii="Sylfaen" w:hAnsi="Sylfaen"/>
+          <w:lang w:val="hy-AM"/>
+        </w:rPr>
+        <w:t xml:space="preserve"> </w:t>
+      </w:r>
+      <w:r>
+        <w:rPr>
+          <w:rFonts w:ascii="Sylfaen" w:hAnsi="Sylfaen"/>
+          <w:lang w:val="hy-AM"/>
+        </w:rPr>
+        <w:t>(</w:t>
+      </w:r>
+      <w:r>
+        <w:rPr>
+          <w:rFonts w:ascii="Sylfaen" w:hAnsi="Sylfaen"/>
+          <w:lang w:val="hy-AM"/>
+        </w:rPr>
+        <w:t>կորզում</w:t>
+      </w:r>
+      <w:r>
+        <w:rPr>
+          <w:rFonts w:ascii="Sylfaen" w:hAnsi="Sylfaen"/>
+          <w:lang w:val="hy-AM"/>
+        </w:rPr>
+        <w:t>)</w:t>
+      </w:r>
+      <w:r>
+        <w:rPr>
+          <w:rFonts w:ascii="Sylfaen" w:hAnsi="Sylfaen"/>
+          <w:lang w:val="hy-AM"/>
+        </w:rPr>
+        <w:t xml:space="preserve">, որի ընթացքում տվյալները վերցվում են տարբեր աղբյուրներից, օրինակ՝ տվյալների բազաներից, ինչպիսիք են SQL </w:t>
+      </w:r>
+      <w:r>
+        <w:rPr>
+          <w:rFonts w:ascii="Sylfaen" w:hAnsi="Sylfaen"/>
+          <w:lang w:val="hy-AM"/>
+        </w:rPr>
+        <w:t>տվյալների բազան</w:t>
       </w:r>
       <w:r>
         <w:rPr>
@@ -4074,21 +4192,35 @@
           <w:rFonts w:ascii="Sylfaen" w:hAnsi="Sylfaen"/>
           <w:lang w:val="hy-AM"/>
         </w:rPr>
+        <w:t>T</w:t>
+      </w:r>
+      <w:r>
+        <w:rPr>
+          <w:rFonts w:ascii="Sylfaen" w:hAnsi="Sylfaen"/>
+          <w:lang w:val="hy-AM"/>
+        </w:rPr>
+        <w:t>ransform</w:t>
+      </w:r>
+      <w:r>
+        <w:rPr>
+          <w:rFonts w:ascii="Sylfaen" w:hAnsi="Sylfaen"/>
+          <w:lang w:val="hy-AM"/>
+        </w:rPr>
+        <w:t xml:space="preserve"> </w:t>
+      </w:r>
+      <w:r>
+        <w:rPr>
+          <w:rFonts w:ascii="Sylfaen" w:hAnsi="Sylfaen"/>
+          <w:lang w:val="hy-AM"/>
+        </w:rPr>
+        <w:t>(</w:t>
+      </w:r>
+      <w:r>
+        <w:rPr>
+          <w:rFonts w:ascii="Sylfaen" w:hAnsi="Sylfaen"/>
+          <w:lang w:val="hy-AM"/>
+        </w:rPr>
         <w:t>ձևափոխում</w:t>
-      </w:r>
-      <w:r>
-        <w:rPr>
-          <w:rFonts w:ascii="Sylfaen" w:hAnsi="Sylfaen"/>
-          <w:lang w:val="hy-AM"/>
-        </w:rPr>
-        <w:t xml:space="preserve"> (t</w:t>
-      </w:r>
-      <w:r>
-        <w:rPr>
-          <w:rFonts w:ascii="Sylfaen" w:hAnsi="Sylfaen"/>
-          <w:lang w:val="hy-AM"/>
-        </w:rPr>
-        <w:t>ransform</w:t>
       </w:r>
       <w:r>
         <w:rPr>
@@ -4170,7 +4302,35 @@
           <w:rFonts w:ascii="Sylfaen" w:hAnsi="Sylfaen"/>
           <w:lang w:val="hy-AM"/>
         </w:rPr>
-        <w:t xml:space="preserve"> փուլը՝ Load, որը ապահովում է </w:t>
+        <w:t xml:space="preserve"> փուլը՝ Load</w:t>
+      </w:r>
+      <w:r>
+        <w:rPr>
+          <w:rFonts w:ascii="Sylfaen" w:hAnsi="Sylfaen"/>
+          <w:lang w:val="hy-AM"/>
+        </w:rPr>
+        <w:t xml:space="preserve"> (</w:t>
+      </w:r>
+      <w:r>
+        <w:rPr>
+          <w:rFonts w:ascii="Sylfaen" w:hAnsi="Sylfaen"/>
+          <w:lang w:val="hy-AM"/>
+        </w:rPr>
+        <w:t>բեռնում</w:t>
+      </w:r>
+      <w:r>
+        <w:rPr>
+          <w:rFonts w:ascii="Sylfaen" w:hAnsi="Sylfaen"/>
+          <w:lang w:val="hy-AM"/>
+        </w:rPr>
+        <w:t>)</w:t>
+      </w:r>
+      <w:r>
+        <w:rPr>
+          <w:rFonts w:ascii="Sylfaen" w:hAnsi="Sylfaen"/>
+          <w:lang w:val="hy-AM"/>
+        </w:rPr>
+        <w:t xml:space="preserve">, որը ապահովում է </w:t>
       </w:r>
       <w:r>
         <w:rPr>
@@ -4558,7 +4718,21 @@
           <w:rFonts w:ascii="Sylfaen" w:hAnsi="Sylfaen"/>
           <w:lang w:val="hy-AM"/>
         </w:rPr>
-        <w:t>Աղյուսակ 1</w:t>
+        <w:t xml:space="preserve">Աղյուսակ </w:t>
+      </w:r>
+      <w:r>
+        <w:rPr>
+          <w:rFonts w:ascii="Sylfaen" w:hAnsi="Sylfaen"/>
+          <w:lang w:val="hy-AM"/>
+        </w:rPr>
+        <w:t>2.</w:t>
+      </w:r>
+      <w:r>
+        <w:rPr>
+          <w:rFonts w:ascii="Sylfaen" w:hAnsi="Sylfaen"/>
+          <w:lang w:val="hy-AM"/>
+        </w:rPr>
+        <w:t>1</w:t>
       </w:r>
       <w:r>
         <w:rPr>
@@ -4597,26 +4771,6 @@
           <w:lang w:val="hy-AM"/>
         </w:rPr>
         <w:br w:type="page"/>
-      </w:r>
-    </w:p>
-    <w:p>
-      <w:pPr>
-        <w:pStyle w:val="NormalWeb"/>
-        <w:spacing w:before="30" w:beforeAutospacing="0" w:after="30" w:afterAutospacing="0" w:line="36" w:lineRule="atLeast"/>
-        <w:ind w:left="7504" w:firstLine="284"/>
-        <w:jc w:val="both"/>
-        <w:rPr>
-          <w:rFonts w:ascii="Sylfaen" w:hAnsi="Sylfaen"/>
-          <w:lang w:val="hy-AM"/>
-        </w:rPr>
-      </w:pPr>
-      <w:r>
-        <w:rPr>
-          <w:rFonts w:ascii="Sylfaen" w:hAnsi="Sylfaen"/>
-          <w:lang w:val="hy-AM"/>
-        </w:rPr>
-        <w:lastRenderedPageBreak/>
-        <w:t>Աղյուսակ 1</w:t>
       </w:r>
     </w:p>
     <w:tbl>
@@ -4626,20 +4780,20 @@
         <w:tblLook w:val="04A0" w:firstRow="1" w:lastRow="0" w:firstColumn="1" w:lastColumn="0" w:noHBand="0" w:noVBand="1"/>
       </w:tblPr>
       <w:tblGrid>
-        <w:gridCol w:w="3286"/>
-        <w:gridCol w:w="2896"/>
-        <w:gridCol w:w="3446"/>
+        <w:gridCol w:w="3114"/>
+        <w:gridCol w:w="3804"/>
+        <w:gridCol w:w="2710"/>
       </w:tblGrid>
       <w:tr>
         <w:tc>
           <w:tcPr>
-            <w:tcW w:w="0" w:type="auto"/>
+            <w:tcW w:w="3114" w:type="dxa"/>
             <w:vAlign w:val="center"/>
           </w:tcPr>
           <w:p>
             <w:pPr>
               <w:spacing w:before="30" w:after="30" w:line="36" w:lineRule="atLeast"/>
-              <w:ind w:left="425"/>
+              <w:ind w:left="172"/>
               <w:jc w:val="both"/>
               <w:rPr>
                 <w:rFonts w:ascii="Sylfaen" w:eastAsia="Times New Roman" w:hAnsi="Sylfaen" w:cs="Segoe UI"/>
@@ -4659,6 +4813,7 @@
                 <w:szCs w:val="24"/>
                 <w:lang w:eastAsia="ru-RU"/>
               </w:rPr>
+              <w:lastRenderedPageBreak/>
               <w:t>Բնութագիր</w:t>
             </w:r>
           </w:p>
@@ -4671,7 +4826,7 @@
           <w:p>
             <w:pPr>
               <w:spacing w:before="30" w:after="30" w:line="36" w:lineRule="atLeast"/>
-              <w:ind w:left="425"/>
+              <w:ind w:left="205" w:hanging="13"/>
               <w:jc w:val="both"/>
               <w:rPr>
                 <w:rFonts w:ascii="Sylfaen" w:eastAsia="Times New Roman" w:hAnsi="Sylfaen" w:cs="Segoe UI"/>
@@ -4703,7 +4858,7 @@
           <w:p>
             <w:pPr>
               <w:spacing w:before="30" w:after="30" w:line="36" w:lineRule="atLeast"/>
-              <w:ind w:left="425"/>
+              <w:ind w:left="92" w:firstLine="13"/>
               <w:jc w:val="both"/>
               <w:rPr>
                 <w:rFonts w:ascii="Sylfaen" w:eastAsia="Times New Roman" w:hAnsi="Sylfaen" w:cs="Segoe UI"/>
@@ -4731,12 +4886,12 @@
       <w:tr>
         <w:tc>
           <w:tcPr>
-            <w:tcW w:w="0" w:type="auto"/>
+            <w:tcW w:w="3114" w:type="dxa"/>
           </w:tcPr>
           <w:p>
             <w:pPr>
               <w:spacing w:before="30" w:after="30" w:line="36" w:lineRule="atLeast"/>
-              <w:ind w:left="425"/>
+              <w:ind w:left="172"/>
               <w:jc w:val="both"/>
               <w:rPr>
                 <w:rFonts w:ascii="Sylfaen" w:hAnsi="Sylfaen"/>
@@ -4764,7 +4919,7 @@
           <w:p>
             <w:pPr>
               <w:spacing w:before="30" w:after="30" w:line="36" w:lineRule="atLeast"/>
-              <w:ind w:left="425"/>
+              <w:ind w:left="205" w:hanging="13"/>
               <w:jc w:val="both"/>
               <w:rPr>
                 <w:rFonts w:ascii="Sylfaen" w:hAnsi="Sylfaen"/>
@@ -4785,7 +4940,7 @@
           <w:p>
             <w:pPr>
               <w:spacing w:before="30" w:after="30" w:line="36" w:lineRule="atLeast"/>
-              <w:ind w:left="425"/>
+              <w:ind w:left="92" w:firstLine="13"/>
               <w:jc w:val="both"/>
               <w:rPr>
                 <w:rFonts w:ascii="Sylfaen" w:hAnsi="Sylfaen"/>
@@ -4803,12 +4958,12 @@
       <w:tr>
         <w:tc>
           <w:tcPr>
-            <w:tcW w:w="0" w:type="auto"/>
+            <w:tcW w:w="3114" w:type="dxa"/>
           </w:tcPr>
           <w:p>
             <w:pPr>
               <w:spacing w:before="30" w:after="30" w:line="36" w:lineRule="atLeast"/>
-              <w:ind w:left="425"/>
+              <w:ind w:left="172"/>
               <w:jc w:val="both"/>
               <w:rPr>
                 <w:rFonts w:ascii="Sylfaen" w:hAnsi="Sylfaen"/>
@@ -4829,7 +4984,7 @@
           <w:p>
             <w:pPr>
               <w:spacing w:before="30" w:after="30" w:line="36" w:lineRule="atLeast"/>
-              <w:ind w:left="425"/>
+              <w:ind w:left="205" w:hanging="13"/>
               <w:rPr>
                 <w:rFonts w:ascii="Sylfaen" w:hAnsi="Sylfaen"/>
               </w:rPr>
@@ -4849,7 +5004,7 @@
           <w:p>
             <w:pPr>
               <w:spacing w:before="30" w:after="30" w:line="36" w:lineRule="atLeast"/>
-              <w:ind w:left="425"/>
+              <w:ind w:left="92" w:firstLine="13"/>
               <w:jc w:val="both"/>
               <w:rPr>
                 <w:rFonts w:ascii="Sylfaen" w:hAnsi="Sylfaen"/>
@@ -4867,12 +5022,12 @@
       <w:tr>
         <w:tc>
           <w:tcPr>
-            <w:tcW w:w="0" w:type="auto"/>
+            <w:tcW w:w="3114" w:type="dxa"/>
           </w:tcPr>
           <w:p>
             <w:pPr>
               <w:spacing w:before="30" w:after="30" w:line="36" w:lineRule="atLeast"/>
-              <w:ind w:left="425"/>
+              <w:ind w:left="172"/>
               <w:jc w:val="both"/>
               <w:rPr>
                 <w:rFonts w:ascii="Sylfaen" w:hAnsi="Sylfaen"/>
@@ -4893,7 +5048,7 @@
           <w:p>
             <w:pPr>
               <w:spacing w:before="30" w:after="30" w:line="36" w:lineRule="atLeast"/>
-              <w:ind w:left="425"/>
+              <w:ind w:left="205" w:hanging="13"/>
               <w:jc w:val="both"/>
               <w:rPr>
                 <w:rFonts w:ascii="Sylfaen" w:hAnsi="Sylfaen"/>
@@ -4914,7 +5069,7 @@
           <w:p>
             <w:pPr>
               <w:spacing w:before="30" w:after="30" w:line="36" w:lineRule="atLeast"/>
-              <w:ind w:left="425"/>
+              <w:ind w:left="92" w:firstLine="13"/>
               <w:jc w:val="both"/>
               <w:rPr>
                 <w:rFonts w:ascii="Sylfaen" w:hAnsi="Sylfaen"/>
@@ -5002,12 +5157,12 @@
       <w:tr>
         <w:tc>
           <w:tcPr>
-            <w:tcW w:w="0" w:type="auto"/>
+            <w:tcW w:w="3114" w:type="dxa"/>
           </w:tcPr>
           <w:p>
             <w:pPr>
               <w:spacing w:before="30" w:after="30" w:line="36" w:lineRule="atLeast"/>
-              <w:ind w:left="425"/>
+              <w:ind w:left="172"/>
               <w:jc w:val="both"/>
               <w:rPr>
                 <w:rFonts w:ascii="Sylfaen" w:hAnsi="Sylfaen"/>
@@ -5035,7 +5190,7 @@
           <w:p>
             <w:pPr>
               <w:spacing w:before="30" w:after="30" w:line="36" w:lineRule="atLeast"/>
-              <w:ind w:left="425"/>
+              <w:ind w:left="205" w:hanging="13"/>
               <w:jc w:val="both"/>
               <w:rPr>
                 <w:rFonts w:ascii="Sylfaen" w:hAnsi="Sylfaen"/>
@@ -5046,13 +5201,21 @@
                 <w:rFonts w:ascii="Sylfaen" w:hAnsi="Sylfaen"/>
                 <w:lang w:val="hy-AM"/>
               </w:rPr>
-              <w:t>Պահպանվում</w:t>
+              <w:t>Միայն ձևափոխված տվյալներ</w:t>
             </w:r>
             <w:r>
               <w:rPr>
                 <w:rFonts w:ascii="Sylfaen" w:hAnsi="Sylfaen"/>
+                <w:lang w:val="hy-AM"/>
               </w:rPr>
-              <w:t xml:space="preserve"> են միայն վերափոխված տվյալները</w:t>
+              <w:t>ն են</w:t>
+            </w:r>
+            <w:r>
+              <w:rPr>
+                <w:rFonts w:ascii="Sylfaen" w:hAnsi="Sylfaen"/>
+                <w:lang w:val="hy-AM"/>
+              </w:rPr>
+              <w:t xml:space="preserve"> պահվում (հում տվյալները ջնջվում են ձևափոխությունից հետո):</w:t>
             </w:r>
           </w:p>
         </w:tc>
@@ -5063,7 +5226,7 @@
           <w:p>
             <w:pPr>
               <w:spacing w:before="30" w:after="30" w:line="36" w:lineRule="atLeast"/>
-              <w:ind w:left="425"/>
+              <w:ind w:left="92" w:firstLine="13"/>
               <w:jc w:val="both"/>
               <w:rPr>
                 <w:rFonts w:ascii="Sylfaen" w:hAnsi="Sylfaen"/>
@@ -5075,93 +5238,23 @@
                 <w:rFonts w:ascii="Sylfaen" w:hAnsi="Sylfaen"/>
                 <w:lang w:val="hy-AM"/>
               </w:rPr>
-              <w:t>Պահպանվում</w:t>
-            </w:r>
-            <w:r>
-              <w:rPr>
-                <w:rFonts w:ascii="Sylfaen" w:hAnsi="Sylfaen"/>
-              </w:rPr>
-              <w:t xml:space="preserve"> են</w:t>
-            </w:r>
-            <w:r>
-              <w:rPr>
-                <w:rFonts w:ascii="Sylfaen" w:hAnsi="Sylfaen"/>
-                <w:lang w:val="hy-AM"/>
-              </w:rPr>
-              <w:t xml:space="preserve"> ինչպես</w:t>
-            </w:r>
-            <w:r>
-              <w:rPr>
-                <w:rFonts w:ascii="Sylfaen" w:hAnsi="Sylfaen"/>
-              </w:rPr>
-              <w:t xml:space="preserve"> </w:t>
-            </w:r>
-            <w:r>
-              <w:rPr>
-                <w:rFonts w:ascii="Sylfaen" w:hAnsi="Sylfaen"/>
-              </w:rPr>
-              <w:t>վերափոխվ</w:t>
-            </w:r>
-            <w:r>
-              <w:rPr>
-                <w:rFonts w:ascii="Sylfaen" w:hAnsi="Sylfaen"/>
-                <w:lang w:val="hy-AM"/>
-              </w:rPr>
-              <w:t>ած</w:t>
-            </w:r>
-            <w:r>
-              <w:rPr>
-                <w:rFonts w:ascii="Sylfaen" w:hAnsi="Sylfaen"/>
-                <w:lang w:val="hy-AM"/>
-              </w:rPr>
-              <w:t xml:space="preserve"> </w:t>
-            </w:r>
-            <w:r>
-              <w:rPr>
-                <w:rFonts w:ascii="Sylfaen" w:hAnsi="Sylfaen"/>
-              </w:rPr>
-              <w:t>տվյալները</w:t>
-            </w:r>
-            <w:r>
-              <w:rPr>
-                <w:rFonts w:ascii="Sylfaen" w:hAnsi="Sylfaen"/>
-                <w:lang w:val="hy-AM"/>
-              </w:rPr>
-              <w:t>, այնպես էլ</w:t>
-            </w:r>
-            <w:r>
-              <w:rPr>
-                <w:rFonts w:ascii="Sylfaen" w:hAnsi="Sylfaen"/>
-                <w:lang w:val="hy-AM"/>
-              </w:rPr>
-              <w:t xml:space="preserve"> </w:t>
-            </w:r>
-            <w:r>
-              <w:rPr>
-                <w:rFonts w:ascii="Sylfaen" w:hAnsi="Sylfaen"/>
-                <w:lang w:val="hy-AM"/>
-              </w:rPr>
-              <w:t xml:space="preserve">հում </w:t>
-            </w:r>
-            <w:r>
-              <w:rPr>
-                <w:rFonts w:ascii="Sylfaen" w:hAnsi="Sylfaen"/>
-                <w:lang w:val="hy-AM"/>
-              </w:rPr>
-              <w:t>տվյալները</w:t>
+              <w:t>Պահպանվում են ինչպես հում, այնպես էլ ձևափոխված տվյալները</w:t>
             </w:r>
           </w:p>
         </w:tc>
       </w:tr>
       <w:tr>
+        <w:trPr>
+          <w:trHeight w:val="64"/>
+        </w:trPr>
         <w:tc>
           <w:tcPr>
-            <w:tcW w:w="0" w:type="auto"/>
+            <w:tcW w:w="3114" w:type="dxa"/>
           </w:tcPr>
           <w:p>
             <w:pPr>
               <w:spacing w:before="30" w:after="30" w:line="36" w:lineRule="atLeast"/>
-              <w:ind w:left="425"/>
+              <w:ind w:left="172"/>
               <w:jc w:val="both"/>
               <w:rPr>
                 <w:rFonts w:ascii="Sylfaen" w:hAnsi="Sylfaen"/>
@@ -5182,7 +5275,7 @@
           <w:p>
             <w:pPr>
               <w:spacing w:before="30" w:after="30" w:line="36" w:lineRule="atLeast"/>
-              <w:ind w:left="425"/>
+              <w:ind w:left="205" w:hanging="13"/>
               <w:jc w:val="both"/>
               <w:rPr>
                 <w:rFonts w:ascii="Sylfaen" w:hAnsi="Sylfaen"/>
@@ -5203,7 +5296,7 @@
           <w:p>
             <w:pPr>
               <w:spacing w:before="30" w:after="30" w:line="36" w:lineRule="atLeast"/>
-              <w:ind w:left="425"/>
+              <w:ind w:left="92" w:firstLine="13"/>
               <w:jc w:val="both"/>
               <w:rPr>
                 <w:rFonts w:ascii="Sylfaen" w:hAnsi="Sylfaen"/>
@@ -5229,14 +5322,7 @@
                 <w:rFonts w:ascii="Sylfaen" w:hAnsi="Sylfaen"/>
                 <w:lang w:val="en-US"/>
               </w:rPr>
-              <w:t xml:space="preserve"> </w:t>
-            </w:r>
-            <w:r>
-              <w:rPr>
-                <w:rFonts w:ascii="Sylfaen" w:hAnsi="Sylfaen"/>
-                <w:lang w:val="en-US"/>
-              </w:rPr>
-              <w:t>Databricks</w:t>
+              <w:t xml:space="preserve"> Databricks</w:t>
             </w:r>
             <w:r>
               <w:rPr>
@@ -5259,7 +5345,7 @@
     <w:p>
       <w:pPr>
         <w:spacing w:before="30" w:after="30"/>
-        <w:ind w:left="425"/>
+        <w:jc w:val="center"/>
         <w:rPr>
           <w:rFonts w:ascii="Sylfaen" w:eastAsia="Times New Roman" w:hAnsi="Sylfaen" w:cs="Times New Roman"/>
           <w:sz w:val="24"/>
@@ -5267,6 +5353,13 @@
           <w:lang w:val="en-US" w:eastAsia="ru-RU"/>
         </w:rPr>
       </w:pPr>
+      <w:r>
+        <w:rPr>
+          <w:rFonts w:ascii="Sylfaen" w:hAnsi="Sylfaen"/>
+          <w:lang w:val="hy-AM"/>
+        </w:rPr>
+        <w:t>Աղյուսակ 1</w:t>
+      </w:r>
       <w:r>
         <w:rPr>
           <w:rFonts w:ascii="Sylfaen" w:eastAsia="Times New Roman" w:hAnsi="Sylfaen" w:cs="Times New Roman"/>
@@ -7163,7 +7256,7 @@
           <w:rFonts w:ascii="Sylfaen" w:hAnsi="Sylfaen"/>
           <w:b/>
           <w:sz w:val="32"/>
-          <w:lang w:val="en-US"/>
+          <w:lang w:val="hy-AM"/>
         </w:rPr>
       </w:pPr>
       <w:r>
@@ -7199,7 +7292,7 @@
           <w:rFonts w:ascii="Sylfaen" w:hAnsi="Sylfaen"/>
           <w:b/>
           <w:sz w:val="32"/>
-          <w:lang w:val="en-US"/>
+          <w:lang w:val="hy-AM"/>
         </w:rPr>
         <w:t xml:space="preserve"> </w:t>
       </w:r>
@@ -7217,7 +7310,7 @@
           <w:rFonts w:ascii="Sylfaen" w:hAnsi="Sylfaen"/>
           <w:b/>
           <w:sz w:val="32"/>
-          <w:lang w:val="en-US"/>
+          <w:lang w:val="hy-AM"/>
         </w:rPr>
         <w:t xml:space="preserve">երլուծական </w:t>
       </w:r>
@@ -7235,7 +7328,7 @@
           <w:rFonts w:ascii="Sylfaen" w:hAnsi="Sylfaen"/>
           <w:b/>
           <w:sz w:val="32"/>
-          <w:lang w:val="en-US"/>
+          <w:lang w:val="hy-AM"/>
         </w:rPr>
         <w:t>ամակարգ</w:t>
       </w:r>
@@ -7330,7 +7423,25 @@
           <w:szCs w:val="24"/>
           <w:lang w:val="hy-AM" w:eastAsia="ru-RU"/>
         </w:rPr>
-        <w:t xml:space="preserve">ճարտարագիտության </w:t>
+        <w:t>ճարտարա</w:t>
+      </w:r>
+      <w:r>
+        <w:rPr>
+          <w:rFonts w:ascii="Sylfaen" w:eastAsia="Times New Roman" w:hAnsi="Sylfaen" w:cs="Times New Roman"/>
+          <w:sz w:val="24"/>
+          <w:szCs w:val="24"/>
+          <w:lang w:val="hy-AM" w:eastAsia="ru-RU"/>
+        </w:rPr>
+        <w:t>պե</w:t>
+      </w:r>
+      <w:r>
+        <w:rPr>
+          <w:rFonts w:ascii="Sylfaen" w:eastAsia="Times New Roman" w:hAnsi="Sylfaen" w:cs="Times New Roman"/>
+          <w:sz w:val="24"/>
+          <w:szCs w:val="24"/>
+          <w:lang w:val="hy-AM" w:eastAsia="ru-RU"/>
+        </w:rPr>
+        <w:t xml:space="preserve">տության </w:t>
       </w:r>
       <w:r>
         <w:rPr>
@@ -7818,7 +7929,7 @@
           <w:sz w:val="32"/>
           <w:lang w:val="hy-AM"/>
         </w:rPr>
-        <w:t xml:space="preserve"> </w:t>
+        <w:t xml:space="preserve"> Վ</w:t>
       </w:r>
       <w:r>
         <w:rPr>
@@ -7827,16 +7938,16 @@
           <w:sz w:val="32"/>
           <w:lang w:val="hy-AM"/>
         </w:rPr>
-        <w:t>Վ</w:t>
+        <w:t xml:space="preserve">երլուծական </w:t>
       </w:r>
       <w:r>
         <w:rPr>
           <w:rFonts w:ascii="Sylfaen" w:hAnsi="Sylfaen"/>
           <w:b/>
           <w:sz w:val="32"/>
-          <w:lang w:val="en-US"/>
-        </w:rPr>
-        <w:t xml:space="preserve">երլուծական </w:t>
+          <w:lang w:val="hy-AM"/>
+        </w:rPr>
+        <w:t>Հ</w:t>
       </w:r>
       <w:r>
         <w:rPr>
@@ -7844,15 +7955,6 @@
           <w:b/>
           <w:sz w:val="32"/>
           <w:lang w:val="hy-AM"/>
-        </w:rPr>
-        <w:t>Հ</w:t>
-      </w:r>
-      <w:r>
-        <w:rPr>
-          <w:rFonts w:ascii="Sylfaen" w:hAnsi="Sylfaen"/>
-          <w:b/>
-          <w:sz w:val="32"/>
-          <w:lang w:val="en-US"/>
         </w:rPr>
         <w:t>ամակարգ</w:t>
       </w:r>
@@ -9884,45 +9986,6 @@
       <w:r>
         <w:rPr>
           <w:rFonts w:ascii="Sylfaen" w:hAnsi="Sylfaen"/>
-          <w:sz w:val="24"/>
-          <w:szCs w:val="24"/>
-          <w:lang w:val="hy-AM"/>
-        </w:rPr>
-        <w:t xml:space="preserve">Գծագիր </w:t>
-      </w:r>
-      <w:r>
-        <w:rPr>
-          <w:rFonts w:ascii="Sylfaen" w:hAnsi="Sylfaen"/>
-          <w:sz w:val="24"/>
-          <w:szCs w:val="24"/>
-          <w:lang w:val="hy-AM"/>
-        </w:rPr>
-        <w:t>4.</w:t>
-      </w:r>
-      <w:r>
-        <w:rPr>
-          <w:rFonts w:ascii="Sylfaen" w:hAnsi="Sylfaen"/>
-          <w:sz w:val="24"/>
-          <w:szCs w:val="24"/>
-          <w:lang w:val="hy-AM"/>
-        </w:rPr>
-        <w:t>1:</w:t>
-      </w:r>
-    </w:p>
-    <w:p>
-      <w:pPr>
-        <w:spacing w:before="30" w:after="30" w:line="360" w:lineRule="auto"/>
-        <w:jc w:val="both"/>
-        <w:rPr>
-          <w:rFonts w:ascii="Sylfaen" w:hAnsi="Sylfaen"/>
-          <w:sz w:val="24"/>
-          <w:szCs w:val="24"/>
-          <w:lang w:val="hy-AM"/>
-        </w:rPr>
-      </w:pPr>
-      <w:r>
-        <w:rPr>
-          <w:rFonts w:ascii="Sylfaen" w:hAnsi="Sylfaen"/>
           <w:noProof/>
           <w:lang w:eastAsia="ru-RU"/>
         </w:rPr>
@@ -9974,6 +10037,27 @@
             </a:graphic>
           </wp:inline>
         </w:drawing>
+      </w:r>
+    </w:p>
+    <w:p>
+      <w:pPr>
+        <w:spacing w:before="30" w:after="30" w:line="360" w:lineRule="auto"/>
+        <w:jc w:val="center"/>
+        <w:rPr>
+          <w:rFonts w:ascii="Sylfaen" w:hAnsi="Sylfaen"/>
+          <w:sz w:val="24"/>
+          <w:szCs w:val="24"/>
+          <w:lang w:val="hy-AM"/>
+        </w:rPr>
+      </w:pPr>
+      <w:r>
+        <w:rPr>
+          <w:rFonts w:ascii="Sylfaen" w:hAnsi="Sylfaen"/>
+          <w:sz w:val="24"/>
+          <w:szCs w:val="24"/>
+          <w:lang w:val="hy-AM"/>
+        </w:rPr>
+        <w:t>Գծագիր 4.1</w:t>
       </w:r>
     </w:p>
     <w:p>
@@ -10509,16 +10593,6 @@
         </w:rPr>
         <w:t>):</w:t>
       </w:r>
-    </w:p>
-    <w:p>
-      <w:pPr>
-        <w:rPr>
-          <w:rFonts w:ascii="Sylfaen" w:hAnsi="Sylfaen"/>
-          <w:sz w:val="24"/>
-          <w:szCs w:val="24"/>
-          <w:lang w:val="hy-AM"/>
-        </w:rPr>
-      </w:pPr>
       <w:r>
         <w:rPr>
           <w:rFonts w:ascii="Sylfaen" w:hAnsi="Sylfaen"/>
@@ -10543,51 +10617,12 @@
       <w:r>
         <w:rPr>
           <w:rFonts w:ascii="Sylfaen" w:hAnsi="Sylfaen"/>
-          <w:sz w:val="24"/>
-          <w:szCs w:val="24"/>
-          <w:lang w:val="hy-AM"/>
+          <w:noProof/>
+          <w:sz w:val="24"/>
+          <w:szCs w:val="24"/>
+          <w:lang w:eastAsia="ru-RU"/>
         </w:rPr>
         <w:lastRenderedPageBreak/>
-        <w:t xml:space="preserve">Գծագիր </w:t>
-      </w:r>
-      <w:r>
-        <w:rPr>
-          <w:rFonts w:ascii="Sylfaen" w:hAnsi="Sylfaen"/>
-          <w:sz w:val="24"/>
-          <w:szCs w:val="24"/>
-          <w:lang w:val="hy-AM"/>
-        </w:rPr>
-        <w:t>4.</w:t>
-      </w:r>
-      <w:r>
-        <w:rPr>
-          <w:rFonts w:ascii="Sylfaen" w:hAnsi="Sylfaen"/>
-          <w:sz w:val="24"/>
-          <w:szCs w:val="24"/>
-          <w:lang w:val="hy-AM"/>
-        </w:rPr>
-        <w:t>2:</w:t>
-      </w:r>
-    </w:p>
-    <w:p>
-      <w:pPr>
-        <w:spacing w:before="30" w:after="30" w:line="360" w:lineRule="auto"/>
-        <w:jc w:val="both"/>
-        <w:rPr>
-          <w:rFonts w:ascii="Sylfaen" w:hAnsi="Sylfaen"/>
-          <w:sz w:val="24"/>
-          <w:szCs w:val="24"/>
-          <w:lang w:val="hy-AM"/>
-        </w:rPr>
-      </w:pPr>
-      <w:r>
-        <w:rPr>
-          <w:rFonts w:ascii="Sylfaen" w:hAnsi="Sylfaen"/>
-          <w:noProof/>
-          <w:sz w:val="24"/>
-          <w:szCs w:val="24"/>
-          <w:lang w:eastAsia="ru-RU"/>
-        </w:rPr>
         <w:drawing>
           <wp:inline distT="0" distB="0" distL="0" distR="0" wp14:anchorId="1D2BCAAF" wp14:editId="78C6D9F5">
             <wp:extent cx="5324475" cy="3842663"/>
@@ -10628,58 +10663,22 @@
     <w:p>
       <w:pPr>
         <w:spacing w:before="30" w:after="30" w:line="360" w:lineRule="auto"/>
-        <w:jc w:val="both"/>
-        <w:rPr>
-          <w:rFonts w:ascii="Sylfaen" w:hAnsi="Sylfaen"/>
-          <w:sz w:val="24"/>
-          <w:szCs w:val="24"/>
-          <w:lang w:val="hy-AM"/>
-        </w:rPr>
-      </w:pPr>
-      <w:r>
-        <w:rPr>
-          <w:rFonts w:ascii="Sylfaen" w:hAnsi="Sylfaen"/>
-          <w:sz w:val="24"/>
-          <w:szCs w:val="24"/>
-          <w:lang w:val="hy-AM"/>
-        </w:rPr>
-        <w:t xml:space="preserve">Սակայն փորձարկման արդյունքներից հետևում է, որ սիգմոիդ ֆունկցիան ավելի արդյունավետ է </w:t>
-      </w:r>
-      <w:r>
-        <w:rPr>
-          <w:rFonts w:ascii="Sylfaen" w:hAnsi="Sylfaen"/>
-          <w:sz w:val="24"/>
-          <w:szCs w:val="24"/>
-          <w:lang w:val="hy-AM"/>
-        </w:rPr>
-        <w:t>(</w:t>
-      </w:r>
-      <w:r>
-        <w:rPr>
-          <w:rFonts w:ascii="Sylfaen" w:hAnsi="Sylfaen"/>
-          <w:sz w:val="24"/>
-          <w:szCs w:val="24"/>
-          <w:lang w:val="hy-AM"/>
-        </w:rPr>
-        <w:t>Գծագիր 3</w:t>
-      </w:r>
-      <w:r>
-        <w:rPr>
-          <w:rFonts w:ascii="Sylfaen" w:hAnsi="Sylfaen"/>
-          <w:sz w:val="24"/>
-          <w:szCs w:val="24"/>
-          <w:lang w:val="hy-AM"/>
-        </w:rPr>
-        <w:t>)</w:t>
-      </w:r>
-      <w:r>
-        <w:rPr>
-          <w:rFonts w:ascii="Sylfaen" w:hAnsi="Sylfaen"/>
-          <w:sz w:val="24"/>
-          <w:szCs w:val="24"/>
-          <w:lang w:val="hy-AM"/>
-        </w:rPr>
-        <w:t>:</w:t>
+        <w:jc w:val="center"/>
+        <w:rPr>
+          <w:rFonts w:ascii="Sylfaen" w:hAnsi="Sylfaen"/>
+          <w:sz w:val="24"/>
+          <w:szCs w:val="24"/>
+          <w:lang w:val="hy-AM"/>
+        </w:rPr>
+      </w:pPr>
+      <w:r>
+        <w:rPr>
+          <w:rFonts w:ascii="Sylfaen" w:hAnsi="Sylfaen"/>
+          <w:sz w:val="24"/>
+          <w:szCs w:val="24"/>
+          <w:lang w:val="hy-AM"/>
+        </w:rPr>
+        <w:t>Գծագիր 4.2</w:t>
       </w:r>
     </w:p>
     <w:p>
@@ -10700,13 +10699,48 @@
           <w:szCs w:val="24"/>
           <w:lang w:val="hy-AM"/>
         </w:rPr>
-        <w:t>Գծագիր 3:</w:t>
+        <w:t xml:space="preserve">Սակայն փորձարկման արդյունքներից հետևում է, որ սիգմոիդ ֆունկցիան ավելի արդյունավետ է </w:t>
+      </w:r>
+      <w:r>
+        <w:rPr>
+          <w:rFonts w:ascii="Sylfaen" w:hAnsi="Sylfaen"/>
+          <w:sz w:val="24"/>
+          <w:szCs w:val="24"/>
+          <w:lang w:val="hy-AM"/>
+        </w:rPr>
+        <w:t>(</w:t>
+      </w:r>
+      <w:r>
+        <w:rPr>
+          <w:rFonts w:ascii="Sylfaen" w:hAnsi="Sylfaen"/>
+          <w:sz w:val="24"/>
+          <w:szCs w:val="24"/>
+          <w:lang w:val="hy-AM"/>
+        </w:rPr>
+        <w:t>Գծագիր 3</w:t>
+      </w:r>
+      <w:r>
+        <w:rPr>
+          <w:rFonts w:ascii="Sylfaen" w:hAnsi="Sylfaen"/>
+          <w:sz w:val="24"/>
+          <w:szCs w:val="24"/>
+          <w:lang w:val="hy-AM"/>
+        </w:rPr>
+        <w:t>)</w:t>
+      </w:r>
+      <w:r>
+        <w:rPr>
+          <w:rFonts w:ascii="Sylfaen" w:hAnsi="Sylfaen"/>
+          <w:sz w:val="24"/>
+          <w:szCs w:val="24"/>
+          <w:lang w:val="hy-AM"/>
+        </w:rPr>
+        <w:t>:</w:t>
       </w:r>
     </w:p>
     <w:p>
       <w:pPr>
         <w:spacing w:before="30" w:after="30" w:line="360" w:lineRule="auto"/>
-        <w:jc w:val="both"/>
         <w:rPr>
           <w:rFonts w:ascii="Sylfaen" w:hAnsi="Sylfaen"/>
           <w:sz w:val="24"/>
@@ -10757,6 +10791,45 @@
             </a:graphic>
           </wp:inline>
         </w:drawing>
+      </w:r>
+    </w:p>
+    <w:p>
+      <w:pPr>
+        <w:spacing w:before="30" w:after="30" w:line="360" w:lineRule="auto"/>
+        <w:jc w:val="center"/>
+        <w:rPr>
+          <w:rFonts w:ascii="Sylfaen" w:hAnsi="Sylfaen"/>
+          <w:sz w:val="24"/>
+          <w:szCs w:val="24"/>
+          <w:lang w:val="hy-AM"/>
+        </w:rPr>
+      </w:pPr>
+      <w:r>
+        <w:rPr>
+          <w:rFonts w:ascii="Sylfaen" w:hAnsi="Sylfaen"/>
+          <w:sz w:val="24"/>
+          <w:szCs w:val="24"/>
+          <w:lang w:val="hy-AM"/>
+        </w:rPr>
+        <w:t>Գծագիր</w:t>
+      </w:r>
+      <w:r>
+        <w:rPr>
+          <w:rFonts w:ascii="Sylfaen" w:hAnsi="Sylfaen"/>
+          <w:sz w:val="24"/>
+          <w:szCs w:val="24"/>
+          <w:lang w:val="hy-AM"/>
+        </w:rPr>
+        <w:t xml:space="preserve"> 3</w:t>
+      </w:r>
+      <w:r>
+        <w:rPr>
+          <w:rFonts w:ascii="Sylfaen" w:hAnsi="Sylfaen"/>
+          <w:sz w:val="24"/>
+          <w:szCs w:val="24"/>
+          <w:lang w:val="hy-AM"/>
+        </w:rPr>
+        <w:br w:type="page"/>
       </w:r>
     </w:p>
     <w:p>
@@ -10936,6 +11009,9 @@
             <m:t>=</m:t>
           </m:r>
           <m:r>
+            <m:rPr>
+              <m:sty m:val="p"/>
+            </m:rPr>
             <w:rPr>
               <w:rFonts w:ascii="Cambria Math" w:hAnsi="Cambria Math"/>
               <w:sz w:val="28"/>
@@ -11069,17 +11145,7 @@
           <w:szCs w:val="24"/>
           <w:lang w:val="hy-AM"/>
         </w:rPr>
-        <w:t xml:space="preserve"> </w:t>
-      </w:r>
-      <w:r>
-        <w:rPr>
-          <w:rFonts w:ascii="Sylfaen" w:hAnsi="Sylfaen"/>
-          <w:b/>
-          <w:sz w:val="24"/>
-          <w:szCs w:val="24"/>
-          <w:lang w:val="hy-AM"/>
-        </w:rPr>
-        <w:t>`</w:t>
+        <w:t xml:space="preserve"> `</w:t>
       </w:r>
       <w:r>
         <w:rPr>
@@ -17375,6 +17441,7 @@
         </w:rPr>
         <w:t>վարքագծից</w:t>
       </w:r>
+      <w:proofErr w:type="gramStart"/>
       <w:r>
         <w:rPr>
           <w:rFonts w:ascii="Sylfaen" w:hAnsi="Sylfaen" w:cs="Times New Roman"/>
@@ -17392,6 +17459,7 @@
         </w:rPr>
         <w:t>։</w:t>
       </w:r>
+      <w:proofErr w:type="gramEnd"/>
     </w:p>
     <w:p>
       <w:pPr>
@@ -18331,7 +18399,133 @@
           <w:szCs w:val="24"/>
           <w:lang w:val="hy-AM" w:eastAsia="ru-RU"/>
         </w:rPr>
-        <w:t xml:space="preserve"> հաշվարկման ալգորիթմը սկսվում է Microsoft Azure ենթակառուցվածքի հիման վրա կառուցված տվյալների մշակման համակարգից, որը ներկայացված է որպես ամբողջական pipeline։ Այս համակարգը միավորում է տվյալների պահեստավորումը, մշակումը և վերլուծությունը մեկ միասնական հոսքի մեջ՝ ապահովելով գործընթացի ավտոմատացում, վերահսկելիություն և կրկնելիություն։ Ամբողջ ճարտարապետությունը կառուցված է Microsoft Azure հարթակի վրա, որը տրամադրում է հաշվարկային և պ</w:t>
+        <w:t xml:space="preserve"> հաշվարկման ալգորիթմը սկսվում է Microsoft Azure ենթակառուցվածքի հիման վրա </w:t>
+      </w:r>
+      <w:r>
+        <w:rPr>
+          <w:rFonts w:ascii="Sylfaen" w:eastAsia="Times New Roman" w:hAnsi="Sylfaen" w:cs="Times New Roman"/>
+          <w:sz w:val="24"/>
+          <w:szCs w:val="24"/>
+          <w:lang w:val="hy-AM" w:eastAsia="ru-RU"/>
+        </w:rPr>
+        <w:t>ստեղծված</w:t>
+      </w:r>
+      <w:r>
+        <w:rPr>
+          <w:rFonts w:ascii="Sylfaen" w:eastAsia="Times New Roman" w:hAnsi="Sylfaen" w:cs="Times New Roman"/>
+          <w:sz w:val="24"/>
+          <w:szCs w:val="24"/>
+          <w:lang w:val="hy-AM" w:eastAsia="ru-RU"/>
+        </w:rPr>
+        <w:t xml:space="preserve"> տվյալների մշակման համակարգից, որը ներկայացված է որպես ամբողջական </w:t>
+      </w:r>
+      <w:r>
+        <w:rPr>
+          <w:rFonts w:ascii="Sylfaen" w:eastAsia="Times New Roman" w:hAnsi="Sylfaen" w:cs="Times New Roman"/>
+          <w:sz w:val="24"/>
+          <w:szCs w:val="24"/>
+          <w:lang w:val="hy-AM" w:eastAsia="ru-RU"/>
+        </w:rPr>
+        <w:t>տվյալային խողովակաշար</w:t>
+      </w:r>
+      <w:r>
+        <w:rPr>
+          <w:rFonts w:ascii="Sylfaen" w:eastAsia="Times New Roman" w:hAnsi="Sylfaen" w:cs="Times New Roman"/>
+          <w:sz w:val="24"/>
+          <w:szCs w:val="24"/>
+          <w:lang w:val="hy-AM" w:eastAsia="ru-RU"/>
+        </w:rPr>
+        <w:t>։ Այս համակարգը միավորում է տվյալների պահեստավորումը, մշակումը և վերլուծ</w:t>
+      </w:r>
+      <w:r>
+        <w:rPr>
+          <w:rFonts w:ascii="Sylfaen" w:eastAsia="Times New Roman" w:hAnsi="Sylfaen" w:cs="Times New Roman"/>
+          <w:sz w:val="24"/>
+          <w:szCs w:val="24"/>
+          <w:lang w:val="hy-AM" w:eastAsia="ru-RU"/>
+        </w:rPr>
+        <w:t>ական հզորու</w:t>
+      </w:r>
+      <w:r>
+        <w:rPr>
+          <w:rFonts w:ascii="Sylfaen" w:eastAsia="Times New Roman" w:hAnsi="Sylfaen" w:cs="Times New Roman"/>
+          <w:sz w:val="24"/>
+          <w:szCs w:val="24"/>
+          <w:lang w:val="hy-AM" w:eastAsia="ru-RU"/>
+        </w:rPr>
+        <w:t>թյունը մեկ միասնական հոսքի մեջ՝ ապահովելով գործընթացի ավտոմատացում</w:t>
+      </w:r>
+      <w:r>
+        <w:rPr>
+          <w:rFonts w:ascii="Sylfaen" w:eastAsia="Times New Roman" w:hAnsi="Sylfaen" w:cs="Times New Roman"/>
+          <w:sz w:val="24"/>
+          <w:szCs w:val="24"/>
+          <w:lang w:val="hy-AM" w:eastAsia="ru-RU"/>
+        </w:rPr>
+        <w:t>ը</w:t>
+      </w:r>
+      <w:r>
+        <w:rPr>
+          <w:rFonts w:ascii="Sylfaen" w:eastAsia="Times New Roman" w:hAnsi="Sylfaen" w:cs="Times New Roman"/>
+          <w:sz w:val="24"/>
+          <w:szCs w:val="24"/>
+          <w:lang w:val="hy-AM" w:eastAsia="ru-RU"/>
+        </w:rPr>
+        <w:t>, վերահսկելիություն</w:t>
+      </w:r>
+      <w:r>
+        <w:rPr>
+          <w:rFonts w:ascii="Sylfaen" w:eastAsia="Times New Roman" w:hAnsi="Sylfaen" w:cs="Times New Roman"/>
+          <w:sz w:val="24"/>
+          <w:szCs w:val="24"/>
+          <w:lang w:val="hy-AM" w:eastAsia="ru-RU"/>
+        </w:rPr>
+        <w:t>ը</w:t>
+      </w:r>
+      <w:r>
+        <w:rPr>
+          <w:rFonts w:ascii="Sylfaen" w:eastAsia="Times New Roman" w:hAnsi="Sylfaen" w:cs="Times New Roman"/>
+          <w:sz w:val="24"/>
+          <w:szCs w:val="24"/>
+          <w:lang w:val="hy-AM" w:eastAsia="ru-RU"/>
+        </w:rPr>
+        <w:t xml:space="preserve"> և կրկնելիություն</w:t>
+      </w:r>
+      <w:r>
+        <w:rPr>
+          <w:rFonts w:ascii="Sylfaen" w:eastAsia="Times New Roman" w:hAnsi="Sylfaen" w:cs="Times New Roman"/>
+          <w:sz w:val="24"/>
+          <w:szCs w:val="24"/>
+          <w:lang w:val="hy-AM" w:eastAsia="ru-RU"/>
+        </w:rPr>
+        <w:t>ը</w:t>
+      </w:r>
+      <w:r>
+        <w:rPr>
+          <w:rFonts w:ascii="Sylfaen" w:eastAsia="Times New Roman" w:hAnsi="Sylfaen" w:cs="Times New Roman"/>
+          <w:sz w:val="24"/>
+          <w:szCs w:val="24"/>
+          <w:lang w:val="hy-AM" w:eastAsia="ru-RU"/>
+        </w:rPr>
+        <w:t xml:space="preserve">։ Ամբողջ ճարտարապետությունը կառուցված է Microsoft Azure հարթակի </w:t>
+      </w:r>
+      <w:r>
+        <w:rPr>
+          <w:rFonts w:ascii="Sylfaen" w:eastAsia="Times New Roman" w:hAnsi="Sylfaen" w:cs="Times New Roman"/>
+          <w:sz w:val="24"/>
+          <w:szCs w:val="24"/>
+          <w:lang w:val="hy-AM" w:eastAsia="ru-RU"/>
+        </w:rPr>
+        <w:t xml:space="preserve">ծառայությունների հիման </w:t>
+      </w:r>
+      <w:r>
+        <w:rPr>
+          <w:rFonts w:ascii="Sylfaen" w:eastAsia="Times New Roman" w:hAnsi="Sylfaen" w:cs="Times New Roman"/>
+          <w:sz w:val="24"/>
+          <w:szCs w:val="24"/>
+          <w:lang w:val="hy-AM" w:eastAsia="ru-RU"/>
+        </w:rPr>
+        <w:t>վրա, որը տրամադրում է հաշվարկային և պ</w:t>
       </w:r>
       <w:r>
         <w:rPr>
@@ -18362,7 +18556,79 @@
           <w:szCs w:val="24"/>
           <w:lang w:val="hy-AM" w:eastAsia="ru-RU"/>
         </w:rPr>
-        <w:t xml:space="preserve">Համակարգի կենտրոնական բաղադրիչը տվյալների բազան է, որը իրականացված է Azure SQL Database ծառայության միջոցով։ Այս բազան հանդիսանում է ամբողջ համակարգի տվյալների կառավարման հիմքը և ապահովում է ինչպես տվյալների երկարաժամկետ պահպանումը, այնպես էլ դրանց արդյունավետ հասանելիությունը տարբեր փուլերից։ Բազայում պահվում են ինչպես սկզբնական տվյալները, այնպես էլ pipeline-ի ընթացքում ստեղծվող միջանկյալ և վերջնական արդյունքները։ Տվյալները կազմակերպված են մի քանի առանձին աղյուսակների տեսքով՝ հիմնական տվյալների աղյուսակ, ուսուցման տվյալների աղյուսակ, թեստավորման տվյալների աղյուսակ, մոդելի պարամետրերի աղյուսակ և արդյունքների պահպանման աղյուսակ։ Այս կառուցվածքը թույլ է տալիս յուրաքանչյուր փուլին աշխատել հստակ սահմանված տվյալների հետ՝ ապահովելով համակարգի մոդուլայնությունը </w:t>
+        <w:t xml:space="preserve">Համակարգի կենտրոնական բաղադրիչը տվյալների բազան է, որը իրականացված է Azure SQL Database ծառայության միջոցով։ Այս </w:t>
+      </w:r>
+      <w:r>
+        <w:rPr>
+          <w:rFonts w:ascii="Sylfaen" w:eastAsia="Times New Roman" w:hAnsi="Sylfaen" w:cs="Times New Roman"/>
+          <w:sz w:val="24"/>
+          <w:szCs w:val="24"/>
+          <w:lang w:val="hy-AM" w:eastAsia="ru-RU"/>
+        </w:rPr>
+        <w:t xml:space="preserve">տվյալների </w:t>
+      </w:r>
+      <w:r>
+        <w:rPr>
+          <w:rFonts w:ascii="Sylfaen" w:eastAsia="Times New Roman" w:hAnsi="Sylfaen" w:cs="Times New Roman"/>
+          <w:sz w:val="24"/>
+          <w:szCs w:val="24"/>
+          <w:lang w:val="hy-AM" w:eastAsia="ru-RU"/>
+        </w:rPr>
+        <w:t xml:space="preserve">բազան հանդիսանում է ամբողջ համակարգի տվյալների կառավարման հիմքը և ապահովում է ինչպես տվյալների երկարաժամկետ պահպանումը, այնպես էլ դրանց արդյունավետ հասանելիությունը </w:t>
+      </w:r>
+      <w:r>
+        <w:rPr>
+          <w:rFonts w:ascii="Sylfaen" w:eastAsia="Times New Roman" w:hAnsi="Sylfaen" w:cs="Times New Roman"/>
+          <w:sz w:val="24"/>
+          <w:szCs w:val="24"/>
+          <w:lang w:val="hy-AM" w:eastAsia="ru-RU"/>
+        </w:rPr>
+        <w:t>տվյալային խողովակաշարի տարբեր փուլերում</w:t>
+      </w:r>
+      <w:r>
+        <w:rPr>
+          <w:rFonts w:ascii="Sylfaen" w:eastAsia="Times New Roman" w:hAnsi="Sylfaen" w:cs="Times New Roman"/>
+          <w:sz w:val="24"/>
+          <w:szCs w:val="24"/>
+          <w:lang w:val="hy-AM" w:eastAsia="ru-RU"/>
+        </w:rPr>
+        <w:t>։</w:t>
+      </w:r>
+      <w:r>
+        <w:rPr>
+          <w:rFonts w:ascii="Sylfaen" w:eastAsia="Times New Roman" w:hAnsi="Sylfaen" w:cs="Times New Roman"/>
+          <w:sz w:val="24"/>
+          <w:szCs w:val="24"/>
+          <w:lang w:val="hy-AM" w:eastAsia="ru-RU"/>
+        </w:rPr>
+        <w:t xml:space="preserve"> Տվյալային բ</w:t>
+      </w:r>
+      <w:r>
+        <w:rPr>
+          <w:rFonts w:ascii="Sylfaen" w:eastAsia="Times New Roman" w:hAnsi="Sylfaen" w:cs="Times New Roman"/>
+          <w:sz w:val="24"/>
+          <w:szCs w:val="24"/>
+          <w:lang w:val="hy-AM" w:eastAsia="ru-RU"/>
+        </w:rPr>
+        <w:t>ազայում պահվում են ինչպես սկզբնակա</w:t>
+      </w:r>
+      <w:r>
+        <w:rPr>
+          <w:rFonts w:ascii="Sylfaen" w:eastAsia="Times New Roman" w:hAnsi="Sylfaen" w:cs="Times New Roman"/>
+          <w:sz w:val="24"/>
+          <w:szCs w:val="24"/>
+          <w:lang w:val="hy-AM" w:eastAsia="ru-RU"/>
+        </w:rPr>
+        <w:t>ն տվյալները, այնպես էլ տվյալային խողովակաշարի</w:t>
+      </w:r>
+      <w:r>
+        <w:rPr>
+          <w:rFonts w:ascii="Sylfaen" w:eastAsia="Times New Roman" w:hAnsi="Sylfaen" w:cs="Times New Roman"/>
+          <w:sz w:val="24"/>
+          <w:szCs w:val="24"/>
+          <w:lang w:val="hy-AM" w:eastAsia="ru-RU"/>
+        </w:rPr>
+        <w:t xml:space="preserve"> ընթացքում ստեղծվող միջանկյալ և վերջնական արդյունքները։ Տվյալները կազմակերպված են մի քանի առանձին աղյուսակների տեսքով՝ հիմնական տվյալների աղյուսակ, ուսուցման տվյալների աղյուսակ, թեստավորման տվյալների աղյուսակ, մոդելի պարամետրերի աղյուսակ և արդյունքների պահպանման աղյուսակ։ Այս կառուցվածքը թույլ է տալիս յուրաքանչյուր փուլին աշխատել հստակ սահմանված տվյալների հետ՝ ապահովելով համակարգի մոդուլայնությունը </w:t>
       </w:r>
       <w:r>
         <w:rPr>
@@ -18454,16 +18720,7 @@
           <w:szCs w:val="24"/>
           <w:lang w:val="hy-AM" w:eastAsia="ru-RU"/>
         </w:rPr>
-        <w:t>ն</w:t>
-      </w:r>
-      <w:r>
-        <w:rPr>
-          <w:rFonts w:ascii="Sylfaen" w:eastAsia="Times New Roman" w:hAnsi="Sylfaen" w:cs="Times New Roman"/>
-          <w:sz w:val="24"/>
-          <w:szCs w:val="24"/>
-          <w:lang w:val="hy-AM" w:eastAsia="ru-RU"/>
-        </w:rPr>
-        <w:t>կար 5.1</w:t>
+        <w:t>նկար 5.1</w:t>
       </w:r>
       <w:r>
         <w:rPr>
@@ -18481,7 +18738,16 @@
           <w:szCs w:val="24"/>
           <w:lang w:val="hy-AM" w:eastAsia="ru-RU"/>
         </w:rPr>
-        <w:t>։ Այս հատկությունների շնորհիվ հնարավոր է իրականացնել տվյալների նախապատրաստման մի մասը անմիջապես բազայի մակարդակում՝ առանց հավելյալ հաշվարկային ծանրաբեռնվածության Python</w:t>
+        <w:t xml:space="preserve">։ Այս հատկությունների շնորհիվ հնարավոր է իրականացնել տվյալների նախապատրաստման մի մասը անմիջապես բազայի մակարդակում՝ առանց հավելյալ հաշվարկային ծանրաբեռնվածության </w:t>
+      </w:r>
+      <w:r>
+        <w:rPr>
+          <w:rFonts w:ascii="Sylfaen" w:eastAsia="Times New Roman" w:hAnsi="Sylfaen" w:cs="Times New Roman"/>
+          <w:sz w:val="24"/>
+          <w:szCs w:val="24"/>
+          <w:lang w:val="hy-AM" w:eastAsia="ru-RU"/>
+        </w:rPr>
+        <w:t>վիրտուալ սերվերի</w:t>
       </w:r>
       <w:r>
         <w:rPr>
@@ -18616,7 +18882,133 @@
           <w:szCs w:val="24"/>
           <w:lang w:val="hy-AM" w:eastAsia="ru-RU"/>
         </w:rPr>
-        <w:t>SQL-ի կարևոր առանձնահատկություններից մեկը տվյալների կառուցվածքային կառավարումն է։ Տվյալները պահվում են աղյուսակների ձևով, որտեղ յուրաքանչյուր տող ներկայացնում է առանձին դիտարկում, իսկ սյունակները՝ համապատասխան հատկանիշներ։ Այս կառուցվածքը թույլ է տալիս հեշտությամբ իրականացնել տվյալների ընտրություն (SELECT), զտում (WHERE), դասավորում (ORDER BY) և միավորում (JOIN) տարբեր աղյուսակների միջև։ Օրինակ, pipeline-ի ընթացքում տվյալների բաժանման փուլում օգտագործվում են SQL հարցումներ, որոնք հնարավորություն են տալիս պատահական կամ կանոնավոր հիմքով առանձնացնել ուս</w:t>
+        <w:t xml:space="preserve">SQL-ի կարևոր առանձնահատկություններից մեկը տվյալների կառուցվածքային կառավարումն է։ Տվյալները պահվում են աղյուսակների ձևով, որտեղ յուրաքանչյուր տող ներկայացնում է առանձին </w:t>
+      </w:r>
+      <w:r>
+        <w:rPr>
+          <w:rFonts w:ascii="Sylfaen" w:eastAsia="Times New Roman" w:hAnsi="Sylfaen" w:cs="Times New Roman"/>
+          <w:sz w:val="24"/>
+          <w:szCs w:val="24"/>
+          <w:lang w:val="hy-AM" w:eastAsia="ru-RU"/>
+        </w:rPr>
+        <w:t>տվյալ</w:t>
+      </w:r>
+      <w:r>
+        <w:rPr>
+          <w:rFonts w:ascii="Sylfaen" w:eastAsia="Times New Roman" w:hAnsi="Sylfaen" w:cs="Times New Roman"/>
+          <w:sz w:val="24"/>
+          <w:szCs w:val="24"/>
+          <w:lang w:val="hy-AM" w:eastAsia="ru-RU"/>
+        </w:rPr>
+        <w:t>, իսկ սյունակները՝ համապատասխան հատկանիշներ</w:t>
+      </w:r>
+      <w:r>
+        <w:rPr>
+          <w:rFonts w:ascii="Sylfaen" w:eastAsia="Times New Roman" w:hAnsi="Sylfaen" w:cs="Times New Roman"/>
+          <w:sz w:val="24"/>
+          <w:szCs w:val="24"/>
+          <w:lang w:val="hy-AM" w:eastAsia="ru-RU"/>
+        </w:rPr>
+        <w:t>ն են</w:t>
+      </w:r>
+      <w:r>
+        <w:rPr>
+          <w:rFonts w:ascii="Sylfaen" w:eastAsia="Times New Roman" w:hAnsi="Sylfaen" w:cs="Times New Roman"/>
+          <w:sz w:val="24"/>
+          <w:szCs w:val="24"/>
+          <w:lang w:val="hy-AM" w:eastAsia="ru-RU"/>
+        </w:rPr>
+        <w:t>։ Այս կառուցվածքը թույլ է տալիս հեշտությամբ իրականացնել տվյալների ընտրություն (SELECT), զտում (WHERE), դասավորում (ORDER BY) և միավորում (JOIN) տարբեր աղյո</w:t>
+      </w:r>
+      <w:r>
+        <w:rPr>
+          <w:rFonts w:ascii="Sylfaen" w:eastAsia="Times New Roman" w:hAnsi="Sylfaen" w:cs="Times New Roman"/>
+          <w:sz w:val="24"/>
+          <w:szCs w:val="24"/>
+          <w:lang w:val="hy-AM" w:eastAsia="ru-RU"/>
+        </w:rPr>
+        <w:t>ւսակների միջև։ Օրինակ, տվյալային խողովակաշար</w:t>
+      </w:r>
+      <w:r>
+        <w:rPr>
+          <w:rFonts w:ascii="Sylfaen" w:eastAsia="Times New Roman" w:hAnsi="Sylfaen" w:cs="Times New Roman"/>
+          <w:sz w:val="24"/>
+          <w:szCs w:val="24"/>
+          <w:lang w:val="hy-AM" w:eastAsia="ru-RU"/>
+        </w:rPr>
+        <w:t>ի</w:t>
+      </w:r>
+      <w:r>
+        <w:rPr>
+          <w:rFonts w:ascii="Sylfaen" w:eastAsia="Times New Roman" w:hAnsi="Sylfaen" w:cs="Times New Roman"/>
+          <w:sz w:val="24"/>
+          <w:szCs w:val="24"/>
+          <w:lang w:val="hy-AM" w:eastAsia="ru-RU"/>
+        </w:rPr>
+        <w:t xml:space="preserve"> աշխատանքի</w:t>
+      </w:r>
+      <w:r>
+        <w:rPr>
+          <w:rFonts w:ascii="Sylfaen" w:eastAsia="Times New Roman" w:hAnsi="Sylfaen" w:cs="Times New Roman"/>
+          <w:sz w:val="24"/>
+          <w:szCs w:val="24"/>
+          <w:lang w:val="hy-AM" w:eastAsia="ru-RU"/>
+        </w:rPr>
+        <w:t xml:space="preserve"> ընթացքում տվյալների բաժանման փուլում օգտագործվում են SQL հարցումներ</w:t>
+      </w:r>
+      <w:r>
+        <w:rPr>
+          <w:rFonts w:ascii="Sylfaen" w:eastAsia="Times New Roman" w:hAnsi="Sylfaen" w:cs="Times New Roman"/>
+          <w:sz w:val="24"/>
+          <w:szCs w:val="24"/>
+          <w:lang w:val="hy-AM" w:eastAsia="ru-RU"/>
+        </w:rPr>
+        <w:t xml:space="preserve">ը </w:t>
+      </w:r>
+      <w:r>
+        <w:rPr>
+          <w:rFonts w:ascii="Sylfaen" w:eastAsia="Times New Roman" w:hAnsi="Sylfaen" w:cs="Times New Roman"/>
+          <w:sz w:val="24"/>
+          <w:szCs w:val="24"/>
+          <w:lang w:val="hy-AM" w:eastAsia="ru-RU"/>
+        </w:rPr>
+        <w:t>(Queries)</w:t>
+      </w:r>
+      <w:r>
+        <w:rPr>
+          <w:rFonts w:ascii="Sylfaen" w:eastAsia="Times New Roman" w:hAnsi="Sylfaen" w:cs="Times New Roman"/>
+          <w:sz w:val="24"/>
+          <w:szCs w:val="24"/>
+          <w:lang w:val="hy-AM" w:eastAsia="ru-RU"/>
+        </w:rPr>
+        <w:t xml:space="preserve">, որոնք հնարավորություն են տալիս </w:t>
+      </w:r>
+      <w:r>
+        <w:rPr>
+          <w:rFonts w:ascii="Sylfaen" w:eastAsia="Times New Roman" w:hAnsi="Sylfaen" w:cs="Times New Roman"/>
+          <w:sz w:val="24"/>
+          <w:szCs w:val="24"/>
+          <w:lang w:val="hy-AM" w:eastAsia="ru-RU"/>
+        </w:rPr>
+        <w:t xml:space="preserve">մեր ունեցած տվալների հետ գործողություններ կատարել, </w:t>
+      </w:r>
+      <w:r>
+        <w:rPr>
+          <w:rFonts w:ascii="Sylfaen" w:eastAsia="Times New Roman" w:hAnsi="Sylfaen" w:cs="Times New Roman"/>
+          <w:sz w:val="24"/>
+          <w:szCs w:val="24"/>
+          <w:lang w:val="hy-AM" w:eastAsia="ru-RU"/>
+        </w:rPr>
+        <w:t xml:space="preserve">օրինակ </w:t>
+      </w:r>
+      <w:r>
+        <w:rPr>
+          <w:rFonts w:ascii="Sylfaen" w:eastAsia="Times New Roman" w:hAnsi="Sylfaen" w:cs="Times New Roman"/>
+          <w:sz w:val="24"/>
+          <w:szCs w:val="24"/>
+          <w:lang w:val="hy-AM" w:eastAsia="ru-RU"/>
+        </w:rPr>
+        <w:t>պատահական կամ կանոնավոր հիմքով առանձնացնել ուս</w:t>
       </w:r>
       <w:r>
         <w:rPr>
@@ -18647,7 +19039,7 @@
           <w:szCs w:val="24"/>
           <w:lang w:val="hy-AM" w:eastAsia="ru-RU"/>
         </w:rPr>
-        <w:t xml:space="preserve">Բացի տվյալների ընտրությունից, SQL-ը նաև ապահովում է տվյալների մանիպուլյացիայի հնարավորություններ։ INSERT, UPDATE և DELETE գործողությունների միջոցով հնարավոր է ավելացնել նոր տվյալներ, փոփոխել առկա </w:t>
+        <w:t xml:space="preserve">Բացի տվյալների ընտրությունից, SQL-ը նաև ապահովում է տվյալների մանիպուլյացիայի հնարավորություններ։ INSERT, UPDATE և DELETE </w:t>
       </w:r>
       <w:r>
         <w:rPr>
@@ -18657,7 +19049,7 @@
           <w:lang w:val="hy-AM" w:eastAsia="ru-RU"/>
         </w:rPr>
         <w:lastRenderedPageBreak/>
-        <w:t xml:space="preserve">արժեքները կամ հեռացնել ավելորդ գրառումները։ </w:t>
+        <w:t xml:space="preserve">գործողությունների միջոցով հնարավոր է ավելացնել նոր տվյալներ, փոփոխել առկա արժեքները կամ հեռացնել ավելորդ գրառումները։ </w:t>
       </w:r>
       <w:r>
         <w:rPr>
@@ -18764,7 +19156,43 @@
           <w:szCs w:val="24"/>
           <w:lang w:val="hy-AM" w:eastAsia="ru-RU"/>
         </w:rPr>
-        <w:t>ին աշխատել ավելի արագ և կայուն, քանի որ միայն արդեն մշակված և պատրաստ տվյալներն են փոխանցվում հաջորդ փուլերին։</w:t>
+        <w:t>ին աշխատել ավելի արագ և կայուն, քանի որ միայն արդեն մշակված և պատրաստ</w:t>
+      </w:r>
+      <w:r>
+        <w:rPr>
+          <w:rFonts w:ascii="Sylfaen" w:eastAsia="Times New Roman" w:hAnsi="Sylfaen" w:cs="Times New Roman"/>
+          <w:sz w:val="24"/>
+          <w:szCs w:val="24"/>
+          <w:lang w:val="hy-AM" w:eastAsia="ru-RU"/>
+        </w:rPr>
+        <w:t>ի</w:t>
+      </w:r>
+      <w:r>
+        <w:rPr>
+          <w:rFonts w:ascii="Sylfaen" w:eastAsia="Times New Roman" w:hAnsi="Sylfaen" w:cs="Times New Roman"/>
+          <w:sz w:val="24"/>
+          <w:szCs w:val="24"/>
+          <w:lang w:val="hy-AM" w:eastAsia="ru-RU"/>
+        </w:rPr>
+        <w:t xml:space="preserve"> տվյալներն են փոխանցվում </w:t>
+      </w:r>
+      <w:r>
+        <w:rPr>
+          <w:rFonts w:ascii="Sylfaen" w:eastAsia="Times New Roman" w:hAnsi="Sylfaen" w:cs="Times New Roman"/>
+          <w:sz w:val="24"/>
+          <w:szCs w:val="24"/>
+          <w:lang w:val="hy-AM" w:eastAsia="ru-RU"/>
+        </w:rPr>
+        <w:t xml:space="preserve">տվյալային խողովակաշարի </w:t>
+      </w:r>
+      <w:r>
+        <w:rPr>
+          <w:rFonts w:ascii="Sylfaen" w:eastAsia="Times New Roman" w:hAnsi="Sylfaen" w:cs="Times New Roman"/>
+          <w:sz w:val="24"/>
+          <w:szCs w:val="24"/>
+          <w:lang w:val="hy-AM" w:eastAsia="ru-RU"/>
+        </w:rPr>
+        <w:t>հաջորդ փուլերին։</w:t>
       </w:r>
     </w:p>
     <w:p>
@@ -18813,7 +19241,43 @@
           <w:szCs w:val="24"/>
           <w:lang w:val="hy-AM" w:eastAsia="ru-RU"/>
         </w:rPr>
-        <w:t xml:space="preserve">ի կառավարումը իրականացվում է Azure Data Factory միջոցով, որը սահմանում և վերահսկում է փուլերի հաջորդական կատարումը։ Յուրաքանչյուր քայլ կախված է նախորդի ավարտից, ինչը ապահովում է գործընթացի ճիշտ հերթականություն և կանխում սխալների առաջացումը։ Բացի այդ, համակարգը կարող է գործարկվել ավտոմատ կերպով՝ ըստ սահմանված ժամանակացույցի կամ </w:t>
+        <w:t xml:space="preserve">ի կառավարումը իրականացվում է Azure Data Factory </w:t>
+      </w:r>
+      <w:r>
+        <w:rPr>
+          <w:rFonts w:ascii="Sylfaen" w:eastAsia="Times New Roman" w:hAnsi="Sylfaen" w:cs="Times New Roman"/>
+          <w:sz w:val="24"/>
+          <w:szCs w:val="24"/>
+          <w:lang w:val="hy-AM" w:eastAsia="ru-RU"/>
+        </w:rPr>
+        <w:t xml:space="preserve">գործիքի </w:t>
+      </w:r>
+      <w:r>
+        <w:rPr>
+          <w:rFonts w:ascii="Sylfaen" w:eastAsia="Times New Roman" w:hAnsi="Sylfaen" w:cs="Times New Roman"/>
+          <w:sz w:val="24"/>
+          <w:szCs w:val="24"/>
+          <w:lang w:val="hy-AM" w:eastAsia="ru-RU"/>
+        </w:rPr>
+        <w:t>միջոցով, որը սահմանում և վերահսկում է փուլերի հաջորդական կատարումը։ Յուրաքանչյուր քայլ կախված է նախորդ</w:t>
+      </w:r>
+      <w:r>
+        <w:rPr>
+          <w:rFonts w:ascii="Sylfaen" w:eastAsia="Times New Roman" w:hAnsi="Sylfaen" w:cs="Times New Roman"/>
+          <w:sz w:val="24"/>
+          <w:szCs w:val="24"/>
+          <w:lang w:val="hy-AM" w:eastAsia="ru-RU"/>
+        </w:rPr>
+        <w:t xml:space="preserve"> քայլ</w:t>
+      </w:r>
+      <w:r>
+        <w:rPr>
+          <w:rFonts w:ascii="Sylfaen" w:eastAsia="Times New Roman" w:hAnsi="Sylfaen" w:cs="Times New Roman"/>
+          <w:sz w:val="24"/>
+          <w:szCs w:val="24"/>
+          <w:lang w:val="hy-AM" w:eastAsia="ru-RU"/>
+        </w:rPr>
+        <w:t xml:space="preserve">ի ավարտից, ինչը ապահովում է գործընթացի ճիշտ հերթականություն և կանխում սխալների առաջացումը։ Բացի այդ, համակարգը կարող է գործարկվել ավտոմատ կերպով՝ ըստ սահմանված ժամանակացույցի կամ </w:t>
       </w:r>
       <w:r>
         <w:rPr>
@@ -18891,8 +19355,8 @@
         </w:rPr>
         <w:drawing>
           <wp:inline distT="0" distB="0" distL="0" distR="0" wp14:anchorId="484B1702" wp14:editId="763E3D77">
-            <wp:extent cx="3129003" cy="3828516"/>
-            <wp:effectExtent l="0" t="0" r="0" b="635"/>
+            <wp:extent cx="2982873" cy="3649717"/>
+            <wp:effectExtent l="0" t="0" r="8255" b="8255"/>
             <wp:docPr id="2" name="Picture 2"/>
             <wp:cNvGraphicFramePr>
               <a:graphicFrameLocks xmlns:a="http://schemas.openxmlformats.org/drawingml/2006/main" noChangeAspect="1"/>
@@ -18913,7 +19377,7 @@
                   <pic:spPr>
                     <a:xfrm>
                       <a:off x="0" y="0"/>
-                      <a:ext cx="3168456" cy="3876788"/>
+                      <a:ext cx="3060662" cy="3744897"/>
                     </a:xfrm>
                     <a:prstGeom prst="rect">
                       <a:avLst/>
@@ -18944,18 +19408,16 @@
           <w:szCs w:val="24"/>
           <w:lang w:val="hy-AM" w:eastAsia="ru-RU"/>
         </w:rPr>
-        <w:t>Գծա</w:t>
-      </w:r>
-      <w:bookmarkStart w:id="0" w:name="_GoBack"/>
-      <w:bookmarkEnd w:id="0"/>
-      <w:r>
-        <w:rPr>
-          <w:rFonts w:ascii="Sylfaen" w:eastAsia="Times New Roman" w:hAnsi="Sylfaen" w:cs="Times New Roman"/>
-          <w:sz w:val="24"/>
-          <w:szCs w:val="24"/>
-          <w:lang w:val="hy-AM" w:eastAsia="ru-RU"/>
-        </w:rPr>
-        <w:t>գիր 5.1</w:t>
+        <w:t>Գծագիր 5.1</w:t>
+      </w:r>
+      <w:r>
+        <w:rPr>
+          <w:rFonts w:ascii="Sylfaen" w:eastAsia="Times New Roman" w:hAnsi="Sylfaen" w:cs="Times New Roman"/>
+          <w:sz w:val="24"/>
+          <w:szCs w:val="24"/>
+          <w:lang w:val="hy-AM" w:eastAsia="ru-RU"/>
+        </w:rPr>
+        <w:br w:type="page"/>
       </w:r>
     </w:p>
     <w:p>
@@ -18970,6 +19432,52 @@
           <w:lang w:val="hy-AM" w:eastAsia="ru-RU"/>
         </w:rPr>
       </w:pPr>
+      <w:r>
+        <w:rPr>
+          <w:rFonts w:ascii="Sylfaen" w:eastAsia="Times New Roman" w:hAnsi="Sylfaen" w:cs="Times New Roman"/>
+          <w:sz w:val="24"/>
+          <w:szCs w:val="24"/>
+          <w:lang w:val="hy-AM" w:eastAsia="ru-RU"/>
+        </w:rPr>
+        <w:lastRenderedPageBreak/>
+        <w:t>Տվյալային խողովակաշար</w:t>
+      </w:r>
+      <w:r>
+        <w:rPr>
+          <w:rFonts w:ascii="Sylfaen" w:eastAsia="Times New Roman" w:hAnsi="Sylfaen" w:cs="Times New Roman"/>
+          <w:sz w:val="24"/>
+          <w:szCs w:val="24"/>
+          <w:lang w:val="hy-AM" w:eastAsia="ru-RU"/>
+        </w:rPr>
+        <w:t xml:space="preserve">ի առաջին փուլում իրականացվում է տվյալների պատրաստում և բաժանում։ Սկզբնական տվյալները վերցվում են հիմնական աղյուսակից և յուրաքանչյուր գործարկման ժամանակ պատահականորեն խառնվում են՝ ապահովելով տարբեր բաշխումներ յուրաքանչյուր </w:t>
+      </w:r>
+      <w:r>
+        <w:rPr>
+          <w:rFonts w:ascii="Sylfaen" w:eastAsia="Times New Roman" w:hAnsi="Sylfaen" w:cs="Times New Roman"/>
+          <w:sz w:val="24"/>
+          <w:szCs w:val="24"/>
+          <w:lang w:val="hy-AM" w:eastAsia="ru-RU"/>
+        </w:rPr>
+        <w:t>աշխատացման ժամանակ</w:t>
+      </w:r>
+      <w:r>
+        <w:rPr>
+          <w:rFonts w:ascii="Sylfaen" w:eastAsia="Times New Roman" w:hAnsi="Sylfaen" w:cs="Times New Roman"/>
+          <w:sz w:val="24"/>
+          <w:szCs w:val="24"/>
+          <w:lang w:val="hy-AM" w:eastAsia="ru-RU"/>
+        </w:rPr>
+        <w:t>։ Այս պատահականացումը կատարվում է SQL մակարդակում՝ առանց հիմնական տվյալների փոփոխման։ Խառնված տվյալների հիման վրա ձևավորվում են երկու ենթաբազմություններ՝ ուսուցման տվյալներ և թեստավորման տվյալներ, որոնք պահպանվում են առանձին աղյուսակներում։ Այս մոտեցումը ապահովում է, որ յուրաքանչյուր փորձարկման ժամանակ մոդելը աշխատի տարբեր տվյալային բաշխումների վրա՝ բարձրացնե</w:t>
+      </w:r>
+      <w:r>
+        <w:rPr>
+          <w:rFonts w:ascii="Sylfaen" w:eastAsia="Times New Roman" w:hAnsi="Sylfaen" w:cs="Times New Roman"/>
+          <w:sz w:val="24"/>
+          <w:szCs w:val="24"/>
+          <w:lang w:val="hy-AM" w:eastAsia="ru-RU"/>
+        </w:rPr>
+        <w:t>լով գնահատման օբյեկտիվությունը։</w:t>
+      </w:r>
     </w:p>
     <w:p>
       <w:pPr>
@@ -18990,43 +19498,205 @@
           <w:szCs w:val="24"/>
           <w:lang w:val="hy-AM" w:eastAsia="ru-RU"/>
         </w:rPr>
-        <w:t>Տվյալային խողովակաշար</w:t>
-      </w:r>
-      <w:r>
-        <w:rPr>
-          <w:rFonts w:ascii="Sylfaen" w:eastAsia="Times New Roman" w:hAnsi="Sylfaen" w:cs="Times New Roman"/>
-          <w:sz w:val="24"/>
-          <w:szCs w:val="24"/>
-          <w:lang w:val="hy-AM" w:eastAsia="ru-RU"/>
-        </w:rPr>
-        <w:t xml:space="preserve">ի առաջին փուլում իրականացվում է տվյալների պատրաստում և բաժանում։ Սկզբնական տվյալները վերցվում են հիմնական աղյուսակից և յուրաքանչյուր գործարկման ժամանակ պատահականորեն խառնվում են՝ ապահովելով տարբեր բաշխումներ յուրաքանչյուր </w:t>
-      </w:r>
-      <w:r>
-        <w:rPr>
-          <w:rFonts w:ascii="Sylfaen" w:eastAsia="Times New Roman" w:hAnsi="Sylfaen" w:cs="Times New Roman"/>
-          <w:sz w:val="24"/>
-          <w:szCs w:val="24"/>
-          <w:lang w:val="hy-AM" w:eastAsia="ru-RU"/>
-        </w:rPr>
-        <w:t>աշխատացման ժամանակ</w:t>
-      </w:r>
-      <w:r>
-        <w:rPr>
-          <w:rFonts w:ascii="Sylfaen" w:eastAsia="Times New Roman" w:hAnsi="Sylfaen" w:cs="Times New Roman"/>
-          <w:sz w:val="24"/>
-          <w:szCs w:val="24"/>
-          <w:lang w:val="hy-AM" w:eastAsia="ru-RU"/>
-        </w:rPr>
-        <w:t>։ Այս պատահականացումը կատարվում է SQL մակարդակում՝ առանց հիմնական տվյալների փոփոխման։ Խառնված տվյալների հիման վրա ձևավորվում են երկու ենթաբազմություններ՝ ուսուցման տվյալներ և թեստավորման տվյալներ, որոնք պահպանվում են առանձին աղյուսակներում։ Այս մոտեցումը ապահովում է, որ յուրաքանչյուր փորձարկման ժամանակ մոդելը աշխատի տարբեր տվյալային բաշխումների վրա՝ բարձրացնե</w:t>
-      </w:r>
-      <w:r>
-        <w:rPr>
-          <w:rFonts w:ascii="Sylfaen" w:eastAsia="Times New Roman" w:hAnsi="Sylfaen" w:cs="Times New Roman"/>
-          <w:sz w:val="24"/>
-          <w:szCs w:val="24"/>
-          <w:lang w:val="hy-AM" w:eastAsia="ru-RU"/>
-        </w:rPr>
-        <w:t>լով գնահատման օբյեկտիվությունը։</w:t>
+        <w:t xml:space="preserve">Հաջորդ փուլում իրականացվում է մոդելի ուսուցումը։ Այս փուլում Python </w:t>
+      </w:r>
+      <w:r>
+        <w:rPr>
+          <w:rFonts w:ascii="Sylfaen" w:eastAsia="Times New Roman" w:hAnsi="Sylfaen" w:cs="Times New Roman"/>
+          <w:sz w:val="24"/>
+          <w:szCs w:val="24"/>
+          <w:lang w:val="hy-AM" w:eastAsia="ru-RU"/>
+        </w:rPr>
+        <w:t xml:space="preserve">ծրագրավորման </w:t>
+      </w:r>
+      <w:r>
+        <w:rPr>
+          <w:rFonts w:ascii="Sylfaen" w:eastAsia="Times New Roman" w:hAnsi="Sylfaen" w:cs="Times New Roman"/>
+          <w:sz w:val="24"/>
+          <w:szCs w:val="24"/>
+          <w:lang w:val="hy-AM" w:eastAsia="ru-RU"/>
+        </w:rPr>
+        <w:t>լեզվով գրված ծրագիրը</w:t>
+      </w:r>
+      <w:r>
+        <w:rPr>
+          <w:rFonts w:ascii="Sylfaen" w:eastAsia="Times New Roman" w:hAnsi="Sylfaen" w:cs="Times New Roman"/>
+          <w:sz w:val="24"/>
+          <w:szCs w:val="24"/>
+          <w:lang w:val="hy-AM" w:eastAsia="ru-RU"/>
+        </w:rPr>
+        <w:t xml:space="preserve"> </w:t>
+      </w:r>
+      <w:r>
+        <w:rPr>
+          <w:rFonts w:ascii="Sylfaen" w:eastAsia="Times New Roman" w:hAnsi="Sylfaen" w:cs="Times New Roman"/>
+          <w:sz w:val="24"/>
+          <w:szCs w:val="24"/>
+          <w:lang w:val="hy-AM" w:eastAsia="ru-RU"/>
+        </w:rPr>
+        <w:t xml:space="preserve">տվյալների </w:t>
+      </w:r>
+      <w:r>
+        <w:rPr>
+          <w:rFonts w:ascii="Sylfaen" w:eastAsia="Times New Roman" w:hAnsi="Sylfaen" w:cs="Times New Roman"/>
+          <w:sz w:val="24"/>
+          <w:szCs w:val="24"/>
+          <w:lang w:val="hy-AM" w:eastAsia="ru-RU"/>
+        </w:rPr>
+        <w:t xml:space="preserve">բազայից կարդում է ուսուցման </w:t>
+      </w:r>
+      <w:r>
+        <w:rPr>
+          <w:rFonts w:ascii="Sylfaen" w:eastAsia="Times New Roman" w:hAnsi="Sylfaen" w:cs="Times New Roman"/>
+          <w:sz w:val="24"/>
+          <w:szCs w:val="24"/>
+          <w:lang w:val="hy-AM" w:eastAsia="ru-RU"/>
+        </w:rPr>
+        <w:t xml:space="preserve">համար առանձնացված </w:t>
+      </w:r>
+      <w:r>
+        <w:rPr>
+          <w:rFonts w:ascii="Sylfaen" w:eastAsia="Times New Roman" w:hAnsi="Sylfaen" w:cs="Times New Roman"/>
+          <w:sz w:val="24"/>
+          <w:szCs w:val="24"/>
+          <w:lang w:val="hy-AM" w:eastAsia="ru-RU"/>
+        </w:rPr>
+        <w:t>տվյալները և կիրառում է լոգիստիկ ռեգրեսիայի ալգորիթմ</w:t>
+      </w:r>
+      <w:r>
+        <w:rPr>
+          <w:rFonts w:ascii="Sylfaen" w:eastAsia="Times New Roman" w:hAnsi="Sylfaen" w:cs="Times New Roman"/>
+          <w:sz w:val="24"/>
+          <w:szCs w:val="24"/>
+          <w:lang w:val="hy-AM" w:eastAsia="ru-RU"/>
+        </w:rPr>
+        <w:t>ը</w:t>
+      </w:r>
+      <w:r>
+        <w:rPr>
+          <w:rFonts w:ascii="Sylfaen" w:eastAsia="Times New Roman" w:hAnsi="Sylfaen" w:cs="Times New Roman"/>
+          <w:sz w:val="24"/>
+          <w:szCs w:val="24"/>
+          <w:lang w:val="hy-AM" w:eastAsia="ru-RU"/>
+        </w:rPr>
+        <w:t>։ Ալգորիթմի նպատակն է գտնել կապ մուտքային հատկանիշների և նպատակային փոփոխականի միջև՝ հաշվարկելով հ</w:t>
+      </w:r>
+      <w:r>
+        <w:rPr>
+          <w:rFonts w:ascii="Sylfaen" w:eastAsia="Times New Roman" w:hAnsi="Sylfaen" w:cs="Times New Roman"/>
+          <w:sz w:val="24"/>
+          <w:szCs w:val="24"/>
+          <w:lang w:val="hy-AM" w:eastAsia="ru-RU"/>
+        </w:rPr>
+        <w:t>ամապատասխան կշռային գործակիցները</w:t>
+      </w:r>
+      <w:r>
+        <w:rPr>
+          <w:rFonts w:ascii="Sylfaen" w:eastAsia="Times New Roman" w:hAnsi="Sylfaen" w:cs="Times New Roman"/>
+          <w:sz w:val="24"/>
+          <w:szCs w:val="24"/>
+          <w:lang w:val="hy-AM" w:eastAsia="ru-RU"/>
+        </w:rPr>
+        <w:t xml:space="preserve">։ Հաշվարկները իրականացվում են </w:t>
+      </w:r>
+      <w:r>
+        <w:rPr>
+          <w:rFonts w:ascii="Sylfaen" w:eastAsia="Times New Roman" w:hAnsi="Sylfaen" w:cs="Times New Roman"/>
+          <w:sz w:val="24"/>
+          <w:szCs w:val="24"/>
+          <w:lang w:val="hy-AM" w:eastAsia="ru-RU"/>
+        </w:rPr>
+        <w:t>իտեռացիոն</w:t>
+      </w:r>
+      <w:r>
+        <w:rPr>
+          <w:rFonts w:ascii="Sylfaen" w:eastAsia="Times New Roman" w:hAnsi="Sylfaen" w:cs="Times New Roman"/>
+          <w:sz w:val="24"/>
+          <w:szCs w:val="24"/>
+          <w:lang w:val="hy-AM" w:eastAsia="ru-RU"/>
+        </w:rPr>
+        <w:t xml:space="preserve"> գործընթացով, որտեղ յուրաքանչյուր </w:t>
+      </w:r>
+      <w:r>
+        <w:rPr>
+          <w:rFonts w:ascii="Sylfaen" w:eastAsia="Times New Roman" w:hAnsi="Sylfaen" w:cs="Times New Roman"/>
+          <w:sz w:val="24"/>
+          <w:szCs w:val="24"/>
+          <w:lang w:val="hy-AM" w:eastAsia="ru-RU"/>
+        </w:rPr>
+        <w:t>իտեռացիայի ժամանակ</w:t>
+      </w:r>
+      <w:r>
+        <w:rPr>
+          <w:rFonts w:ascii="Sylfaen" w:eastAsia="Times New Roman" w:hAnsi="Sylfaen" w:cs="Times New Roman"/>
+          <w:sz w:val="24"/>
+          <w:szCs w:val="24"/>
+          <w:lang w:val="hy-AM" w:eastAsia="ru-RU"/>
+        </w:rPr>
+        <w:t xml:space="preserve"> մոդելի պարամետրերը աստիճ</w:t>
+      </w:r>
+      <w:r>
+        <w:rPr>
+          <w:rFonts w:ascii="Sylfaen" w:eastAsia="Times New Roman" w:hAnsi="Sylfaen" w:cs="Times New Roman"/>
+          <w:sz w:val="24"/>
+          <w:szCs w:val="24"/>
+          <w:lang w:val="hy-AM" w:eastAsia="ru-RU"/>
+        </w:rPr>
+        <w:t>անաբար ճշգրտվում են՝ նվազեցնելով</w:t>
+      </w:r>
+      <w:r>
+        <w:rPr>
+          <w:rFonts w:ascii="Sylfaen" w:eastAsia="Times New Roman" w:hAnsi="Sylfaen" w:cs="Times New Roman"/>
+          <w:sz w:val="24"/>
+          <w:szCs w:val="24"/>
+          <w:lang w:val="hy-AM" w:eastAsia="ru-RU"/>
+        </w:rPr>
+        <w:t xml:space="preserve"> կանխատեսման սխալը։ Հաշվարկային գործընթացում օգտագործվում են </w:t>
+      </w:r>
+      <w:r>
+        <w:rPr>
+          <w:rFonts w:ascii="Sylfaen" w:eastAsia="Times New Roman" w:hAnsi="Sylfaen" w:cs="Times New Roman"/>
+          <w:sz w:val="24"/>
+          <w:szCs w:val="24"/>
+          <w:lang w:val="hy-AM" w:eastAsia="ru-RU"/>
+        </w:rPr>
+        <w:t>n</w:t>
+      </w:r>
+      <w:r>
+        <w:rPr>
+          <w:rFonts w:ascii="Sylfaen" w:eastAsia="Times New Roman" w:hAnsi="Sylfaen" w:cs="Times New Roman"/>
+          <w:sz w:val="24"/>
+          <w:szCs w:val="24"/>
+          <w:lang w:val="hy-AM" w:eastAsia="ru-RU"/>
+        </w:rPr>
+        <w:t>um</w:t>
+      </w:r>
+      <w:r>
+        <w:rPr>
+          <w:rFonts w:ascii="Sylfaen" w:eastAsia="Times New Roman" w:hAnsi="Sylfaen" w:cs="Times New Roman"/>
+          <w:sz w:val="24"/>
+          <w:szCs w:val="24"/>
+          <w:lang w:val="hy-AM" w:eastAsia="ru-RU"/>
+        </w:rPr>
+        <w:t>p</w:t>
+      </w:r>
+      <w:r>
+        <w:rPr>
+          <w:rFonts w:ascii="Sylfaen" w:eastAsia="Times New Roman" w:hAnsi="Sylfaen" w:cs="Times New Roman"/>
+          <w:sz w:val="24"/>
+          <w:szCs w:val="24"/>
+          <w:lang w:val="hy-AM" w:eastAsia="ru-RU"/>
+        </w:rPr>
+        <w:t>y գրադարանը՝ վեկտորային հաշվարկների համար, և pandas գրադարա</w:t>
+      </w:r>
+      <w:r>
+        <w:rPr>
+          <w:rFonts w:ascii="Sylfaen" w:eastAsia="Times New Roman" w:hAnsi="Sylfaen" w:cs="Times New Roman"/>
+          <w:sz w:val="24"/>
+          <w:szCs w:val="24"/>
+          <w:lang w:val="hy-AM" w:eastAsia="ru-RU"/>
+        </w:rPr>
+        <w:t>նը՝ տվյալների կառավարման համար։</w:t>
       </w:r>
     </w:p>
     <w:p>
@@ -19048,160 +19718,97 @@
           <w:szCs w:val="24"/>
           <w:lang w:val="hy-AM" w:eastAsia="ru-RU"/>
         </w:rPr>
-        <w:t xml:space="preserve">Հաջորդ փուլում իրականացվում է մոդելի ուսուցումը։ Այս փուլում Python </w:t>
-      </w:r>
-      <w:r>
-        <w:rPr>
-          <w:rFonts w:ascii="Sylfaen" w:eastAsia="Times New Roman" w:hAnsi="Sylfaen" w:cs="Times New Roman"/>
-          <w:sz w:val="24"/>
-          <w:szCs w:val="24"/>
-          <w:lang w:val="hy-AM" w:eastAsia="ru-RU"/>
-        </w:rPr>
-        <w:t>լեզվով գրված ծրագիրը</w:t>
-      </w:r>
-      <w:r>
-        <w:rPr>
-          <w:rFonts w:ascii="Sylfaen" w:eastAsia="Times New Roman" w:hAnsi="Sylfaen" w:cs="Times New Roman"/>
-          <w:sz w:val="24"/>
-          <w:szCs w:val="24"/>
-          <w:lang w:val="hy-AM" w:eastAsia="ru-RU"/>
-        </w:rPr>
-        <w:t xml:space="preserve"> </w:t>
-      </w:r>
-      <w:r>
-        <w:rPr>
-          <w:rFonts w:ascii="Sylfaen" w:eastAsia="Times New Roman" w:hAnsi="Sylfaen" w:cs="Times New Roman"/>
-          <w:sz w:val="24"/>
-          <w:szCs w:val="24"/>
-          <w:lang w:val="hy-AM" w:eastAsia="ru-RU"/>
-        </w:rPr>
-        <w:t xml:space="preserve">տվյալների </w:t>
-      </w:r>
-      <w:r>
-        <w:rPr>
-          <w:rFonts w:ascii="Sylfaen" w:eastAsia="Times New Roman" w:hAnsi="Sylfaen" w:cs="Times New Roman"/>
-          <w:sz w:val="24"/>
-          <w:szCs w:val="24"/>
-          <w:lang w:val="hy-AM" w:eastAsia="ru-RU"/>
-        </w:rPr>
-        <w:t xml:space="preserve">բազայից կարդում է ուսուցման </w:t>
-      </w:r>
-      <w:r>
-        <w:rPr>
-          <w:rFonts w:ascii="Sylfaen" w:eastAsia="Times New Roman" w:hAnsi="Sylfaen" w:cs="Times New Roman"/>
-          <w:sz w:val="24"/>
-          <w:szCs w:val="24"/>
-          <w:lang w:val="hy-AM" w:eastAsia="ru-RU"/>
-        </w:rPr>
-        <w:t xml:space="preserve">համար առանձնացված </w:t>
-      </w:r>
-      <w:r>
-        <w:rPr>
-          <w:rFonts w:ascii="Sylfaen" w:eastAsia="Times New Roman" w:hAnsi="Sylfaen" w:cs="Times New Roman"/>
-          <w:sz w:val="24"/>
-          <w:szCs w:val="24"/>
-          <w:lang w:val="hy-AM" w:eastAsia="ru-RU"/>
-        </w:rPr>
-        <w:t>տվյալները և կիրառում է լոգիստիկ ռեգրեսիայի ալգորիթմ</w:t>
-      </w:r>
-      <w:r>
-        <w:rPr>
-          <w:rFonts w:ascii="Sylfaen" w:eastAsia="Times New Roman" w:hAnsi="Sylfaen" w:cs="Times New Roman"/>
-          <w:sz w:val="24"/>
-          <w:szCs w:val="24"/>
-          <w:lang w:val="hy-AM" w:eastAsia="ru-RU"/>
-        </w:rPr>
-        <w:t>ի միջոցով մշակում է մոդելը</w:t>
-      </w:r>
-      <w:r>
-        <w:rPr>
-          <w:rFonts w:ascii="Sylfaen" w:eastAsia="Times New Roman" w:hAnsi="Sylfaen" w:cs="Times New Roman"/>
-          <w:sz w:val="24"/>
-          <w:szCs w:val="24"/>
-          <w:lang w:val="hy-AM" w:eastAsia="ru-RU"/>
-        </w:rPr>
-        <w:t>։ Ալգորիթմի նպատակն է գտնել կապ մուտքային հատկանիշների և նպատակային փոփոխականի միջև՝ հաշվարկելով հ</w:t>
-      </w:r>
-      <w:r>
-        <w:rPr>
-          <w:rFonts w:ascii="Sylfaen" w:eastAsia="Times New Roman" w:hAnsi="Sylfaen" w:cs="Times New Roman"/>
-          <w:sz w:val="24"/>
-          <w:szCs w:val="24"/>
-          <w:lang w:val="hy-AM" w:eastAsia="ru-RU"/>
-        </w:rPr>
-        <w:t>ամապատասխան կշռային գործակիցները</w:t>
-      </w:r>
-      <w:r>
-        <w:rPr>
-          <w:rFonts w:ascii="Sylfaen" w:eastAsia="Times New Roman" w:hAnsi="Sylfaen" w:cs="Times New Roman"/>
-          <w:sz w:val="24"/>
-          <w:szCs w:val="24"/>
-          <w:lang w:val="hy-AM" w:eastAsia="ru-RU"/>
-        </w:rPr>
-        <w:t xml:space="preserve">։ Հաշվարկները իրականացվում են </w:t>
-      </w:r>
-      <w:r>
-        <w:rPr>
-          <w:rFonts w:ascii="Sylfaen" w:eastAsia="Times New Roman" w:hAnsi="Sylfaen" w:cs="Times New Roman"/>
-          <w:sz w:val="24"/>
-          <w:szCs w:val="24"/>
-          <w:lang w:val="hy-AM" w:eastAsia="ru-RU"/>
-        </w:rPr>
-        <w:t>իտեռացիոն</w:t>
-      </w:r>
-      <w:r>
-        <w:rPr>
-          <w:rFonts w:ascii="Sylfaen" w:eastAsia="Times New Roman" w:hAnsi="Sylfaen" w:cs="Times New Roman"/>
-          <w:sz w:val="24"/>
-          <w:szCs w:val="24"/>
-          <w:lang w:val="hy-AM" w:eastAsia="ru-RU"/>
-        </w:rPr>
-        <w:t xml:space="preserve"> գործընթացով, որտեղ յուրաքանչյուր </w:t>
-      </w:r>
-      <w:r>
-        <w:rPr>
-          <w:rFonts w:ascii="Sylfaen" w:eastAsia="Times New Roman" w:hAnsi="Sylfaen" w:cs="Times New Roman"/>
-          <w:sz w:val="24"/>
-          <w:szCs w:val="24"/>
-          <w:lang w:val="hy-AM" w:eastAsia="ru-RU"/>
-        </w:rPr>
-        <w:t>իտեռացիայի ժամանակ</w:t>
-      </w:r>
-      <w:r>
-        <w:rPr>
-          <w:rFonts w:ascii="Sylfaen" w:eastAsia="Times New Roman" w:hAnsi="Sylfaen" w:cs="Times New Roman"/>
-          <w:sz w:val="24"/>
-          <w:szCs w:val="24"/>
-          <w:lang w:val="hy-AM" w:eastAsia="ru-RU"/>
-        </w:rPr>
-        <w:t xml:space="preserve"> մոդելի պարամետրերը աստիճ</w:t>
-      </w:r>
-      <w:r>
-        <w:rPr>
-          <w:rFonts w:ascii="Sylfaen" w:eastAsia="Times New Roman" w:hAnsi="Sylfaen" w:cs="Times New Roman"/>
-          <w:sz w:val="24"/>
-          <w:szCs w:val="24"/>
-          <w:lang w:val="hy-AM" w:eastAsia="ru-RU"/>
-        </w:rPr>
-        <w:t>անաբար ճշգրտվում են՝ նվազեցնելով</w:t>
-      </w:r>
-      <w:r>
-        <w:rPr>
-          <w:rFonts w:ascii="Sylfaen" w:eastAsia="Times New Roman" w:hAnsi="Sylfaen" w:cs="Times New Roman"/>
-          <w:sz w:val="24"/>
-          <w:szCs w:val="24"/>
-          <w:lang w:val="hy-AM" w:eastAsia="ru-RU"/>
-        </w:rPr>
-        <w:t xml:space="preserve"> կանխատեսման սխալը։ Հաշվարկային գործընթացում օգտագործվում են NumPy գրադարանը՝ վեկտորային հաշվարկների համար, և pandas գրադարա</w:t>
-      </w:r>
-      <w:r>
-        <w:rPr>
-          <w:rFonts w:ascii="Sylfaen" w:eastAsia="Times New Roman" w:hAnsi="Sylfaen" w:cs="Times New Roman"/>
-          <w:sz w:val="24"/>
-          <w:szCs w:val="24"/>
-          <w:lang w:val="hy-AM" w:eastAsia="ru-RU"/>
-        </w:rPr>
-        <w:t>նը՝ տվյալների կառավարման համար։</w:t>
+        <w:t xml:space="preserve">Ուսուցման ավարտից հետո ստացված մոդելի պարամետրերը պահպանվում են տվյալների բազայում՝ առանձին աղյուսակում։ Սա թույլ է տալիս հետագայում օգտագործել արդեն </w:t>
+      </w:r>
+      <w:r>
+        <w:rPr>
+          <w:rFonts w:ascii="Sylfaen" w:eastAsia="Times New Roman" w:hAnsi="Sylfaen" w:cs="Times New Roman"/>
+          <w:sz w:val="24"/>
+          <w:szCs w:val="24"/>
+          <w:lang w:val="hy-AM" w:eastAsia="ru-RU"/>
+        </w:rPr>
+        <w:t>մշակված</w:t>
+      </w:r>
+      <w:r>
+        <w:rPr>
+          <w:rFonts w:ascii="Sylfaen" w:eastAsia="Times New Roman" w:hAnsi="Sylfaen" w:cs="Times New Roman"/>
+          <w:sz w:val="24"/>
+          <w:szCs w:val="24"/>
+          <w:lang w:val="hy-AM" w:eastAsia="ru-RU"/>
+        </w:rPr>
+        <w:t xml:space="preserve"> մոդելը առանց կրկնակի հաշվարկների և ապահովում է արդյունքների վերարտադրելիություն</w:t>
+      </w:r>
+      <w:r>
+        <w:rPr>
+          <w:rFonts w:ascii="Sylfaen" w:eastAsia="Times New Roman" w:hAnsi="Sylfaen" w:cs="Times New Roman"/>
+          <w:sz w:val="24"/>
+          <w:szCs w:val="24"/>
+          <w:lang w:val="hy-AM" w:eastAsia="ru-RU"/>
+        </w:rPr>
+        <w:t>ը</w:t>
+      </w:r>
+      <w:r>
+        <w:rPr>
+          <w:rFonts w:ascii="Sylfaen" w:eastAsia="Times New Roman" w:hAnsi="Sylfaen" w:cs="Times New Roman"/>
+          <w:sz w:val="24"/>
+          <w:szCs w:val="24"/>
+          <w:lang w:val="hy-AM" w:eastAsia="ru-RU"/>
+        </w:rPr>
+        <w:t xml:space="preserve">։ Պարամետրերի պահպանումը նաև հնարավորություն է տալիս հետևել </w:t>
+      </w:r>
+      <w:r>
+        <w:rPr>
+          <w:rFonts w:ascii="Sylfaen" w:eastAsia="Times New Roman" w:hAnsi="Sylfaen" w:cs="Times New Roman"/>
+          <w:sz w:val="24"/>
+          <w:szCs w:val="24"/>
+          <w:lang w:val="hy-AM" w:eastAsia="ru-RU"/>
+        </w:rPr>
+        <w:t xml:space="preserve">տարբեր </w:t>
+      </w:r>
+      <w:r>
+        <w:rPr>
+          <w:rFonts w:ascii="Sylfaen" w:eastAsia="Times New Roman" w:hAnsi="Sylfaen" w:cs="Times New Roman"/>
+          <w:sz w:val="24"/>
+          <w:szCs w:val="24"/>
+          <w:lang w:val="hy-AM" w:eastAsia="ru-RU"/>
+        </w:rPr>
+        <w:t xml:space="preserve">մոդելներին </w:t>
+      </w:r>
+      <w:r>
+        <w:rPr>
+          <w:rFonts w:ascii="Sylfaen" w:eastAsia="Times New Roman" w:hAnsi="Sylfaen" w:cs="Times New Roman"/>
+          <w:sz w:val="24"/>
+          <w:szCs w:val="24"/>
+          <w:lang w:val="hy-AM" w:eastAsia="ru-RU"/>
+        </w:rPr>
+        <w:t>և համեմ</w:t>
+      </w:r>
+      <w:r>
+        <w:rPr>
+          <w:rFonts w:ascii="Sylfaen" w:eastAsia="Times New Roman" w:hAnsi="Sylfaen" w:cs="Times New Roman"/>
+          <w:sz w:val="24"/>
+          <w:szCs w:val="24"/>
+          <w:lang w:val="hy-AM" w:eastAsia="ru-RU"/>
+        </w:rPr>
+        <w:t>ատել դրանց արդյունավետություն</w:t>
+      </w:r>
+      <w:r>
+        <w:rPr>
+          <w:rFonts w:ascii="Sylfaen" w:eastAsia="Times New Roman" w:hAnsi="Sylfaen" w:cs="Times New Roman"/>
+          <w:sz w:val="24"/>
+          <w:szCs w:val="24"/>
+          <w:lang w:val="hy-AM" w:eastAsia="ru-RU"/>
+        </w:rPr>
+        <w:t>ներ</w:t>
+      </w:r>
+      <w:r>
+        <w:rPr>
+          <w:rFonts w:ascii="Sylfaen" w:eastAsia="Times New Roman" w:hAnsi="Sylfaen" w:cs="Times New Roman"/>
+          <w:sz w:val="24"/>
+          <w:szCs w:val="24"/>
+          <w:lang w:val="hy-AM" w:eastAsia="ru-RU"/>
+        </w:rPr>
+        <w:t>ը։</w:t>
       </w:r>
     </w:p>
     <w:p>
@@ -19223,79 +19830,88 @@
           <w:szCs w:val="24"/>
           <w:lang w:val="hy-AM" w:eastAsia="ru-RU"/>
         </w:rPr>
-        <w:t xml:space="preserve">Ուսուցման ավարտից հետո ստացված մոդելի պարամետրերը պահպանվում են տվյալների բազայում՝ առանձին աղյուսակում։ Սա թույլ է տալիս հետագայում օգտագործել արդեն </w:t>
-      </w:r>
-      <w:r>
-        <w:rPr>
-          <w:rFonts w:ascii="Sylfaen" w:eastAsia="Times New Roman" w:hAnsi="Sylfaen" w:cs="Times New Roman"/>
-          <w:sz w:val="24"/>
-          <w:szCs w:val="24"/>
-          <w:lang w:val="hy-AM" w:eastAsia="ru-RU"/>
-        </w:rPr>
-        <w:t>մշակված</w:t>
-      </w:r>
-      <w:r>
-        <w:rPr>
-          <w:rFonts w:ascii="Sylfaen" w:eastAsia="Times New Roman" w:hAnsi="Sylfaen" w:cs="Times New Roman"/>
-          <w:sz w:val="24"/>
-          <w:szCs w:val="24"/>
-          <w:lang w:val="hy-AM" w:eastAsia="ru-RU"/>
-        </w:rPr>
-        <w:t xml:space="preserve"> մոդելը առանց կրկնակի հաշվարկների և ապահովում է արդյունքների վերարտադրելիություն</w:t>
-      </w:r>
-      <w:r>
-        <w:rPr>
-          <w:rFonts w:ascii="Sylfaen" w:eastAsia="Times New Roman" w:hAnsi="Sylfaen" w:cs="Times New Roman"/>
-          <w:sz w:val="24"/>
-          <w:szCs w:val="24"/>
-          <w:lang w:val="hy-AM" w:eastAsia="ru-RU"/>
-        </w:rPr>
-        <w:t>ը</w:t>
-      </w:r>
-      <w:r>
-        <w:rPr>
-          <w:rFonts w:ascii="Sylfaen" w:eastAsia="Times New Roman" w:hAnsi="Sylfaen" w:cs="Times New Roman"/>
-          <w:sz w:val="24"/>
-          <w:szCs w:val="24"/>
-          <w:lang w:val="hy-AM" w:eastAsia="ru-RU"/>
-        </w:rPr>
-        <w:t xml:space="preserve">։ Պարամետրերի պահպանումը նաև հնարավորություն է տալիս հետևել </w:t>
-      </w:r>
-      <w:r>
-        <w:rPr>
-          <w:rFonts w:ascii="Sylfaen" w:eastAsia="Times New Roman" w:hAnsi="Sylfaen" w:cs="Times New Roman"/>
-          <w:sz w:val="24"/>
-          <w:szCs w:val="24"/>
-          <w:lang w:val="hy-AM" w:eastAsia="ru-RU"/>
-        </w:rPr>
-        <w:t xml:space="preserve">տարբեր </w:t>
-      </w:r>
-      <w:r>
-        <w:rPr>
-          <w:rFonts w:ascii="Sylfaen" w:eastAsia="Times New Roman" w:hAnsi="Sylfaen" w:cs="Times New Roman"/>
-          <w:sz w:val="24"/>
-          <w:szCs w:val="24"/>
-          <w:lang w:val="hy-AM" w:eastAsia="ru-RU"/>
-        </w:rPr>
-        <w:t xml:space="preserve">մոդելներին </w:t>
-      </w:r>
-      <w:r>
-        <w:rPr>
-          <w:rFonts w:ascii="Sylfaen" w:eastAsia="Times New Roman" w:hAnsi="Sylfaen" w:cs="Times New Roman"/>
-          <w:sz w:val="24"/>
-          <w:szCs w:val="24"/>
-          <w:lang w:val="hy-AM" w:eastAsia="ru-RU"/>
-        </w:rPr>
-        <w:t>և համեմ</w:t>
-      </w:r>
-      <w:r>
-        <w:rPr>
-          <w:rFonts w:ascii="Sylfaen" w:eastAsia="Times New Roman" w:hAnsi="Sylfaen" w:cs="Times New Roman"/>
-          <w:sz w:val="24"/>
-          <w:szCs w:val="24"/>
-          <w:lang w:val="hy-AM" w:eastAsia="ru-RU"/>
-        </w:rPr>
-        <w:t>ատել դրանց արդյունավետությունը։</w:t>
+        <w:t>Հաջորդ փուլում իրականացվում է մոդելի թեստավորմ</w:t>
+      </w:r>
+      <w:r>
+        <w:rPr>
+          <w:rFonts w:ascii="Sylfaen" w:eastAsia="Times New Roman" w:hAnsi="Sylfaen" w:cs="Times New Roman"/>
+          <w:sz w:val="24"/>
+          <w:szCs w:val="24"/>
+          <w:lang w:val="hy-AM" w:eastAsia="ru-RU"/>
+        </w:rPr>
+        <w:t>ը նախօրոք առանձնացված</w:t>
+      </w:r>
+      <w:r>
+        <w:rPr>
+          <w:rFonts w:ascii="Sylfaen" w:eastAsia="Times New Roman" w:hAnsi="Sylfaen" w:cs="Times New Roman"/>
+          <w:sz w:val="24"/>
+          <w:szCs w:val="24"/>
+          <w:lang w:val="hy-AM" w:eastAsia="ru-RU"/>
+        </w:rPr>
+        <w:t xml:space="preserve"> տվյալների</w:t>
+      </w:r>
+      <w:r>
+        <w:rPr>
+          <w:rFonts w:ascii="Sylfaen" w:eastAsia="Times New Roman" w:hAnsi="Sylfaen" w:cs="Times New Roman"/>
+          <w:sz w:val="24"/>
+          <w:szCs w:val="24"/>
+          <w:lang w:val="hy-AM" w:eastAsia="ru-RU"/>
+        </w:rPr>
+        <w:t xml:space="preserve"> բազայի</w:t>
+      </w:r>
+      <w:r>
+        <w:rPr>
+          <w:rFonts w:ascii="Sylfaen" w:eastAsia="Times New Roman" w:hAnsi="Sylfaen" w:cs="Times New Roman"/>
+          <w:sz w:val="24"/>
+          <w:szCs w:val="24"/>
+          <w:lang w:val="hy-AM" w:eastAsia="ru-RU"/>
+        </w:rPr>
+        <w:t xml:space="preserve"> վրա։ Այս փուլում համակարգը բազայից կարդում է թե՛ թեստային տվյալները, թե՛ մոդելի պարամետրերը։ Յուրաքանչյուր դիտարկման համար հաշվարկվում է հավանականություն, որը ներկայացնում </w:t>
+      </w:r>
+      <w:r>
+        <w:rPr>
+          <w:rFonts w:ascii="Sylfaen" w:eastAsia="Times New Roman" w:hAnsi="Sylfaen" w:cs="Times New Roman"/>
+          <w:sz w:val="24"/>
+          <w:szCs w:val="24"/>
+          <w:lang w:val="hy-AM" w:eastAsia="ru-RU"/>
+        </w:rPr>
+        <w:t>տվյալ հաճախորդի վճարաունակ չլինելու հավանականությունը</w:t>
+      </w:r>
+      <w:r>
+        <w:rPr>
+          <w:rFonts w:ascii="Sylfaen" w:eastAsia="Times New Roman" w:hAnsi="Sylfaen" w:cs="Times New Roman"/>
+          <w:sz w:val="24"/>
+          <w:szCs w:val="24"/>
+          <w:lang w:val="hy-AM" w:eastAsia="ru-RU"/>
+        </w:rPr>
+        <w:t>։ Այդ հավանականության հիման վրա կատարվում է դասակարգում՝ օգտագործելով սահմանված շեմային արժեք։ Ստացված արդյունքները համեմատվում են իրական արժեքների հետ, և հաշվարկվում է մոդելի ճշտությունը</w:t>
+      </w:r>
+      <w:r>
+        <w:rPr>
+          <w:rFonts w:ascii="Sylfaen" w:eastAsia="Times New Roman" w:hAnsi="Sylfaen" w:cs="Times New Roman"/>
+          <w:sz w:val="24"/>
+          <w:szCs w:val="24"/>
+          <w:lang w:val="hy-AM" w:eastAsia="ru-RU"/>
+        </w:rPr>
+        <w:t xml:space="preserve">: </w:t>
+      </w:r>
+      <w:r>
+        <w:rPr>
+          <w:rFonts w:ascii="Sylfaen" w:eastAsia="Times New Roman" w:hAnsi="Sylfaen" w:cs="Times New Roman"/>
+          <w:sz w:val="24"/>
+          <w:szCs w:val="24"/>
+          <w:lang w:val="hy-AM" w:eastAsia="ru-RU"/>
+        </w:rPr>
+        <w:t>Բացի այդ, յուրաքանչյուր դիտարկման համար ստացված հավանականությունները պահպանվում են տվյալների բազայում՝ հ</w:t>
+      </w:r>
+      <w:r>
+        <w:rPr>
+          <w:rFonts w:ascii="Sylfaen" w:eastAsia="Times New Roman" w:hAnsi="Sylfaen" w:cs="Times New Roman"/>
+          <w:sz w:val="24"/>
+          <w:szCs w:val="24"/>
+          <w:lang w:val="hy-AM" w:eastAsia="ru-RU"/>
+        </w:rPr>
+        <w:t>ետագա վերլուծությունների համար։</w:t>
       </w:r>
     </w:p>
     <w:p>
@@ -19317,70 +19933,35 @@
           <w:szCs w:val="24"/>
           <w:lang w:val="hy-AM" w:eastAsia="ru-RU"/>
         </w:rPr>
-        <w:t>Հաջորդ փուլում իրականացվում է մոդելի թեստավորմ</w:t>
-      </w:r>
-      <w:r>
-        <w:rPr>
-          <w:rFonts w:ascii="Sylfaen" w:eastAsia="Times New Roman" w:hAnsi="Sylfaen" w:cs="Times New Roman"/>
-          <w:sz w:val="24"/>
-          <w:szCs w:val="24"/>
-          <w:lang w:val="hy-AM" w:eastAsia="ru-RU"/>
-        </w:rPr>
-        <w:t>ը նախօրոք առանձնացված</w:t>
-      </w:r>
-      <w:r>
-        <w:rPr>
-          <w:rFonts w:ascii="Sylfaen" w:eastAsia="Times New Roman" w:hAnsi="Sylfaen" w:cs="Times New Roman"/>
-          <w:sz w:val="24"/>
-          <w:szCs w:val="24"/>
-          <w:lang w:val="hy-AM" w:eastAsia="ru-RU"/>
-        </w:rPr>
-        <w:t xml:space="preserve"> տվյալների</w:t>
-      </w:r>
-      <w:r>
-        <w:rPr>
-          <w:rFonts w:ascii="Sylfaen" w:eastAsia="Times New Roman" w:hAnsi="Sylfaen" w:cs="Times New Roman"/>
-          <w:sz w:val="24"/>
-          <w:szCs w:val="24"/>
-          <w:lang w:val="hy-AM" w:eastAsia="ru-RU"/>
-        </w:rPr>
-        <w:t xml:space="preserve"> բազայի</w:t>
-      </w:r>
-      <w:r>
-        <w:rPr>
-          <w:rFonts w:ascii="Sylfaen" w:eastAsia="Times New Roman" w:hAnsi="Sylfaen" w:cs="Times New Roman"/>
-          <w:sz w:val="24"/>
-          <w:szCs w:val="24"/>
-          <w:lang w:val="hy-AM" w:eastAsia="ru-RU"/>
-        </w:rPr>
-        <w:t xml:space="preserve"> վրա։ Այս փուլում համակարգը բազայից կարդում է թե՛ թեստային տվյալները, թե՛ մոդելի պարամետրերը։ Յուրաքանչյուր դիտարկման համար հաշվարկվում է հավանականություն, որը ներկայացնում է տվյալ դեպքի պատկանելությունը որոշակի դասին։ Այդ հավանականության հիման վրա կատարվում է դասակարգում՝ օգտագործելով սահմանված շեմային արժեք։ Ստացված արդյունքները համեմատվում են իրական արժեքների հետ, և հաշվարկվում է մոդելի ճշտությունը</w:t>
-      </w:r>
-      <w:r>
-        <w:rPr>
-          <w:rFonts w:ascii="Sylfaen" w:eastAsia="Times New Roman" w:hAnsi="Sylfaen" w:cs="Times New Roman"/>
-          <w:sz w:val="24"/>
-          <w:szCs w:val="24"/>
-          <w:lang w:val="hy-AM" w:eastAsia="ru-RU"/>
-        </w:rPr>
-        <w:t xml:space="preserve">: </w:t>
-      </w:r>
-      <w:r>
-        <w:rPr>
-          <w:rFonts w:ascii="Sylfaen" w:eastAsia="Times New Roman" w:hAnsi="Sylfaen" w:cs="Times New Roman"/>
-          <w:sz w:val="24"/>
-          <w:szCs w:val="24"/>
-          <w:lang w:val="hy-AM" w:eastAsia="ru-RU"/>
-        </w:rPr>
-        <w:t>Բացի այդ, յուրաքանչյուր դիտարկման համար ստացված հավանականությունները պահպանվում են տվյալների բազայում՝ հ</w:t>
-      </w:r>
-      <w:r>
-        <w:rPr>
-          <w:rFonts w:ascii="Sylfaen" w:eastAsia="Times New Roman" w:hAnsi="Sylfaen" w:cs="Times New Roman"/>
-          <w:sz w:val="24"/>
-          <w:szCs w:val="24"/>
-          <w:lang w:val="hy-AM" w:eastAsia="ru-RU"/>
-        </w:rPr>
-        <w:t>ետագա վերլուծությունների համար։</w:t>
+        <w:t>Տվյալային խողովակաշար</w:t>
+      </w:r>
+      <w:r>
+        <w:rPr>
+          <w:rFonts w:ascii="Sylfaen" w:eastAsia="Times New Roman" w:hAnsi="Sylfaen" w:cs="Times New Roman"/>
+          <w:sz w:val="24"/>
+          <w:szCs w:val="24"/>
+          <w:lang w:val="hy-AM" w:eastAsia="ru-RU"/>
+        </w:rPr>
+        <w:t xml:space="preserve">ի կառուցվածքը հիմնված է մոդուլային մոտեցման վրա, որտեղ յուրաքանչյուր փուլ ունի հստակ սահմանված գործառույթ։ Սա թույլ է տալիս հեշտությամբ փոփոխել կամ ընդլայնել համակարգը՝ առանց ամբողջ կառուցվածքը </w:t>
+      </w:r>
+      <w:r>
+        <w:rPr>
+          <w:rFonts w:ascii="Sylfaen" w:eastAsia="Times New Roman" w:hAnsi="Sylfaen" w:cs="Times New Roman"/>
+          <w:sz w:val="24"/>
+          <w:szCs w:val="24"/>
+          <w:lang w:val="hy-AM" w:eastAsia="ru-RU"/>
+        </w:rPr>
+        <w:lastRenderedPageBreak/>
+        <w:t>վերափոխելու։ Բոլոր փուլերը փոխկապակցված են, սակայն միաժամանակ կարող են դիտարկվել որպես անկախ մոդուլներ, ինչը կարևոր է համակարգի կայունության և</w:t>
+      </w:r>
+      <w:r>
+        <w:rPr>
+          <w:rFonts w:ascii="Sylfaen" w:eastAsia="Times New Roman" w:hAnsi="Sylfaen" w:cs="Times New Roman"/>
+          <w:sz w:val="24"/>
+          <w:szCs w:val="24"/>
+          <w:lang w:val="hy-AM" w:eastAsia="ru-RU"/>
+        </w:rPr>
+        <w:t xml:space="preserve"> մասշտաբայնության տեսանկյունից։</w:t>
       </w:r>
     </w:p>
     <w:p>
@@ -19402,35 +19983,25 @@
           <w:szCs w:val="24"/>
           <w:lang w:val="hy-AM" w:eastAsia="ru-RU"/>
         </w:rPr>
-        <w:t>Տվյալային խողովակաշար</w:t>
-      </w:r>
-      <w:r>
-        <w:rPr>
-          <w:rFonts w:ascii="Sylfaen" w:eastAsia="Times New Roman" w:hAnsi="Sylfaen" w:cs="Times New Roman"/>
-          <w:sz w:val="24"/>
-          <w:szCs w:val="24"/>
-          <w:lang w:val="hy-AM" w:eastAsia="ru-RU"/>
-        </w:rPr>
-        <w:t xml:space="preserve">ի կառուցվածքը հիմնված է մոդուլային մոտեցման վրա, որտեղ յուրաքանչյուր փուլ ունի հստակ սահմանված գործառույթ։ Սա թույլ է տալիս հեշտությամբ փոփոխել կամ ընդլայնել համակարգը՝ առանց ամբողջ կառուցվածքը </w:t>
-      </w:r>
-      <w:r>
-        <w:rPr>
-          <w:rFonts w:ascii="Sylfaen" w:eastAsia="Times New Roman" w:hAnsi="Sylfaen" w:cs="Times New Roman"/>
-          <w:sz w:val="24"/>
-          <w:szCs w:val="24"/>
-          <w:lang w:val="hy-AM" w:eastAsia="ru-RU"/>
-        </w:rPr>
-        <w:lastRenderedPageBreak/>
-        <w:t>վերափոխելու։ Բոլոր փուլերը փոխկապակցված են, սակայն միաժամանակ կարող են դիտարկվել որպես անկախ մոդուլներ, ինչը կարևոր է համակարգի կայունության և</w:t>
-      </w:r>
-      <w:r>
-        <w:rPr>
-          <w:rFonts w:ascii="Sylfaen" w:eastAsia="Times New Roman" w:hAnsi="Sylfaen" w:cs="Times New Roman"/>
-          <w:sz w:val="24"/>
-          <w:szCs w:val="24"/>
-          <w:lang w:val="hy-AM" w:eastAsia="ru-RU"/>
-        </w:rPr>
-        <w:t xml:space="preserve"> մասշտաբայնության տեսանկյունից։</w:t>
+        <w:t xml:space="preserve">PD արժեքների հաշվարկումից հետո համակարգը անցնում է հաջորդ փուլ, որտեղ հիմք ընդունելով արդեն ստացված դեֆոլտի հավանականությունները՝ իրականացվում է </w:t>
+      </w:r>
+      <w:r>
+        <w:rPr>
+          <w:rFonts w:ascii="Sylfaen" w:eastAsia="Times New Roman" w:hAnsi="Sylfaen" w:cs="Times New Roman"/>
+          <w:sz w:val="24"/>
+          <w:szCs w:val="24"/>
+          <w:lang w:val="hy-AM" w:eastAsia="ru-RU"/>
+        </w:rPr>
+        <w:t>LGD (Loss Given Default) ցուցանիշի գնահատմանը։ Այս փուլում համակարգը կենտրոնանում է այն բանի վրա, թե որքան մասն է հնարավոր կորուստի ենթակա լինելու, եթե դեֆոլտ տեղի ունենա։ LGD-ն արտահայտում է այն տոկոսային կամ հարաբերական չափը, որը ցույց է տալիս պարտքի չվերականգնվող մասը։ Հաշվարկը կարող է իրականացվել ինչպես պատմական տվյալների հիման վրա կառուցված մոդելներով, այնպես էլ պարզեցված մոտեցմամբ՝ օգտագործելով հաստատուն կամ կիսադինամիկ գործակիցներ։ Այս փուլում հաճախ հաշվի են առնվում լրացուցիչ գործոններ, ինչպիսիք են ապահովվածությունը, գրավի առկայությունը կամ հաճախորդի ռիսկային պրոֆիլը։ Ստացված LGD արժեքները նույնպես պահպանվում են տվյալների բազայում՝ որպես յուրաքանչյուր հաճախոր</w:t>
+      </w:r>
+      <w:r>
+        <w:rPr>
+          <w:rFonts w:ascii="Sylfaen" w:eastAsia="Times New Roman" w:hAnsi="Sylfaen" w:cs="Times New Roman"/>
+          <w:sz w:val="24"/>
+          <w:szCs w:val="24"/>
+          <w:lang w:val="hy-AM" w:eastAsia="ru-RU"/>
+        </w:rPr>
+        <w:t>դի ռիսկային բնութագրի բաղադրիչ։</w:t>
       </w:r>
     </w:p>
     <w:p>
@@ -19452,25 +20023,43 @@
           <w:szCs w:val="24"/>
           <w:lang w:val="hy-AM" w:eastAsia="ru-RU"/>
         </w:rPr>
-        <w:t xml:space="preserve">PD արժեքների հաշվարկումից հետո համակարգը անցնում է հաջորդ փուլ, որտեղ հիմք ընդունելով արդեն ստացված դեֆոլտի հավանականությունները՝ իրականացվում է </w:t>
-      </w:r>
-      <w:r>
-        <w:rPr>
-          <w:rFonts w:ascii="Sylfaen" w:eastAsia="Times New Roman" w:hAnsi="Sylfaen" w:cs="Times New Roman"/>
-          <w:sz w:val="24"/>
-          <w:szCs w:val="24"/>
-          <w:lang w:val="hy-AM" w:eastAsia="ru-RU"/>
-        </w:rPr>
-        <w:t>LGD (Loss Given Default) ցուցանիշի գնահատմանը։ Այս փուլում համակարգը կենտրոնանում է այն բանի վրա, թե որքան մասն է հնարավոր կորուստի ենթակա լինելու, եթե դեֆոլտ տեղի ունենա։ LGD-ն արտահայտում է այն տոկոսային կամ հարաբերական չափը, որը ցույց է տալիս պարտքի չվերականգնվող մասը։ Հաշվարկը կարող է իրականացվել ինչպես պատմական տվյալների հիման վրա կառուցված մոդելներով, այնպես էլ պարզեցված մոտեցմամբ՝ օգտագործելով հաստատուն կամ կիսադինամիկ գործակիցներ։ Այս փուլում հաճախ հաշվի են առնվում լրացուցիչ գործոններ, ինչպիսիք են ապահովվածությունը, գրավի առկայությունը կամ հաճախորդի ռիսկային պրոֆիլը։ Ստացված LGD արժեքները նույնպես պահպանվում են տվյալների բազայում՝ որպես յուրաքանչյուր հաճախոր</w:t>
-      </w:r>
-      <w:r>
-        <w:rPr>
-          <w:rFonts w:ascii="Sylfaen" w:eastAsia="Times New Roman" w:hAnsi="Sylfaen" w:cs="Times New Roman"/>
-          <w:sz w:val="24"/>
-          <w:szCs w:val="24"/>
-          <w:lang w:val="hy-AM" w:eastAsia="ru-RU"/>
-        </w:rPr>
-        <w:t>դի ռիսկային բնութագրի բաղադրիչ։</w:t>
+        <w:t>LGD</w:t>
+      </w:r>
+      <w:r>
+        <w:rPr>
+          <w:rFonts w:ascii="Sylfaen" w:eastAsia="Times New Roman" w:hAnsi="Sylfaen" w:cs="Times New Roman"/>
+          <w:sz w:val="24"/>
+          <w:szCs w:val="24"/>
+          <w:lang w:val="hy-AM" w:eastAsia="ru-RU"/>
+        </w:rPr>
+        <w:t xml:space="preserve"> հաշվարկից հետո </w:t>
+      </w:r>
+      <w:r>
+        <w:rPr>
+          <w:rFonts w:ascii="Sylfaen" w:eastAsia="Times New Roman" w:hAnsi="Sylfaen" w:cs="Times New Roman"/>
+          <w:sz w:val="24"/>
+          <w:szCs w:val="24"/>
+          <w:lang w:val="hy-AM" w:eastAsia="ru-RU"/>
+        </w:rPr>
+        <w:t>Տվյալային խողովակաշար</w:t>
+      </w:r>
+      <w:r>
+        <w:rPr>
+          <w:rFonts w:ascii="Sylfaen" w:eastAsia="Times New Roman" w:hAnsi="Sylfaen" w:cs="Times New Roman"/>
+          <w:sz w:val="24"/>
+          <w:szCs w:val="24"/>
+          <w:lang w:val="hy-AM" w:eastAsia="ru-RU"/>
+        </w:rPr>
+        <w:t xml:space="preserve">ը անցնում է </w:t>
+      </w:r>
+      <w:r>
+        <w:rPr>
+          <w:rFonts w:ascii="Sylfaen" w:eastAsia="Times New Roman" w:hAnsi="Sylfaen" w:cs="Times New Roman"/>
+          <w:sz w:val="24"/>
+          <w:szCs w:val="24"/>
+          <w:lang w:val="hy-AM" w:eastAsia="ru-RU"/>
+        </w:rPr>
+        <w:t>EAD (Exposure at Default) ցուցանիշի հաշվարկը։ Այս փուլում յուրաքանչյուր հաճախորդի համար գնահատվում է այն հնարավոր ֆինանսական պարտավորության չափը, որը կարող է գոյություն ունենալ դեֆոլտի պահին։ Հաշվարկը իրականացվում է տվյալների բազայում պահվող հաճախորդների վարկային տեղեկատվության հիման վրա՝ հաշվի առնելով առկա մնացորդները, օգտագործված վարկային սահմանաչափերը և ընդհանուր պարտավորությունների կառուցվածքը։ Այս գործընթացը թույլ է տալիս յուրաքանչյուր դիտարկման համար ստանալ անհատականացված EAD արժեք, որը արտացոլում է տվյալ հաճախորդի հնարավոր ազդեցությունը ռիսկի տեսանկյունից։ Ստացված արդյունքները պահպանվում են տվյալների բազայում և հետագայում օգտագործվում են ընդհանուր ECL հաշվարկի մեջ։</w:t>
       </w:r>
     </w:p>
     <w:p>
@@ -19492,6 +20081,24 @@
           <w:szCs w:val="24"/>
           <w:lang w:val="hy-AM" w:eastAsia="ru-RU"/>
         </w:rPr>
+        <w:t>EAD</w:t>
+      </w:r>
+      <w:r>
+        <w:rPr>
+          <w:rFonts w:ascii="Sylfaen" w:eastAsia="Times New Roman" w:hAnsi="Sylfaen" w:cs="Times New Roman"/>
+          <w:sz w:val="24"/>
+          <w:szCs w:val="24"/>
+          <w:lang w:val="hy-AM" w:eastAsia="ru-RU"/>
+        </w:rPr>
+        <w:t xml:space="preserve"> հաշվարկի ավարտից հետո համակարգը անցնում է վերջնական փուլին, որտեղ համադրվում են արդեն ստացված բոլոր բաղադրիչները՝ PD, </w:t>
+      </w:r>
+      <w:r>
+        <w:rPr>
+          <w:rFonts w:ascii="Sylfaen" w:eastAsia="Times New Roman" w:hAnsi="Sylfaen" w:cs="Times New Roman"/>
+          <w:sz w:val="24"/>
+          <w:szCs w:val="24"/>
+          <w:lang w:val="hy-AM" w:eastAsia="ru-RU"/>
+        </w:rPr>
         <w:t>LGD</w:t>
       </w:r>
       <w:r>
@@ -19501,34 +20108,61 @@
           <w:szCs w:val="24"/>
           <w:lang w:val="hy-AM" w:eastAsia="ru-RU"/>
         </w:rPr>
-        <w:t xml:space="preserve"> հաշվարկից հետո </w:t>
-      </w:r>
-      <w:r>
-        <w:rPr>
-          <w:rFonts w:ascii="Sylfaen" w:eastAsia="Times New Roman" w:hAnsi="Sylfaen" w:cs="Times New Roman"/>
-          <w:sz w:val="24"/>
-          <w:szCs w:val="24"/>
-          <w:lang w:val="hy-AM" w:eastAsia="ru-RU"/>
-        </w:rPr>
-        <w:t>Տվյալային խողովակաշար</w:t>
-      </w:r>
-      <w:r>
-        <w:rPr>
-          <w:rFonts w:ascii="Sylfaen" w:eastAsia="Times New Roman" w:hAnsi="Sylfaen" w:cs="Times New Roman"/>
-          <w:sz w:val="24"/>
-          <w:szCs w:val="24"/>
-          <w:lang w:val="hy-AM" w:eastAsia="ru-RU"/>
-        </w:rPr>
-        <w:t xml:space="preserve">ը անցնում է </w:t>
-      </w:r>
-      <w:r>
-        <w:rPr>
-          <w:rFonts w:ascii="Sylfaen" w:eastAsia="Times New Roman" w:hAnsi="Sylfaen" w:cs="Times New Roman"/>
-          <w:sz w:val="24"/>
-          <w:szCs w:val="24"/>
-          <w:lang w:val="hy-AM" w:eastAsia="ru-RU"/>
-        </w:rPr>
-        <w:t>EAD (Exposure at Default) ցուցանիշի հաշվարկը։ Այս փուլում յուրաքանչյուր հաճախորդի համար գնահատվում է այն հնարավոր ֆինանսական պարտավորության չափը, որը կարող է գոյություն ունենալ դեֆոլտի պահին։ Հաշվարկը իրականացվում է տվյալների բազայում պահվող հաճախորդների վարկային տեղեկատվության հիման վրա՝ հաշվի առնելով առկա մնացորդները, օգտագործված վարկային սահմանաչափերը և ընդհանուր պարտավորությունների կառուցվածքը։ Այս գործընթացը թույլ է տալիս յուրաքանչյուր դիտարկման համար ստանալ անհատականացված EAD արժեք, որը արտացոլում է տվյալ հաճախորդի հնարավոր ազդեցությունը ռիսկի տեսանկյունից։ Ստացված արդյունքները պահպանվում են տվյալների բազայում և հետագայում օգտագործվում են ընդհանուր ECL հաշվարկի մեջ։</w:t>
+        <w:t xml:space="preserve"> և </w:t>
+      </w:r>
+      <w:r>
+        <w:rPr>
+          <w:rFonts w:ascii="Sylfaen" w:eastAsia="Times New Roman" w:hAnsi="Sylfaen" w:cs="Times New Roman"/>
+          <w:sz w:val="24"/>
+          <w:szCs w:val="24"/>
+          <w:lang w:val="hy-AM" w:eastAsia="ru-RU"/>
+        </w:rPr>
+        <w:t>EA</w:t>
+      </w:r>
+      <w:r>
+        <w:rPr>
+          <w:rFonts w:ascii="Sylfaen" w:eastAsia="Times New Roman" w:hAnsi="Sylfaen" w:cs="Times New Roman"/>
+          <w:sz w:val="24"/>
+          <w:szCs w:val="24"/>
+          <w:lang w:val="hy-AM" w:eastAsia="ru-RU"/>
+        </w:rPr>
+        <w:t>D</w:t>
+      </w:r>
+      <w:r>
+        <w:rPr>
+          <w:rFonts w:ascii="Sylfaen" w:eastAsia="Times New Roman" w:hAnsi="Sylfaen" w:cs="Times New Roman"/>
+          <w:sz w:val="24"/>
+          <w:szCs w:val="24"/>
+          <w:lang w:val="hy-AM" w:eastAsia="ru-RU"/>
+        </w:rPr>
+        <w:t xml:space="preserve">։ Այս փուլում իրականացվում է վերջնական ECL (Expected Credit Loss) արժեքի հաշվարկը, որը ներկայացնում է յուրաքանչյուր </w:t>
+      </w:r>
+      <w:r>
+        <w:rPr>
+          <w:rFonts w:ascii="Sylfaen" w:eastAsia="Times New Roman" w:hAnsi="Sylfaen" w:cs="Times New Roman"/>
+          <w:sz w:val="24"/>
+          <w:szCs w:val="24"/>
+          <w:lang w:val="hy-AM" w:eastAsia="ru-RU"/>
+        </w:rPr>
+        <w:t>բանկի տվյալ հաճախորդի</w:t>
+      </w:r>
+      <w:r>
+        <w:rPr>
+          <w:rFonts w:ascii="Sylfaen" w:eastAsia="Times New Roman" w:hAnsi="Sylfaen" w:cs="Times New Roman"/>
+          <w:sz w:val="24"/>
+          <w:szCs w:val="24"/>
+          <w:lang w:val="hy-AM" w:eastAsia="ru-RU"/>
+        </w:rPr>
+        <w:t xml:space="preserve">ց ակնկալվող </w:t>
+      </w:r>
+      <w:r>
+        <w:rPr>
+          <w:rFonts w:ascii="Sylfaen" w:eastAsia="Times New Roman" w:hAnsi="Sylfaen" w:cs="Times New Roman"/>
+          <w:sz w:val="24"/>
+          <w:szCs w:val="24"/>
+          <w:lang w:val="hy-AM" w:eastAsia="ru-RU"/>
+        </w:rPr>
+        <w:t>ֆինանսական կորուստը։ Այս հաշվարկը կատարվում է յուրաքանչյուր դիտարկման համար առանձին՝ ապահովելով անհատական գնահատում։ Ստացված ECL արժեքները պահվում են տվյալների բազայում և օգտագործվում են հետագա վերլուծությունների, հաշվետվությունների և ռիսկերի կառավարման գործընթացներում։</w:t>
       </w:r>
     </w:p>
     <w:p>
@@ -19550,83 +20184,52 @@
           <w:szCs w:val="24"/>
           <w:lang w:val="hy-AM" w:eastAsia="ru-RU"/>
         </w:rPr>
-        <w:t>EAD</w:t>
-      </w:r>
-      <w:r>
-        <w:rPr>
-          <w:rFonts w:ascii="Sylfaen" w:eastAsia="Times New Roman" w:hAnsi="Sylfaen" w:cs="Times New Roman"/>
-          <w:sz w:val="24"/>
-          <w:szCs w:val="24"/>
-          <w:lang w:val="hy-AM" w:eastAsia="ru-RU"/>
-        </w:rPr>
-        <w:t xml:space="preserve"> հաշվարկի ավարտից հետո համակարգը անցնում է վերջնական փուլին, որտեղ համադրվում են արդեն ստացված բոլոր բաղադրիչները՝ PD, </w:t>
-      </w:r>
-      <w:r>
-        <w:rPr>
-          <w:rFonts w:ascii="Sylfaen" w:eastAsia="Times New Roman" w:hAnsi="Sylfaen" w:cs="Times New Roman"/>
-          <w:sz w:val="24"/>
-          <w:szCs w:val="24"/>
-          <w:lang w:val="hy-AM" w:eastAsia="ru-RU"/>
-        </w:rPr>
-        <w:t>LGD</w:t>
-      </w:r>
-      <w:r>
-        <w:rPr>
-          <w:rFonts w:ascii="Sylfaen" w:eastAsia="Times New Roman" w:hAnsi="Sylfaen" w:cs="Times New Roman"/>
-          <w:sz w:val="24"/>
-          <w:szCs w:val="24"/>
-          <w:lang w:val="hy-AM" w:eastAsia="ru-RU"/>
-        </w:rPr>
-        <w:t xml:space="preserve"> և </w:t>
-      </w:r>
-      <w:r>
-        <w:rPr>
-          <w:rFonts w:ascii="Sylfaen" w:eastAsia="Times New Roman" w:hAnsi="Sylfaen" w:cs="Times New Roman"/>
-          <w:sz w:val="24"/>
-          <w:szCs w:val="24"/>
-          <w:lang w:val="hy-AM" w:eastAsia="ru-RU"/>
-        </w:rPr>
-        <w:t>EA</w:t>
-      </w:r>
-      <w:r>
-        <w:rPr>
-          <w:rFonts w:ascii="Sylfaen" w:eastAsia="Times New Roman" w:hAnsi="Sylfaen" w:cs="Times New Roman"/>
-          <w:sz w:val="24"/>
-          <w:szCs w:val="24"/>
-          <w:lang w:val="hy-AM" w:eastAsia="ru-RU"/>
-        </w:rPr>
-        <w:t>D</w:t>
-      </w:r>
-      <w:r>
-        <w:rPr>
-          <w:rFonts w:ascii="Sylfaen" w:eastAsia="Times New Roman" w:hAnsi="Sylfaen" w:cs="Times New Roman"/>
-          <w:sz w:val="24"/>
-          <w:szCs w:val="24"/>
-          <w:lang w:val="hy-AM" w:eastAsia="ru-RU"/>
-        </w:rPr>
-        <w:t>։ Այս փուլում իրականացվում է վերջնական ECL (Expected Credit Loss) արժեքի հաշվարկը, որը ներկայացնում է յուրաքանչյուր հաճախորդի համար սպասվող ֆինանսական կորուստը։ Այս հաշվարկը կատարվում է յուրաքանչյուր դիտարկման համար առանձին՝ ապահովելով անհատական գնահատում։ Ստացված ECL արժեքները պահվում են տվյալների բազայում և օգտագործվում են հետագա վերլուծությունների, հաշվետվությունների և ռիսկերի կառավարման գործընթացներում։</w:t>
-      </w:r>
-    </w:p>
-    <w:p>
-      <w:pPr>
-        <w:spacing w:before="30" w:after="30"/>
-        <w:ind w:firstLine="426"/>
-        <w:jc w:val="both"/>
-        <w:rPr>
-          <w:rFonts w:ascii="Sylfaen" w:eastAsia="Times New Roman" w:hAnsi="Sylfaen" w:cs="Times New Roman"/>
-          <w:sz w:val="24"/>
-          <w:szCs w:val="24"/>
-          <w:lang w:val="hy-AM" w:eastAsia="ru-RU"/>
-        </w:rPr>
-      </w:pPr>
-      <w:r>
-        <w:rPr>
-          <w:rFonts w:ascii="Sylfaen" w:eastAsia="Times New Roman" w:hAnsi="Sylfaen" w:cs="Times New Roman"/>
-          <w:sz w:val="24"/>
-          <w:szCs w:val="24"/>
-          <w:lang w:val="hy-AM" w:eastAsia="ru-RU"/>
-        </w:rPr>
-        <w:t xml:space="preserve">Այս հաշվարկի արդյունքում ստացվում է հավանականություն, որը օգտագործվում է որպես հիմք Expected Credit Loss (ECL) արժեքի հաշվարկման համար։ ECL-ը հաշվարկվում է մի քանի գործակիցների համադրությամբ, որոնցից հիմնականներն են դեֆոլտի հավանականությունը, կորուստը դեֆոլտի դեպքում և ազդեցության չափը։ </w:t>
+        <w:t xml:space="preserve">Բացի հիմնական </w:t>
+      </w:r>
+      <w:r>
+        <w:rPr>
+          <w:rFonts w:ascii="Sylfaen" w:eastAsia="Times New Roman" w:hAnsi="Sylfaen" w:cs="Times New Roman"/>
+          <w:sz w:val="24"/>
+          <w:szCs w:val="24"/>
+          <w:lang w:val="hy-AM" w:eastAsia="ru-RU"/>
+        </w:rPr>
+        <w:t>տ</w:t>
+      </w:r>
+      <w:r>
+        <w:rPr>
+          <w:rFonts w:ascii="Sylfaen" w:eastAsia="Times New Roman" w:hAnsi="Sylfaen" w:cs="Times New Roman"/>
+          <w:sz w:val="24"/>
+          <w:szCs w:val="24"/>
+          <w:lang w:val="hy-AM" w:eastAsia="ru-RU"/>
+        </w:rPr>
+        <w:t>վյալային խողովակաշար</w:t>
+      </w:r>
+      <w:r>
+        <w:rPr>
+          <w:rFonts w:ascii="Sylfaen" w:eastAsia="Times New Roman" w:hAnsi="Sylfaen" w:cs="Times New Roman"/>
+          <w:sz w:val="24"/>
+          <w:szCs w:val="24"/>
+          <w:lang w:val="hy-AM" w:eastAsia="ru-RU"/>
+        </w:rPr>
+        <w:t xml:space="preserve">ից, համակարգում իրականացվում է նաև երկրորդ՝ ավելի պարզեցված </w:t>
+      </w:r>
+      <w:r>
+        <w:rPr>
+          <w:rFonts w:ascii="Sylfaen" w:eastAsia="Times New Roman" w:hAnsi="Sylfaen" w:cs="Times New Roman"/>
+          <w:sz w:val="24"/>
+          <w:szCs w:val="24"/>
+          <w:lang w:val="hy-AM" w:eastAsia="ru-RU"/>
+        </w:rPr>
+        <w:t>տվյալային խողովակաշար</w:t>
+      </w:r>
+      <w:r>
+        <w:rPr>
+          <w:rFonts w:ascii="Sylfaen" w:eastAsia="Times New Roman" w:hAnsi="Sylfaen" w:cs="Times New Roman"/>
+          <w:sz w:val="24"/>
+          <w:szCs w:val="24"/>
+          <w:lang w:val="hy-AM" w:eastAsia="ru-RU"/>
+        </w:rPr>
+        <w:t xml:space="preserve">, որը նախատեսված է հաճախորդների ռիսկի գնահատման համար։ Այս դեպքում մուտքային տվյալները ներկայացնում են հաճախորդների բնութագրերը, որոնք պահվում են տվյալների բազայում։ Գործընթացի սկզբում բազայից կարդացվում են արդեն ուսուցված մոդելի </w:t>
       </w:r>
       <w:r>
         <w:rPr>
@@ -19636,74 +20239,25 @@
           <w:lang w:val="hy-AM" w:eastAsia="ru-RU"/>
         </w:rPr>
         <w:lastRenderedPageBreak/>
-        <w:t>Յուրաքանչյուր հաճախորդի համար հաշվարկվում է այս գործակիցների համակցված արժեքը, որը ներկայացնում</w:t>
-      </w:r>
-      <w:r>
-        <w:rPr>
-          <w:rFonts w:ascii="Sylfaen" w:eastAsia="Times New Roman" w:hAnsi="Sylfaen" w:cs="Times New Roman"/>
-          <w:sz w:val="24"/>
-          <w:szCs w:val="24"/>
-          <w:lang w:val="hy-AM" w:eastAsia="ru-RU"/>
-        </w:rPr>
-        <w:t xml:space="preserve"> է սպասվող ֆինանսական կորուստը։</w:t>
-      </w:r>
-    </w:p>
-    <w:p>
-      <w:pPr>
-        <w:spacing w:before="30" w:after="30"/>
-        <w:ind w:firstLine="426"/>
-        <w:jc w:val="both"/>
-        <w:rPr>
-          <w:rFonts w:ascii="Sylfaen" w:eastAsia="Times New Roman" w:hAnsi="Sylfaen" w:cs="Times New Roman"/>
-          <w:sz w:val="24"/>
-          <w:szCs w:val="24"/>
-          <w:lang w:val="hy-AM" w:eastAsia="ru-RU"/>
-        </w:rPr>
-      </w:pPr>
-      <w:r>
-        <w:rPr>
-          <w:rFonts w:ascii="Sylfaen" w:eastAsia="Times New Roman" w:hAnsi="Sylfaen" w:cs="Times New Roman"/>
-          <w:sz w:val="24"/>
-          <w:szCs w:val="24"/>
-          <w:lang w:val="hy-AM" w:eastAsia="ru-RU"/>
-        </w:rPr>
-        <w:t xml:space="preserve">Բացի հիմնական </w:t>
-      </w:r>
-      <w:r>
-        <w:rPr>
-          <w:rFonts w:ascii="Sylfaen" w:eastAsia="Times New Roman" w:hAnsi="Sylfaen" w:cs="Times New Roman"/>
-          <w:sz w:val="24"/>
-          <w:szCs w:val="24"/>
-          <w:lang w:val="hy-AM" w:eastAsia="ru-RU"/>
-        </w:rPr>
-        <w:t>տ</w:t>
-      </w:r>
-      <w:r>
-        <w:rPr>
-          <w:rFonts w:ascii="Sylfaen" w:eastAsia="Times New Roman" w:hAnsi="Sylfaen" w:cs="Times New Roman"/>
-          <w:sz w:val="24"/>
-          <w:szCs w:val="24"/>
-          <w:lang w:val="hy-AM" w:eastAsia="ru-RU"/>
-        </w:rPr>
-        <w:t>վյալային խողովակաշար</w:t>
-      </w:r>
-      <w:r>
-        <w:rPr>
-          <w:rFonts w:ascii="Sylfaen" w:eastAsia="Times New Roman" w:hAnsi="Sylfaen" w:cs="Times New Roman"/>
-          <w:sz w:val="24"/>
-          <w:szCs w:val="24"/>
-          <w:lang w:val="hy-AM" w:eastAsia="ru-RU"/>
-        </w:rPr>
-        <w:t xml:space="preserve">ից, համակարգում իրականացվում է նաև երկրորդ՝ ավելի պարզեցված գործընթաց, որը նախատեսված է հաճախորդների ռիսկի գնահատման համար։ Այս դեպքում մուտքային տվյալները ներկայացնում են հաճախորդների բնութագրերը, որոնք պահվում են տվյալների բազայում։ Գործընթացի սկզբում բազայից կարդացվում են արդեն ուսուցված մոդելի պարամետրերը, այնուհետև այդ մոդելը կիրառվում է </w:t>
-      </w:r>
-      <w:r>
-        <w:rPr>
-          <w:rFonts w:ascii="Sylfaen" w:eastAsia="Times New Roman" w:hAnsi="Sylfaen" w:cs="Times New Roman"/>
-          <w:sz w:val="24"/>
-          <w:szCs w:val="24"/>
-          <w:lang w:val="hy-AM" w:eastAsia="ru-RU"/>
-        </w:rPr>
-        <w:t>նոր հաճախորդների տվյալների վրա</w:t>
+        <w:t xml:space="preserve">պարամետրերը, այնուհետև այդ մոդելը կիրառվում է </w:t>
+      </w:r>
+      <w:r>
+        <w:rPr>
+          <w:rFonts w:ascii="Sylfaen" w:eastAsia="Times New Roman" w:hAnsi="Sylfaen" w:cs="Times New Roman"/>
+          <w:sz w:val="24"/>
+          <w:szCs w:val="24"/>
+          <w:lang w:val="hy-AM" w:eastAsia="ru-RU"/>
+        </w:rPr>
+        <w:t xml:space="preserve">նոր հաճախորդների տվյալների </w:t>
+      </w:r>
+      <w:r>
+        <w:rPr>
+          <w:rFonts w:ascii="Sylfaen" w:eastAsia="Times New Roman" w:hAnsi="Sylfaen" w:cs="Times New Roman"/>
+          <w:sz w:val="24"/>
+          <w:szCs w:val="24"/>
+          <w:lang w:val="hy-AM" w:eastAsia="ru-RU"/>
+        </w:rPr>
+        <w:t>վերլուծության համար</w:t>
       </w:r>
       <w:r>
         <w:rPr>
@@ -20362,7 +20916,29 @@
           <w:szCs w:val="24"/>
           <w:lang w:val="en-US" w:eastAsia="ru-RU"/>
         </w:rPr>
-        <w:t>An Introduction to Statistical Learning (2nd ed.)</w:t>
+        <w:t xml:space="preserve">An Introduction to Statistical Learning (2nd </w:t>
+      </w:r>
+      <w:proofErr w:type="gramStart"/>
+      <w:r>
+        <w:rPr>
+          <w:rFonts w:ascii="Sylfaen" w:eastAsia="Times New Roman" w:hAnsi="Sylfaen" w:cs="Times New Roman"/>
+          <w:iCs/>
+          <w:sz w:val="24"/>
+          <w:szCs w:val="24"/>
+          <w:lang w:val="en-US" w:eastAsia="ru-RU"/>
+        </w:rPr>
+        <w:t>ed</w:t>
+      </w:r>
+      <w:proofErr w:type="gramEnd"/>
+      <w:r>
+        <w:rPr>
+          <w:rFonts w:ascii="Sylfaen" w:eastAsia="Times New Roman" w:hAnsi="Sylfaen" w:cs="Times New Roman"/>
+          <w:iCs/>
+          <w:sz w:val="24"/>
+          <w:szCs w:val="24"/>
+          <w:lang w:val="en-US" w:eastAsia="ru-RU"/>
+        </w:rPr>
+        <w:t>.)</w:t>
       </w:r>
       <w:r>
         <w:rPr>
@@ -20625,23 +21201,7 @@
             <w:rFonts w:ascii="Sylfaen" w:hAnsi="Sylfaen"/>
             <w:lang w:val="en-US"/>
           </w:rPr>
-          <w:t>https://learn.microsoft.com/en-us/azure</w:t>
-        </w:r>
-        <w:r>
-          <w:rPr>
-            <w:rStyle w:val="Hyperlink"/>
-            <w:rFonts w:ascii="Sylfaen" w:hAnsi="Sylfaen"/>
-            <w:lang w:val="en-US"/>
-          </w:rPr>
-          <w:t>/</w:t>
-        </w:r>
-        <w:r>
-          <w:rPr>
-            <w:rStyle w:val="Hyperlink"/>
-            <w:rFonts w:ascii="Sylfaen" w:hAnsi="Sylfaen"/>
-            <w:lang w:val="en-US"/>
-          </w:rPr>
-          <w:t>databricks/</w:t>
+          <w:t>https://learn.microsoft.com/en-us/azure/databricks/</w:t>
         </w:r>
       </w:hyperlink>
     </w:p>
@@ -20666,23 +21226,7 @@
             <w:rFonts w:ascii="Sylfaen" w:hAnsi="Sylfaen"/>
             <w:lang w:val="en-US"/>
           </w:rPr>
-          <w:t>https://learn.microsoft.com/en-us/azure</w:t>
-        </w:r>
-        <w:r>
-          <w:rPr>
-            <w:rStyle w:val="Hyperlink"/>
-            <w:rFonts w:ascii="Sylfaen" w:hAnsi="Sylfaen"/>
-            <w:lang w:val="en-US"/>
-          </w:rPr>
-          <w:t>/</w:t>
-        </w:r>
-        <w:r>
-          <w:rPr>
-            <w:rStyle w:val="Hyperlink"/>
-            <w:rFonts w:ascii="Sylfaen" w:hAnsi="Sylfaen"/>
-            <w:lang w:val="en-US"/>
-          </w:rPr>
-          <w:t>data-factory/</w:t>
+          <w:t>https://learn.microsoft.com/en-us/azure/data-factory/</w:t>
         </w:r>
       </w:hyperlink>
     </w:p>
@@ -20707,23 +21251,7 @@
             <w:rFonts w:ascii="Sylfaen" w:hAnsi="Sylfaen"/>
             <w:lang w:val="en-US"/>
           </w:rPr>
-          <w:t>https://learn.microsoft.co</w:t>
-        </w:r>
-        <w:r>
-          <w:rPr>
-            <w:rStyle w:val="Hyperlink"/>
-            <w:rFonts w:ascii="Sylfaen" w:hAnsi="Sylfaen"/>
-            <w:lang w:val="en-US"/>
-          </w:rPr>
-          <w:t>m</w:t>
-        </w:r>
-        <w:r>
-          <w:rPr>
-            <w:rStyle w:val="Hyperlink"/>
-            <w:rFonts w:ascii="Sylfaen" w:hAnsi="Sylfaen"/>
-            <w:lang w:val="en-US"/>
-          </w:rPr>
-          <w:t>/en-us/azure/synapse-analytics/</w:t>
+          <w:t>https://learn.microsoft.com/en-us/azure/synapse-analytics/</w:t>
         </w:r>
       </w:hyperlink>
     </w:p>
@@ -20748,23 +21276,7 @@
             <w:rFonts w:ascii="Sylfaen" w:hAnsi="Sylfaen"/>
             <w:lang w:val="en-US"/>
           </w:rPr>
-          <w:t>https://learn.microsoft.com/en-us/train</w:t>
-        </w:r>
-        <w:r>
-          <w:rPr>
-            <w:rStyle w:val="Hyperlink"/>
-            <w:rFonts w:ascii="Sylfaen" w:hAnsi="Sylfaen"/>
-            <w:lang w:val="en-US"/>
-          </w:rPr>
-          <w:t>i</w:t>
-        </w:r>
-        <w:r>
-          <w:rPr>
-            <w:rStyle w:val="Hyperlink"/>
-            <w:rFonts w:ascii="Sylfaen" w:hAnsi="Sylfaen"/>
-            <w:lang w:val="en-US"/>
-          </w:rPr>
-          <w:t>ng/modules/introduction-azure-synapse-analytics/</w:t>
+          <w:t>https://learn.microsoft.com/en-us/training/modules/introduction-azure-synapse-analytics/</w:t>
         </w:r>
       </w:hyperlink>
     </w:p>
@@ -20789,23 +21301,7 @@
             <w:rFonts w:ascii="Sylfaen" w:hAnsi="Sylfaen"/>
             <w:lang w:val="en-US"/>
           </w:rPr>
-          <w:t>https://www.databricks.com/learn/traini</w:t>
-        </w:r>
-        <w:r>
-          <w:rPr>
-            <w:rStyle w:val="Hyperlink"/>
-            <w:rFonts w:ascii="Sylfaen" w:hAnsi="Sylfaen"/>
-            <w:lang w:val="en-US"/>
-          </w:rPr>
-          <w:t>n</w:t>
-        </w:r>
-        <w:r>
-          <w:rPr>
-            <w:rStyle w:val="Hyperlink"/>
-            <w:rFonts w:ascii="Sylfaen" w:hAnsi="Sylfaen"/>
-            <w:lang w:val="en-US"/>
-          </w:rPr>
-          <w:t>g</w:t>
+          <w:t>https://www.databricks.com/learn/training</w:t>
         </w:r>
       </w:hyperlink>
     </w:p>
@@ -20880,7 +21376,7 @@
           <w:rPr>
             <w:noProof/>
           </w:rPr>
-          <w:t>44</w:t>
+          <w:t>21</w:t>
         </w:r>
         <w:r>
           <w:rPr>
@@ -25545,7 +26041,7 @@
 </file>
 
 <file path=customXml/itemProps1.xml><?xml version="1.0" encoding="utf-8"?>
-<ds:datastoreItem xmlns:ds="http://schemas.openxmlformats.org/officeDocument/2006/customXml" ds:itemID="{D1DBD68D-0C8F-483D-B060-C997C6669347}">
+<ds:datastoreItem xmlns:ds="http://schemas.openxmlformats.org/officeDocument/2006/customXml" ds:itemID="{BAA67AF4-CA66-4E66-BB36-8061C9557D47}">
   <ds:schemaRefs>
     <ds:schemaRef ds:uri="http://schemas.openxmlformats.org/officeDocument/2006/bibliography"/>
   </ds:schemaRefs>

--- a/Diplomayin_Hayk.docx
+++ b/Diplomayin_Hayk.docx
@@ -3058,8 +3058,6 @@
         </w:rPr>
         <w:t>Նկար 5.1</w:t>
       </w:r>
-      <w:bookmarkStart w:id="0" w:name="_GoBack"/>
-      <w:bookmarkEnd w:id="0"/>
     </w:p>
     <w:p>
       <w:pPr>
@@ -6226,8 +6224,190 @@
           <w:szCs w:val="24"/>
           <w:lang w:val="hy-AM" w:eastAsia="ru-RU"/>
         </w:rPr>
-        <w:t>ի ներքին, այնպես էլ արտաքին կամ տեղային տվյալների աղբյուրների հետ, ապահովելով ճկուն ինտեգրում։</w:t>
-      </w:r>
+        <w:t>ի ներքին, այնպես էլ արտաքին կամ տեղային տվյալների աղբյուրների հետ, ապահովելով ճկուն ինտեգրում</w:t>
+      </w:r>
+      <w:r>
+        <w:rPr>
+          <w:rFonts w:ascii="Sylfaen" w:eastAsia="Times New Roman" w:hAnsi="Sylfaen" w:cs="Times New Roman"/>
+          <w:bCs/>
+          <w:sz w:val="24"/>
+          <w:szCs w:val="24"/>
+          <w:lang w:val="hy-AM" w:eastAsia="ru-RU"/>
+        </w:rPr>
+        <w:t xml:space="preserve"> </w:t>
+      </w:r>
+      <w:r>
+        <w:rPr>
+          <w:rFonts w:ascii="Sylfaen" w:eastAsia="Times New Roman" w:hAnsi="Sylfaen" w:cs="Times New Roman"/>
+          <w:bCs/>
+          <w:sz w:val="24"/>
+          <w:szCs w:val="24"/>
+          <w:lang w:val="hy-AM" w:eastAsia="ru-RU"/>
+        </w:rPr>
+        <w:t>(</w:t>
+      </w:r>
+      <w:r>
+        <w:rPr>
+          <w:rFonts w:ascii="Sylfaen" w:eastAsia="Times New Roman" w:hAnsi="Sylfaen" w:cs="Times New Roman"/>
+          <w:bCs/>
+          <w:sz w:val="24"/>
+          <w:szCs w:val="24"/>
+          <w:lang w:val="hy-AM" w:eastAsia="ru-RU"/>
+        </w:rPr>
+        <w:t>Նկար 3.1</w:t>
+      </w:r>
+      <w:r>
+        <w:rPr>
+          <w:rFonts w:ascii="Sylfaen" w:eastAsia="Times New Roman" w:hAnsi="Sylfaen" w:cs="Times New Roman"/>
+          <w:bCs/>
+          <w:sz w:val="24"/>
+          <w:szCs w:val="24"/>
+          <w:lang w:val="hy-AM" w:eastAsia="ru-RU"/>
+        </w:rPr>
+        <w:t>)</w:t>
+      </w:r>
+      <w:r>
+        <w:rPr>
+          <w:rFonts w:ascii="Sylfaen" w:eastAsia="Times New Roman" w:hAnsi="Sylfaen" w:cs="Times New Roman"/>
+          <w:bCs/>
+          <w:sz w:val="24"/>
+          <w:szCs w:val="24"/>
+          <w:lang w:val="hy-AM" w:eastAsia="ru-RU"/>
+        </w:rPr>
+        <w:t>։</w:t>
+      </w:r>
+    </w:p>
+    <w:p>
+      <w:pPr>
+        <w:spacing w:before="30" w:after="30" w:line="36" w:lineRule="atLeast"/>
+        <w:jc w:val="both"/>
+        <w:rPr>
+          <w:rFonts w:ascii="Sylfaen" w:eastAsia="Times New Roman" w:hAnsi="Sylfaen" w:cs="Times New Roman"/>
+          <w:bCs/>
+          <w:sz w:val="24"/>
+          <w:szCs w:val="24"/>
+          <w:lang w:val="hy-AM" w:eastAsia="ru-RU"/>
+        </w:rPr>
+      </w:pPr>
+    </w:p>
+    <w:p>
+      <w:pPr>
+        <w:spacing w:before="30" w:after="30" w:line="36" w:lineRule="atLeast"/>
+        <w:jc w:val="both"/>
+        <w:rPr>
+          <w:rFonts w:ascii="Sylfaen" w:eastAsia="Times New Roman" w:hAnsi="Sylfaen" w:cs="Times New Roman"/>
+          <w:bCs/>
+          <w:sz w:val="24"/>
+          <w:szCs w:val="24"/>
+          <w:lang w:val="hy-AM" w:eastAsia="ru-RU"/>
+        </w:rPr>
+      </w:pPr>
+      <w:r>
+        <w:rPr>
+          <w:rFonts w:ascii="Sylfaen" w:eastAsia="Times New Roman" w:hAnsi="Sylfaen" w:cs="Times New Roman"/>
+          <w:bCs/>
+          <w:noProof/>
+          <w:sz w:val="24"/>
+          <w:szCs w:val="24"/>
+          <w:lang w:eastAsia="ru-RU"/>
+        </w:rPr>
+        <w:drawing>
+          <wp:inline distT="0" distB="0" distL="0" distR="0" wp14:anchorId="56777DBA" wp14:editId="411F2B67">
+            <wp:extent cx="6120130" cy="4391025"/>
+            <wp:effectExtent l="0" t="0" r="0" b="9525"/>
+            <wp:docPr id="5" name="Picture 5" descr="C:\Users\user\Downloads\adf-modified (1).png"/>
+            <wp:cNvGraphicFramePr>
+              <a:graphicFrameLocks xmlns:a="http://schemas.openxmlformats.org/drawingml/2006/main" noChangeAspect="1"/>
+            </wp:cNvGraphicFramePr>
+            <a:graphic xmlns:a="http://schemas.openxmlformats.org/drawingml/2006/main">
+              <a:graphicData uri="http://schemas.openxmlformats.org/drawingml/2006/picture">
+                <pic:pic xmlns:pic="http://schemas.openxmlformats.org/drawingml/2006/picture">
+                  <pic:nvPicPr>
+                    <pic:cNvPr id="0" name="Picture 2" descr="C:\Users\user\Downloads\adf-modified (1).png"/>
+                    <pic:cNvPicPr>
+                      <a:picLocks noChangeAspect="1" noChangeArrowheads="1"/>
+                    </pic:cNvPicPr>
+                  </pic:nvPicPr>
+                  <pic:blipFill>
+                    <a:blip r:embed="rId9">
+                      <a:extLst>
+                        <a:ext uri="{28A0092B-C50C-407E-A947-70E740481C1C}">
+                          <a14:useLocalDpi xmlns:a14="http://schemas.microsoft.com/office/drawing/2010/main" val="0"/>
+                        </a:ext>
+                      </a:extLst>
+                    </a:blip>
+                    <a:srcRect/>
+                    <a:stretch>
+                      <a:fillRect/>
+                    </a:stretch>
+                  </pic:blipFill>
+                  <pic:spPr bwMode="auto">
+                    <a:xfrm>
+                      <a:off x="0" y="0"/>
+                      <a:ext cx="6120130" cy="4391025"/>
+                    </a:xfrm>
+                    <a:prstGeom prst="rect">
+                      <a:avLst/>
+                    </a:prstGeom>
+                    <a:noFill/>
+                    <a:ln>
+                      <a:noFill/>
+                    </a:ln>
+                  </pic:spPr>
+                </pic:pic>
+              </a:graphicData>
+            </a:graphic>
+          </wp:inline>
+        </w:drawing>
+      </w:r>
+    </w:p>
+    <w:p>
+      <w:pPr>
+        <w:spacing w:before="30" w:after="30" w:line="36" w:lineRule="atLeast"/>
+        <w:jc w:val="center"/>
+        <w:rPr>
+          <w:rFonts w:ascii="Sylfaen" w:eastAsia="Times New Roman" w:hAnsi="Sylfaen" w:cs="Times New Roman"/>
+          <w:bCs/>
+          <w:sz w:val="24"/>
+          <w:szCs w:val="24"/>
+          <w:lang w:val="hy-AM" w:eastAsia="ru-RU"/>
+        </w:rPr>
+      </w:pPr>
+      <w:r>
+        <w:rPr>
+          <w:rFonts w:ascii="Sylfaen" w:eastAsia="Times New Roman" w:hAnsi="Sylfaen" w:cs="Times New Roman"/>
+          <w:bCs/>
+          <w:sz w:val="24"/>
+          <w:szCs w:val="24"/>
+          <w:lang w:val="hy-AM" w:eastAsia="ru-RU"/>
+        </w:rPr>
+        <w:t>Նկար 3.1</w:t>
+      </w:r>
+      <w:bookmarkStart w:id="0" w:name="_GoBack"/>
+      <w:bookmarkEnd w:id="0"/>
+      <w:r>
+        <w:rPr>
+          <w:rFonts w:ascii="Sylfaen" w:eastAsia="Times New Roman" w:hAnsi="Sylfaen" w:cs="Times New Roman"/>
+          <w:bCs/>
+          <w:sz w:val="24"/>
+          <w:szCs w:val="24"/>
+          <w:lang w:val="hy-AM" w:eastAsia="ru-RU"/>
+        </w:rPr>
+        <w:br w:type="page"/>
+      </w:r>
+    </w:p>
+    <w:p>
+      <w:pPr>
+        <w:spacing w:before="30" w:after="30" w:line="36" w:lineRule="atLeast"/>
+        <w:jc w:val="center"/>
+        <w:rPr>
+          <w:rFonts w:ascii="Sylfaen" w:eastAsia="Times New Roman" w:hAnsi="Sylfaen" w:cs="Times New Roman"/>
+          <w:bCs/>
+          <w:sz w:val="24"/>
+          <w:szCs w:val="24"/>
+          <w:lang w:val="hy-AM" w:eastAsia="ru-RU"/>
+        </w:rPr>
+      </w:pPr>
     </w:p>
     <w:p>
       <w:pPr>
@@ -6390,7 +6570,17 @@
           <w:szCs w:val="24"/>
           <w:lang w:val="hy-AM" w:eastAsia="ru-RU"/>
         </w:rPr>
-        <w:t xml:space="preserve"> և լինել մասշտաբավորվող ու վերահսկվող։</w:t>
+        <w:t xml:space="preserve"> և լինել մասշտաբավորվող ու վերահսկվող</w:t>
+      </w:r>
+      <w:r>
+        <w:rPr>
+          <w:rFonts w:ascii="Sylfaen" w:eastAsia="Times New Roman" w:hAnsi="Sylfaen" w:cs="Times New Roman"/>
+          <w:bCs/>
+          <w:sz w:val="24"/>
+          <w:szCs w:val="24"/>
+          <w:lang w:val="hy-AM" w:eastAsia="ru-RU"/>
+        </w:rPr>
+        <w:t>:</w:t>
       </w:r>
     </w:p>
     <w:p>
@@ -6916,7 +7106,6 @@
           <w:szCs w:val="24"/>
           <w:lang w:val="hy-AM" w:eastAsia="ru-RU"/>
         </w:rPr>
-        <w:lastRenderedPageBreak/>
         <w:t>Integration Runtime</w:t>
       </w:r>
       <w:r>
@@ -10007,7 +10196,7 @@
                     </pic:cNvPicPr>
                   </pic:nvPicPr>
                   <pic:blipFill>
-                    <a:blip r:embed="rId9">
+                    <a:blip r:embed="rId10">
                       <a:extLst>
                         <a:ext uri="{28A0092B-C50C-407E-A947-70E740481C1C}">
                           <a14:useLocalDpi xmlns:a14="http://schemas.microsoft.com/office/drawing/2010/main" val="0"/>
@@ -10639,7 +10828,7 @@
                     <pic:cNvPicPr/>
                   </pic:nvPicPr>
                   <pic:blipFill>
-                    <a:blip r:embed="rId10"/>
+                    <a:blip r:embed="rId11"/>
                     <a:stretch>
                       <a:fillRect/>
                     </a:stretch>
@@ -10772,7 +10961,7 @@
                     <pic:cNvPicPr/>
                   </pic:nvPicPr>
                   <pic:blipFill>
-                    <a:blip r:embed="rId11"/>
+                    <a:blip r:embed="rId12"/>
                     <a:stretch>
                       <a:fillRect/>
                     </a:stretch>
@@ -10811,16 +11000,7 @@
           <w:szCs w:val="24"/>
           <w:lang w:val="hy-AM"/>
         </w:rPr>
-        <w:t>Գծագիր</w:t>
-      </w:r>
-      <w:r>
-        <w:rPr>
-          <w:rFonts w:ascii="Sylfaen" w:hAnsi="Sylfaen"/>
-          <w:sz w:val="24"/>
-          <w:szCs w:val="24"/>
-          <w:lang w:val="hy-AM"/>
-        </w:rPr>
-        <w:t xml:space="preserve"> 3</w:t>
+        <w:t>Գծագիր 3</w:t>
       </w:r>
       <w:r>
         <w:rPr>
@@ -18811,7 +18991,7 @@
                     </pic:cNvPicPr>
                   </pic:nvPicPr>
                   <pic:blipFill>
-                    <a:blip r:embed="rId12">
+                    <a:blip r:embed="rId13">
                       <a:extLst>
                         <a:ext uri="{28A0092B-C50C-407E-A947-70E740481C1C}">
                           <a14:useLocalDpi xmlns:a14="http://schemas.microsoft.com/office/drawing/2010/main" val="0"/>
@@ -19369,7 +19549,7 @@
                     <pic:cNvPicPr/>
                   </pic:nvPicPr>
                   <pic:blipFill>
-                    <a:blip r:embed="rId13"/>
+                    <a:blip r:embed="rId14"/>
                     <a:stretch>
                       <a:fillRect/>
                     </a:stretch>
@@ -20144,16 +20324,7 @@
           <w:szCs w:val="24"/>
           <w:lang w:val="hy-AM" w:eastAsia="ru-RU"/>
         </w:rPr>
-        <w:t>բանկի տվյալ հաճախորդի</w:t>
-      </w:r>
-      <w:r>
-        <w:rPr>
-          <w:rFonts w:ascii="Sylfaen" w:eastAsia="Times New Roman" w:hAnsi="Sylfaen" w:cs="Times New Roman"/>
-          <w:sz w:val="24"/>
-          <w:szCs w:val="24"/>
-          <w:lang w:val="hy-AM" w:eastAsia="ru-RU"/>
-        </w:rPr>
-        <w:t xml:space="preserve">ց ակնկալվող </w:t>
+        <w:t xml:space="preserve">բանկի տվյալ հաճախորդից ակնկալվող </w:t>
       </w:r>
       <w:r>
         <w:rPr>
@@ -20341,7 +20512,7 @@
                     <pic:cNvPicPr/>
                   </pic:nvPicPr>
                   <pic:blipFill>
-                    <a:blip r:embed="rId14"/>
+                    <a:blip r:embed="rId15"/>
                     <a:stretch>
                       <a:fillRect/>
                     </a:stretch>
@@ -21194,7 +21365,7 @@
           <w:lang w:val="en-US"/>
         </w:rPr>
       </w:pPr>
-      <w:hyperlink r:id="rId15" w:tgtFrame="_new" w:history="1">
+      <w:hyperlink r:id="rId16" w:tgtFrame="_new" w:history="1">
         <w:r>
           <w:rPr>
             <w:rStyle w:val="Hyperlink"/>
@@ -21219,7 +21390,7 @@
           <w:lang w:val="en-US"/>
         </w:rPr>
       </w:pPr>
-      <w:hyperlink r:id="rId16" w:tgtFrame="_new" w:history="1">
+      <w:hyperlink r:id="rId17" w:tgtFrame="_new" w:history="1">
         <w:r>
           <w:rPr>
             <w:rStyle w:val="Hyperlink"/>
@@ -21244,7 +21415,7 @@
           <w:lang w:val="en-US"/>
         </w:rPr>
       </w:pPr>
-      <w:hyperlink r:id="rId17" w:tgtFrame="_new" w:history="1">
+      <w:hyperlink r:id="rId18" w:tgtFrame="_new" w:history="1">
         <w:r>
           <w:rPr>
             <w:rStyle w:val="Hyperlink"/>
@@ -21269,7 +21440,7 @@
           <w:lang w:val="en-US"/>
         </w:rPr>
       </w:pPr>
-      <w:hyperlink r:id="rId18" w:tgtFrame="_new" w:history="1">
+      <w:hyperlink r:id="rId19" w:tgtFrame="_new" w:history="1">
         <w:r>
           <w:rPr>
             <w:rStyle w:val="Hyperlink"/>
@@ -21294,7 +21465,7 @@
           <w:lang w:val="en-US"/>
         </w:rPr>
       </w:pPr>
-      <w:hyperlink r:id="rId19" w:tgtFrame="_new" w:history="1">
+      <w:hyperlink r:id="rId20" w:tgtFrame="_new" w:history="1">
         <w:r>
           <w:rPr>
             <w:rStyle w:val="Hyperlink"/>
@@ -21306,7 +21477,7 @@
       </w:hyperlink>
     </w:p>
     <w:sectPr>
-      <w:footerReference w:type="default" r:id="rId20"/>
+      <w:footerReference w:type="default" r:id="rId21"/>
       <w:pgSz w:w="11906" w:h="16838"/>
       <w:pgMar w:top="1134" w:right="567" w:bottom="1418" w:left="1701" w:header="709" w:footer="709" w:gutter="0"/>
       <w:cols w:space="708"/>
@@ -26041,7 +26212,7 @@
 </file>
 
 <file path=customXml/itemProps1.xml><?xml version="1.0" encoding="utf-8"?>
-<ds:datastoreItem xmlns:ds="http://schemas.openxmlformats.org/officeDocument/2006/customXml" ds:itemID="{BAA67AF4-CA66-4E66-BB36-8061C9557D47}">
+<ds:datastoreItem xmlns:ds="http://schemas.openxmlformats.org/officeDocument/2006/customXml" ds:itemID="{DEC7F9ED-D80B-4C88-B9A3-057F1AC7B50B}">
   <ds:schemaRefs>
     <ds:schemaRef ds:uri="http://schemas.openxmlformats.org/officeDocument/2006/bibliography"/>
   </ds:schemaRefs>
